--- a/lessons/7-7/downloads/7-7-notes.docx
+++ b/lessons/7-7/downloads/7-7-notes.docx
@@ -311,6 +311,610 @@
         <w:rPr>
           <w:b/>
           <w:bCs/>
+          <w:color w:val="1FA6A2"/>
+          <w:sz w:val="26"/>
+          <w:szCs w:val="26"/>
+        </w:rPr>
+        <w:t xml:space="preserve">Turn &amp; Talk — Discussion Points  (Level 1 support · Level 2)</w:t>
+      </w:r>
+    </w:p>
+    <w:p>
+      <w:pPr>
+        <w:spacing w:after="60"/>
+      </w:pPr>
+      <w:r>
+        <w:rPr>
+          <w:i/>
+          <w:iCs/>
+          <w:color w:val="5F6F80"/>
+          <w:sz w:val="19"/>
+          <w:szCs w:val="19"/>
+        </w:rPr>
+        <w:t xml:space="preserve">Talk with a partner. Use the Level 1 stems if you need help getting started; try the Level 2 question when you are ready for more.</w:t>
+      </w:r>
+    </w:p>
+    <w:p>
+      <w:pPr>
+        <w:spacing w:after="60"/>
+      </w:pPr>
+      <w:r>
+        <w:rPr>
+          <w:b/>
+          <w:bCs/>
+          <w:color w:val="12355B"/>
+          <w:sz w:val="21"/>
+          <w:szCs w:val="21"/>
+        </w:rPr>
+        <w:t xml:space="preserve">1. [Launch] </w:t>
+      </w:r>
+      <w:r>
+        <w:rPr>
+          <w:b/>
+          <w:bCs/>
+          <w:sz w:val="21"/>
+          <w:szCs w:val="21"/>
+        </w:rPr>
+        <w:t xml:space="preserve">Before solving a word problem, how do you decide whether to model it with an equation or an inequality?</w:t>
+      </w:r>
+    </w:p>
+    <w:p>
+      <w:pPr>
+        <w:spacing w:after="60"/>
+      </w:pPr>
+      <w:r>
+        <w:rPr>
+          <w:b/>
+          <w:bCs/>
+          <w:color w:val="1FA6A2"/>
+          <w:sz w:val="20"/>
+          <w:szCs w:val="20"/>
+        </w:rPr>
+        <w:t xml:space="preserve">Level 1 — Start here: </w:t>
+      </w:r>
+      <w:r>
+        <w:rPr>
+          <w:sz w:val="20"/>
+          <w:szCs w:val="20"/>
+        </w:rPr>
+        <w:t xml:space="preserve">An exact total points to an equation; a limit or range points to an inequality.</w:t>
+      </w:r>
+    </w:p>
+    <w:p>
+      <w:pPr>
+        <w:spacing w:after="60"/>
+      </w:pPr>
+      <w:r>
+        <w:rPr>
+          <w:sz w:val="21"/>
+          <w:szCs w:val="21"/>
+        </w:rPr>
+        <w:t xml:space="preserve">I would model this with a(n) ___ because the problem says ___.</w:t>
+      </w:r>
+      <w:r>
+        <w:rPr>
+          <w:i/>
+          <w:iCs/>
+          <w:color w:val="5F6F80"/>
+          <w:sz w:val="19"/>
+          <w:szCs w:val="19"/>
+        </w:rPr>
+        <w:br/>
+        <w:t xml:space="preserve">
+Modelaría esto con un(a) ___ porque el problema dice ___.</w:t>
+      </w:r>
+    </w:p>
+    <w:p>
+      <w:pPr>
+        <w:spacing w:after="60"/>
+      </w:pPr>
+      <w:r>
+        <w:rPr>
+          <w:sz w:val="21"/>
+          <w:szCs w:val="21"/>
+        </w:rPr>
+        <w:t xml:space="preserve">Words like ___ tell me to use ___.</w:t>
+      </w:r>
+      <w:r>
+        <w:rPr>
+          <w:i/>
+          <w:iCs/>
+          <w:color w:val="5F6F80"/>
+          <w:sz w:val="19"/>
+          <w:szCs w:val="19"/>
+        </w:rPr>
+        <w:br/>
+        <w:t xml:space="preserve">
+Palabras como ___ me dicen que use ___.</w:t>
+      </w:r>
+    </w:p>
+    <w:p>
+      <w:pPr>
+        <w:spacing w:after="60"/>
+      </w:pPr>
+      <w:r>
+        <w:rPr>
+          <w:b/>
+          <w:bCs/>
+          <w:color w:val="12355B"/>
+          <w:sz w:val="20"/>
+          <w:szCs w:val="20"/>
+        </w:rPr>
+        <w:t xml:space="preserve">Word bank: </w:t>
+      </w:r>
+      <w:r>
+        <w:rPr>
+          <w:color w:val="1FA6A2"/>
+          <w:sz w:val="20"/>
+          <w:szCs w:val="20"/>
+        </w:rPr>
+        <w:t xml:space="preserve">model, equation, inequality, reasonableness</w:t>
+      </w:r>
+    </w:p>
+    <w:p>
+      <w:pPr>
+        <w:spacing w:after="60"/>
+      </w:pPr>
+      <w:r>
+        <w:rPr>
+          <w:b/>
+          <w:bCs/>
+          <w:color w:val="12355B"/>
+          <w:sz w:val="19"/>
+          <w:szCs w:val="19"/>
+        </w:rPr>
+        <w:t xml:space="preserve">Listen for: </w:t>
+      </w:r>
+      <w:r>
+        <w:rPr>
+          <w:i/>
+          <w:iCs/>
+          <w:color w:val="5F6F80"/>
+          <w:sz w:val="19"/>
+          <w:szCs w:val="19"/>
+        </w:rPr>
+        <w:t xml:space="preserve">Students use signal words ('equals/total' for an equation; 'at least/at most/no more than' for an inequality) to choose the correct model.</w:t>
+      </w:r>
+    </w:p>
+    <w:p>
+      <w:pPr>
+        <w:spacing w:after="60"/>
+      </w:pPr>
+      <w:r>
+        <w:rPr>
+          <w:b/>
+          <w:bCs/>
+          <w:color w:val="9A6B12"/>
+          <w:sz w:val="20"/>
+          <w:szCs w:val="20"/>
+        </w:rPr>
+        <w:t xml:space="preserve">Level 2: </w:t>
+      </w:r>
+      <w:r>
+        <w:rPr>
+          <w:sz w:val="20"/>
+          <w:szCs w:val="20"/>
+        </w:rPr>
+        <w:t xml:space="preserve">How would the same situation change if 'spends exactly $50' became 'spends at most $50'? Justify which model fits each version.</w:t>
+      </w:r>
+    </w:p>
+    <w:p>
+      <w:pPr>
+        <w:spacing w:after="60"/>
+        <w:ind w:left="360"/>
+      </w:pPr>
+      <w:r>
+        <w:rPr>
+          <w:sz w:val="20"/>
+          <w:szCs w:val="20"/>
+        </w:rPr>
+        <w:t xml:space="preserve">• 'Exactly $50' needs a(n) ___, but 'at most $50' needs a(n) ___ because ___.</w:t>
+      </w:r>
+    </w:p>
+    <w:p>
+      <w:pPr>
+        <w:spacing w:after="60"/>
+        <w:ind w:left="360"/>
+      </w:pPr>
+      <w:r>
+        <w:rPr>
+          <w:sz w:val="20"/>
+          <w:szCs w:val="20"/>
+        </w:rPr>
+        <w:t xml:space="preserve">• The model changes because ___.</w:t>
+      </w:r>
+    </w:p>
+    <w:p>
+      <w:pPr>
+        <w:spacing w:after="60"/>
+      </w:pPr>
+      <w:r>
+        <w:rPr>
+          <w:b/>
+          <w:bCs/>
+          <w:color w:val="12355B"/>
+          <w:sz w:val="21"/>
+          <w:szCs w:val="21"/>
+        </w:rPr>
+        <w:t xml:space="preserve">2. [Explore] </w:t>
+      </w:r>
+      <w:r>
+        <w:rPr>
+          <w:b/>
+          <w:bCs/>
+          <w:sz w:val="21"/>
+          <w:szCs w:val="21"/>
+        </w:rPr>
+        <w:t xml:space="preserve">What was your plan to solve this problem, and how did you check that your answer was reasonable?</w:t>
+      </w:r>
+    </w:p>
+    <w:p>
+      <w:pPr>
+        <w:spacing w:after="60"/>
+      </w:pPr>
+      <w:r>
+        <w:rPr>
+          <w:b/>
+          <w:bCs/>
+          <w:color w:val="1FA6A2"/>
+          <w:sz w:val="20"/>
+          <w:szCs w:val="20"/>
+        </w:rPr>
+        <w:t xml:space="preserve">Level 1 — Start here: </w:t>
+      </w:r>
+      <w:r>
+        <w:rPr>
+          <w:sz w:val="20"/>
+          <w:szCs w:val="20"/>
+        </w:rPr>
+        <w:t xml:space="preserve">I model the problem, solve it, then check the answer against the situation.</w:t>
+      </w:r>
+    </w:p>
+    <w:p>
+      <w:pPr>
+        <w:spacing w:after="60"/>
+      </w:pPr>
+      <w:r>
+        <w:rPr>
+          <w:sz w:val="21"/>
+          <w:szCs w:val="21"/>
+        </w:rPr>
+        <w:t xml:space="preserve">My plan was to ___, and I knew to ___ because ___.</w:t>
+      </w:r>
+      <w:r>
+        <w:rPr>
+          <w:i/>
+          <w:iCs/>
+          <w:color w:val="5F6F80"/>
+          <w:sz w:val="19"/>
+          <w:szCs w:val="19"/>
+        </w:rPr>
+        <w:br/>
+        <w:t xml:space="preserve">
+Mi plan fue ___, y supe ___ porque ___.</w:t>
+      </w:r>
+    </w:p>
+    <w:p>
+      <w:pPr>
+        <w:spacing w:after="60"/>
+      </w:pPr>
+      <w:r>
+        <w:rPr>
+          <w:sz w:val="21"/>
+          <w:szCs w:val="21"/>
+        </w:rPr>
+        <w:t xml:space="preserve">My answer is reasonable because ___.</w:t>
+      </w:r>
+      <w:r>
+        <w:rPr>
+          <w:i/>
+          <w:iCs/>
+          <w:color w:val="5F6F80"/>
+          <w:sz w:val="19"/>
+          <w:szCs w:val="19"/>
+        </w:rPr>
+        <w:br/>
+        <w:t xml:space="preserve">
+Mi respuesta es razonable porque ___.</w:t>
+      </w:r>
+    </w:p>
+    <w:p>
+      <w:pPr>
+        <w:spacing w:after="60"/>
+      </w:pPr>
+      <w:r>
+        <w:rPr>
+          <w:b/>
+          <w:bCs/>
+          <w:color w:val="12355B"/>
+          <w:sz w:val="20"/>
+          <w:szCs w:val="20"/>
+        </w:rPr>
+        <w:t xml:space="preserve">Word bank: </w:t>
+      </w:r>
+      <w:r>
+        <w:rPr>
+          <w:color w:val="1FA6A2"/>
+          <w:sz w:val="20"/>
+          <w:szCs w:val="20"/>
+        </w:rPr>
+        <w:t xml:space="preserve">model, equation, inequality, reasonableness</w:t>
+      </w:r>
+    </w:p>
+    <w:p>
+      <w:pPr>
+        <w:spacing w:after="60"/>
+      </w:pPr>
+      <w:r>
+        <w:rPr>
+          <w:b/>
+          <w:bCs/>
+          <w:color w:val="12355B"/>
+          <w:sz w:val="19"/>
+          <w:szCs w:val="19"/>
+        </w:rPr>
+        <w:t xml:space="preserve">Listen for: </w:t>
+      </w:r>
+      <w:r>
+        <w:rPr>
+          <w:i/>
+          <w:iCs/>
+          <w:color w:val="5F6F80"/>
+          <w:sz w:val="19"/>
+          <w:szCs w:val="19"/>
+        </w:rPr>
+        <w:t xml:space="preserve">Students describe modeling the situation, solving with inverse operations, and judging reasonableness by checking the answer fits the real context.</w:t>
+      </w:r>
+    </w:p>
+    <w:p>
+      <w:pPr>
+        <w:spacing w:after="60"/>
+      </w:pPr>
+      <w:r>
+        <w:rPr>
+          <w:b/>
+          <w:bCs/>
+          <w:color w:val="9A6B12"/>
+          <w:sz w:val="20"/>
+          <w:szCs w:val="20"/>
+        </w:rPr>
+        <w:t xml:space="preserve">Level 2: </w:t>
+      </w:r>
+      <w:r>
+        <w:rPr>
+          <w:sz w:val="20"/>
+          <w:szCs w:val="20"/>
+        </w:rPr>
+        <w:t xml:space="preserve">Suppose your solution is a negative number or a fraction that doesn't fit the situation. What should you do, and why does reasonableness matter?</w:t>
+      </w:r>
+    </w:p>
+    <w:p>
+      <w:pPr>
+        <w:spacing w:after="60"/>
+        <w:ind w:left="360"/>
+      </w:pPr>
+      <w:r>
+        <w:rPr>
+          <w:sz w:val="20"/>
+          <w:szCs w:val="20"/>
+        </w:rPr>
+        <w:t xml:space="preserve">• If my answer doesn't fit, I should ___ because ___.</w:t>
+      </w:r>
+    </w:p>
+    <w:p>
+      <w:pPr>
+        <w:spacing w:after="60"/>
+        <w:ind w:left="360"/>
+      </w:pPr>
+      <w:r>
+        <w:rPr>
+          <w:sz w:val="20"/>
+          <w:szCs w:val="20"/>
+        </w:rPr>
+        <w:t xml:space="preserve">• Reasonableness matters because ___.</w:t>
+      </w:r>
+    </w:p>
+    <w:p>
+      <w:pPr>
+        <w:spacing w:after="60"/>
+      </w:pPr>
+      <w:r>
+        <w:rPr>
+          <w:b/>
+          <w:bCs/>
+          <w:color w:val="12355B"/>
+          <w:sz w:val="21"/>
+          <w:szCs w:val="21"/>
+        </w:rPr>
+        <w:t xml:space="preserve">3. [Connect] </w:t>
+      </w:r>
+      <w:r>
+        <w:rPr>
+          <w:b/>
+          <w:bCs/>
+          <w:sz w:val="21"/>
+          <w:szCs w:val="21"/>
+        </w:rPr>
+        <w:t xml:space="preserve">Describe a real situation that an equation or inequality could model, and explain which one you would use.</w:t>
+      </w:r>
+    </w:p>
+    <w:p>
+      <w:pPr>
+        <w:spacing w:after="60"/>
+      </w:pPr>
+      <w:r>
+        <w:rPr>
+          <w:b/>
+          <w:bCs/>
+          <w:color w:val="1FA6A2"/>
+          <w:sz w:val="20"/>
+          <w:szCs w:val="20"/>
+        </w:rPr>
+        <w:t xml:space="preserve">Level 1 — Start here: </w:t>
+      </w:r>
+      <w:r>
+        <w:rPr>
+          <w:sz w:val="20"/>
+          <w:szCs w:val="20"/>
+        </w:rPr>
+        <w:t xml:space="preserve">Real situations with limits or exact totals can be modeled mathematically.</w:t>
+      </w:r>
+    </w:p>
+    <w:p>
+      <w:pPr>
+        <w:spacing w:after="60"/>
+      </w:pPr>
+      <w:r>
+        <w:rPr>
+          <w:sz w:val="21"/>
+          <w:szCs w:val="21"/>
+        </w:rPr>
+        <w:t xml:space="preserve">A real situation is ___, which I would model with a(n) ___.</w:t>
+      </w:r>
+      <w:r>
+        <w:rPr>
+          <w:i/>
+          <w:iCs/>
+          <w:color w:val="5F6F80"/>
+          <w:sz w:val="19"/>
+          <w:szCs w:val="19"/>
+        </w:rPr>
+        <w:br/>
+        <w:t xml:space="preserve">
+Una situación real es ___, que modelaría con un(a) ___.</w:t>
+      </w:r>
+    </w:p>
+    <w:p>
+      <w:pPr>
+        <w:spacing w:after="60"/>
+      </w:pPr>
+      <w:r>
+        <w:rPr>
+          <w:sz w:val="21"/>
+          <w:szCs w:val="21"/>
+        </w:rPr>
+        <w:t xml:space="preserve">I chose this model because the situation has ___.</w:t>
+      </w:r>
+      <w:r>
+        <w:rPr>
+          <w:i/>
+          <w:iCs/>
+          <w:color w:val="5F6F80"/>
+          <w:sz w:val="19"/>
+          <w:szCs w:val="19"/>
+        </w:rPr>
+        <w:br/>
+        <w:t xml:space="preserve">
+Elegí este modelo porque la situación tiene ___.</w:t>
+      </w:r>
+    </w:p>
+    <w:p>
+      <w:pPr>
+        <w:spacing w:after="60"/>
+      </w:pPr>
+      <w:r>
+        <w:rPr>
+          <w:b/>
+          <w:bCs/>
+          <w:color w:val="12355B"/>
+          <w:sz w:val="20"/>
+          <w:szCs w:val="20"/>
+        </w:rPr>
+        <w:t xml:space="preserve">Word bank: </w:t>
+      </w:r>
+      <w:r>
+        <w:rPr>
+          <w:color w:val="1FA6A2"/>
+          <w:sz w:val="20"/>
+          <w:szCs w:val="20"/>
+        </w:rPr>
+        <w:t xml:space="preserve">model, equation, inequality, reasonableness</w:t>
+      </w:r>
+    </w:p>
+    <w:p>
+      <w:pPr>
+        <w:spacing w:after="60"/>
+      </w:pPr>
+      <w:r>
+        <w:rPr>
+          <w:b/>
+          <w:bCs/>
+          <w:color w:val="12355B"/>
+          <w:sz w:val="19"/>
+          <w:szCs w:val="19"/>
+        </w:rPr>
+        <w:t xml:space="preserve">Listen for: </w:t>
+      </w:r>
+      <w:r>
+        <w:rPr>
+          <w:i/>
+          <w:iCs/>
+          <w:color w:val="5F6F80"/>
+          <w:sz w:val="19"/>
+          <w:szCs w:val="19"/>
+        </w:rPr>
+        <w:t xml:space="preserve">Students give a realistic context and correctly match it to an equation (exact value) or inequality (range/limit), justifying their choice.</w:t>
+      </w:r>
+    </w:p>
+    <w:p>
+      <w:pPr>
+        <w:spacing w:after="60"/>
+      </w:pPr>
+      <w:r>
+        <w:rPr>
+          <w:b/>
+          <w:bCs/>
+          <w:color w:val="9A6B12"/>
+          <w:sz w:val="20"/>
+          <w:szCs w:val="20"/>
+        </w:rPr>
+        <w:t xml:space="preserve">Level 2: </w:t>
+      </w:r>
+      <w:r>
+        <w:rPr>
+          <w:sz w:val="20"/>
+          <w:szCs w:val="20"/>
+        </w:rPr>
+        <w:t xml:space="preserve">Critique: 'Any word problem can be solved with an equation, so inequalities are never needed.' Use an example to argue why inequalities are sometimes the only correct model.</w:t>
+      </w:r>
+    </w:p>
+    <w:p>
+      <w:pPr>
+        <w:spacing w:after="60"/>
+        <w:ind w:left="360"/>
+      </w:pPr>
+      <w:r>
+        <w:rPr>
+          <w:sz w:val="20"/>
+          <w:szCs w:val="20"/>
+        </w:rPr>
+        <w:t xml:space="preserve">• Inequalities are needed when ___.</w:t>
+      </w:r>
+    </w:p>
+    <w:p>
+      <w:pPr>
+        <w:spacing w:after="60"/>
+        <w:ind w:left="360"/>
+      </w:pPr>
+      <w:r>
+        <w:rPr>
+          <w:sz w:val="20"/>
+          <w:szCs w:val="20"/>
+        </w:rPr>
+        <w:t xml:space="preserve">• An example that cannot use a single equation is ___ because ___.</w:t>
+      </w:r>
+    </w:p>
+    <w:p>
+      <w:pPr>
+        <w:pStyle w:val="Heading2"/>
+        <w:pBdr>
+          <w:left w:val="single" w:color="1FA6A2" w:sz="18" w:space="8"/>
+        </w:pBdr>
+        <w:spacing w:after="100" w:before="200"/>
+      </w:pPr>
+      <w:r>
+        <w:rPr>
+          <w:b/>
+          <w:bCs/>
           <w:color w:val="9A6B12"/>
           <w:sz w:val="26"/>
           <w:szCs w:val="26"/>
@@ -883,7 +1487,7 @@
           <w:sz w:val="21"/>
           <w:szCs w:val="21"/>
         </w:rPr>
-        <w:t xml:space="preserve">My plan was to ___.</w:t>
+        <w:t xml:space="preserve">I would model this with a(n) ___ because the problem says ___.</w:t>
       </w:r>
       <w:r>
         <w:rPr>
@@ -895,19 +1499,19 @@
         </w:rPr>
         <w:br/>
         <w:t xml:space="preserve">
-Mi plan fue ___.</w:t>
-      </w:r>
-    </w:p>
-    <w:p>
-      <w:pPr>
-        <w:spacing w:after="60"/>
-      </w:pPr>
-      <w:r>
-        <w:rPr>
-          <w:sz w:val="21"/>
-          <w:szCs w:val="21"/>
-        </w:rPr>
-        <w:t xml:space="preserve">I knew to ___ because ___.</w:t>
+Modelaría esto con un(a) ___ porque el problema dice ___.</w:t>
+      </w:r>
+    </w:p>
+    <w:p>
+      <w:pPr>
+        <w:spacing w:after="60"/>
+      </w:pPr>
+      <w:r>
+        <w:rPr>
+          <w:sz w:val="21"/>
+          <w:szCs w:val="21"/>
+        </w:rPr>
+        <w:t xml:space="preserve">Words like ___ tell me to use ___.</w:t>
       </w:r>
       <w:r>
         <w:rPr>
@@ -919,19 +1523,19 @@
         </w:rPr>
         <w:br/>
         <w:t xml:space="preserve">
-Supe ___ porque ___.</w:t>
-      </w:r>
-    </w:p>
-    <w:p>
-      <w:pPr>
-        <w:spacing w:after="60"/>
-      </w:pPr>
-      <w:r>
-        <w:rPr>
-          <w:sz w:val="21"/>
-          <w:szCs w:val="21"/>
-        </w:rPr>
-        <w:t xml:space="preserve">This is like when ___.</w:t>
+Palabras como ___ me dicen que use ___.</w:t>
+      </w:r>
+    </w:p>
+    <w:p>
+      <w:pPr>
+        <w:spacing w:after="60"/>
+      </w:pPr>
+      <w:r>
+        <w:rPr>
+          <w:sz w:val="21"/>
+          <w:szCs w:val="21"/>
+        </w:rPr>
+        <w:t xml:space="preserve">My plan was to ___, and I knew to ___ because ___.</w:t>
       </w:r>
       <w:r>
         <w:rPr>
@@ -943,7 +1547,7 @@
         </w:rPr>
         <w:br/>
         <w:t xml:space="preserve">
-Esto es como cuando ___.</w:t>
+Mi plan fue ___, y supe ___ porque ___.</w:t>
       </w:r>
     </w:p>
     <w:p>

--- a/lessons/7-7/downloads/7-7-notes.docx
+++ b/lessons/7-7/downloads/7-7-notes.docx
@@ -385,6 +385,43 @@
       </w:pPr>
       <w:r>
         <w:rPr>
+          <w:b/>
+          <w:bCs/>
+          <w:color w:val="1FA6A2"/>
+          <w:sz w:val="20"/>
+          <w:szCs w:val="20"/>
+        </w:rPr>
+        <w:t xml:space="preserve">Hint (optional): </w:t>
+      </w:r>
+      <w:r>
+        <w:rPr>
+          <w:sz w:val="20"/>
+          <w:szCs w:val="20"/>
+        </w:rPr>
+        <w:t xml:space="preserve">Try starting with the word "model" or "equation". Re-read the question and underline what it is asking you to compare or find. Use one number or word from the problem as your evidence.</w:t>
+      </w:r>
+    </w:p>
+    <w:p>
+      <w:pPr>
+        <w:spacing w:after="60"/>
+      </w:pPr>
+      <w:r>
+        <w:rPr>
+          <w:b/>
+          <w:bCs/>
+          <w:color w:val="12355B"/>
+          <w:sz w:val="19"/>
+          <w:szCs w:val="19"/>
+        </w:rPr>
+        <w:t xml:space="preserve">Sentence starters (optional)</w:t>
+      </w:r>
+    </w:p>
+    <w:p>
+      <w:pPr>
+        <w:spacing w:after="60"/>
+      </w:pPr>
+      <w:r>
+        <w:rPr>
           <w:sz w:val="21"/>
           <w:szCs w:val="21"/>
         </w:rPr>
@@ -575,6 +612,43 @@
       </w:pPr>
       <w:r>
         <w:rPr>
+          <w:b/>
+          <w:bCs/>
+          <w:color w:val="1FA6A2"/>
+          <w:sz w:val="20"/>
+          <w:szCs w:val="20"/>
+        </w:rPr>
+        <w:t xml:space="preserve">Hint (optional): </w:t>
+      </w:r>
+      <w:r>
+        <w:rPr>
+          <w:sz w:val="20"/>
+          <w:szCs w:val="20"/>
+        </w:rPr>
+        <w:t xml:space="preserve">Try starting with the word "model" or "equation". Re-read the question and underline what it is asking you to compare or find. Use one number or word from the problem as your evidence.</w:t>
+      </w:r>
+    </w:p>
+    <w:p>
+      <w:pPr>
+        <w:spacing w:after="60"/>
+      </w:pPr>
+      <w:r>
+        <w:rPr>
+          <w:b/>
+          <w:bCs/>
+          <w:color w:val="12355B"/>
+          <w:sz w:val="19"/>
+          <w:szCs w:val="19"/>
+        </w:rPr>
+        <w:t xml:space="preserve">Sentence starters (optional)</w:t>
+      </w:r>
+    </w:p>
+    <w:p>
+      <w:pPr>
+        <w:spacing w:after="60"/>
+      </w:pPr>
+      <w:r>
+        <w:rPr>
           <w:sz w:val="21"/>
           <w:szCs w:val="21"/>
         </w:rPr>
@@ -757,6 +831,43 @@
           <w:szCs w:val="20"/>
         </w:rPr>
         <w:t xml:space="preserve">Real situations with limits or exact totals can be modeled mathematically.</w:t>
+      </w:r>
+    </w:p>
+    <w:p>
+      <w:pPr>
+        <w:spacing w:after="60"/>
+      </w:pPr>
+      <w:r>
+        <w:rPr>
+          <w:b/>
+          <w:bCs/>
+          <w:color w:val="1FA6A2"/>
+          <w:sz w:val="20"/>
+          <w:szCs w:val="20"/>
+        </w:rPr>
+        <w:t xml:space="preserve">Hint (optional): </w:t>
+      </w:r>
+      <w:r>
+        <w:rPr>
+          <w:sz w:val="20"/>
+          <w:szCs w:val="20"/>
+        </w:rPr>
+        <w:t xml:space="preserve">Try starting with the word "model" or "equation". Re-read the question and underline what it is asking you to compare or find. Use one number or word from the problem as your evidence.</w:t>
+      </w:r>
+    </w:p>
+    <w:p>
+      <w:pPr>
+        <w:spacing w:after="60"/>
+      </w:pPr>
+      <w:r>
+        <w:rPr>
+          <w:b/>
+          <w:bCs/>
+          <w:color w:val="12355B"/>
+          <w:sz w:val="19"/>
+          <w:szCs w:val="19"/>
+        </w:rPr>
+        <w:t xml:space="preserve">Sentence starters (optional)</w:t>
       </w:r>
     </w:p>
     <w:p>

--- a/lessons/7-7/downloads/7-7-notes.docx
+++ b/lessons/7-7/downloads/7-7-notes.docx
@@ -97,6 +97,69 @@
       </w:pPr>
       <w:r>
         <w:rPr>
+          <w:i/>
+          <w:iCs/>
+          <w:color w:val="5F6F80"/>
+          <w:sz w:val="19"/>
+          <w:szCs w:val="19"/>
+        </w:rPr>
+        <w:t xml:space="preserve">Picture first, then the word, then a plain-language meaning.</w:t>
+      </w:r>
+    </w:p>
+    <w:p>
+      <w:pPr>
+        <w:keepNext/>
+        <w:spacing w:after="20" w:before="120"/>
+        <w:jc w:val="center"/>
+      </w:pPr>
+      <w:r>
+        <w:drawing>
+          <wp:inline distT="0" distB="0" distL="0" distR="0">
+            <wp:extent cx="1238250" cy="933450"/>
+            <wp:effectExtent t="0" r="0" b="0" l="0"/>
+            <wp:docPr id="1" name="" descr="" title=""/>
+            <wp:cNvGraphicFramePr>
+              <a:graphicFrameLocks xmlns:a="http://schemas.openxmlformats.org/drawingml/2006/main" noChangeAspect="1"/>
+            </wp:cNvGraphicFramePr>
+            <a:graphic xmlns:a="http://schemas.openxmlformats.org/drawingml/2006/main">
+              <a:graphicData uri="http://schemas.openxmlformats.org/drawingml/2006/picture">
+                <pic:pic xmlns:pic="http://schemas.openxmlformats.org/drawingml/2006/picture">
+                  <pic:nvPicPr>
+                    <pic:cNvPr id="0" name="" descr=""/>
+                    <pic:cNvPicPr>
+                      <a:picLocks noChangeAspect="1" noChangeArrowheads="1"/>
+                    </pic:cNvPicPr>
+                  </pic:nvPicPr>
+                  <pic:blipFill>
+                    <a:blip r:embed="rId9" cstate="none"/>
+                    <a:srcRect/>
+                    <a:stretch>
+                      <a:fillRect/>
+                    </a:stretch>
+                  </pic:blipFill>
+                  <pic:spPr bwMode="auto">
+                    <a:xfrm>
+                      <a:off x="0" y="0"/>
+                      <a:ext cx="1238250" cy="933450"/>
+                    </a:xfrm>
+                    <a:prstGeom prst="rect">
+                      <a:avLst/>
+                    </a:prstGeom>
+                  </pic:spPr>
+                </pic:pic>
+              </a:graphicData>
+            </a:graphic>
+          </wp:inline>
+        </w:drawing>
+      </w:r>
+    </w:p>
+    <w:p>
+      <w:pPr>
+        <w:keepNext/>
+        <w:spacing w:after="20"/>
+      </w:pPr>
+      <w:r>
+        <w:rPr>
           <w:b/>
           <w:bCs/>
           <w:color w:val="12355B"/>
@@ -118,7 +181,7 @@
     </w:p>
     <w:p>
       <w:pPr>
-        <w:spacing w:after="60"/>
+        <w:spacing w:after="160"/>
       </w:pPr>
       <w:r>
         <w:rPr>
@@ -130,22 +193,55 @@
     </w:p>
     <w:p>
       <w:pPr>
-        <w:spacing w:after="60"/>
-      </w:pPr>
-      <w:r>
-        <w:rPr>
-          <w:i/>
-          <w:iCs/>
-          <w:color w:val="5F6F80"/>
-          <w:sz w:val="19"/>
-          <w:szCs w:val="19"/>
-        </w:rPr>
-        <w:t xml:space="preserve">'Twice a number is 18' → 2n = 18 — the equation models the words</w:t>
-      </w:r>
-    </w:p>
-    <w:p>
-      <w:pPr>
-        <w:spacing w:after="60"/>
+        <w:keepNext/>
+        <w:spacing w:after="20" w:before="120"/>
+        <w:jc w:val="center"/>
+      </w:pPr>
+      <w:r>
+        <w:drawing>
+          <wp:inline distT="0" distB="0" distL="0" distR="0">
+            <wp:extent cx="1238250" cy="933450"/>
+            <wp:effectExtent t="0" r="0" b="0" l="0"/>
+            <wp:docPr id="1" name="" descr="" title=""/>
+            <wp:cNvGraphicFramePr>
+              <a:graphicFrameLocks xmlns:a="http://schemas.openxmlformats.org/drawingml/2006/main" noChangeAspect="1"/>
+            </wp:cNvGraphicFramePr>
+            <a:graphic xmlns:a="http://schemas.openxmlformats.org/drawingml/2006/main">
+              <a:graphicData uri="http://schemas.openxmlformats.org/drawingml/2006/picture">
+                <pic:pic xmlns:pic="http://schemas.openxmlformats.org/drawingml/2006/picture">
+                  <pic:nvPicPr>
+                    <pic:cNvPr id="0" name="" descr=""/>
+                    <pic:cNvPicPr>
+                      <a:picLocks noChangeAspect="1" noChangeArrowheads="1"/>
+                    </pic:cNvPicPr>
+                  </pic:nvPicPr>
+                  <pic:blipFill>
+                    <a:blip r:embed="rId10" cstate="none"/>
+                    <a:srcRect/>
+                    <a:stretch>
+                      <a:fillRect/>
+                    </a:stretch>
+                  </pic:blipFill>
+                  <pic:spPr bwMode="auto">
+                    <a:xfrm>
+                      <a:off x="0" y="0"/>
+                      <a:ext cx="1238250" cy="933450"/>
+                    </a:xfrm>
+                    <a:prstGeom prst="rect">
+                      <a:avLst/>
+                    </a:prstGeom>
+                  </pic:spPr>
+                </pic:pic>
+              </a:graphicData>
+            </a:graphic>
+          </wp:inline>
+        </w:drawing>
+      </w:r>
+    </w:p>
+    <w:p>
+      <w:pPr>
+        <w:keepNext/>
+        <w:spacing w:after="20"/>
       </w:pPr>
       <w:r>
         <w:rPr>
@@ -170,7 +266,7 @@
     </w:p>
     <w:p>
       <w:pPr>
-        <w:spacing w:after="60"/>
+        <w:spacing w:after="160"/>
       </w:pPr>
       <w:r>
         <w:rPr>
@@ -182,22 +278,55 @@
     </w:p>
     <w:p>
       <w:pPr>
-        <w:spacing w:after="60"/>
-      </w:pPr>
-      <w:r>
-        <w:rPr>
-          <w:i/>
-          <w:iCs/>
-          <w:color w:val="5F6F80"/>
-          <w:sz w:val="19"/>
-          <w:szCs w:val="19"/>
-        </w:rPr>
-        <w:t xml:space="preserve">x + 5 = 12 — exactly one answer: x = 7</w:t>
-      </w:r>
-    </w:p>
-    <w:p>
-      <w:pPr>
-        <w:spacing w:after="60"/>
+        <w:keepNext/>
+        <w:spacing w:after="20" w:before="120"/>
+        <w:jc w:val="center"/>
+      </w:pPr>
+      <w:r>
+        <w:drawing>
+          <wp:inline distT="0" distB="0" distL="0" distR="0">
+            <wp:extent cx="1238250" cy="933450"/>
+            <wp:effectExtent t="0" r="0" b="0" l="0"/>
+            <wp:docPr id="1" name="" descr="" title=""/>
+            <wp:cNvGraphicFramePr>
+              <a:graphicFrameLocks xmlns:a="http://schemas.openxmlformats.org/drawingml/2006/main" noChangeAspect="1"/>
+            </wp:cNvGraphicFramePr>
+            <a:graphic xmlns:a="http://schemas.openxmlformats.org/drawingml/2006/main">
+              <a:graphicData uri="http://schemas.openxmlformats.org/drawingml/2006/picture">
+                <pic:pic xmlns:pic="http://schemas.openxmlformats.org/drawingml/2006/picture">
+                  <pic:nvPicPr>
+                    <pic:cNvPr id="0" name="" descr=""/>
+                    <pic:cNvPicPr>
+                      <a:picLocks noChangeAspect="1" noChangeArrowheads="1"/>
+                    </pic:cNvPicPr>
+                  </pic:nvPicPr>
+                  <pic:blipFill>
+                    <a:blip r:embed="rId11" cstate="none"/>
+                    <a:srcRect/>
+                    <a:stretch>
+                      <a:fillRect/>
+                    </a:stretch>
+                  </pic:blipFill>
+                  <pic:spPr bwMode="auto">
+                    <a:xfrm>
+                      <a:off x="0" y="0"/>
+                      <a:ext cx="1238250" cy="933450"/>
+                    </a:xfrm>
+                    <a:prstGeom prst="rect">
+                      <a:avLst/>
+                    </a:prstGeom>
+                  </pic:spPr>
+                </pic:pic>
+              </a:graphicData>
+            </a:graphic>
+          </wp:inline>
+        </w:drawing>
+      </w:r>
+    </w:p>
+    <w:p>
+      <w:pPr>
+        <w:keepNext/>
+        <w:spacing w:after="20"/>
       </w:pPr>
       <w:r>
         <w:rPr>
@@ -222,7 +351,7 @@
     </w:p>
     <w:p>
       <w:pPr>
-        <w:spacing w:after="60"/>
+        <w:spacing w:after="160"/>
       </w:pPr>
       <w:r>
         <w:rPr>
@@ -234,22 +363,55 @@
     </w:p>
     <w:p>
       <w:pPr>
-        <w:spacing w:after="60"/>
-      </w:pPr>
-      <w:r>
-        <w:rPr>
-          <w:i/>
-          <w:iCs/>
-          <w:color w:val="5F6F80"/>
-          <w:sz w:val="19"/>
-          <w:szCs w:val="19"/>
-        </w:rPr>
-        <w:t xml:space="preserve">x + 5 &gt; 12 — many answers: x = 8, 9, 10, ...</w:t>
-      </w:r>
-    </w:p>
-    <w:p>
-      <w:pPr>
-        <w:spacing w:after="60"/>
+        <w:keepNext/>
+        <w:spacing w:after="20" w:before="120"/>
+        <w:jc w:val="center"/>
+      </w:pPr>
+      <w:r>
+        <w:drawing>
+          <wp:inline distT="0" distB="0" distL="0" distR="0">
+            <wp:extent cx="1238250" cy="933450"/>
+            <wp:effectExtent t="0" r="0" b="0" l="0"/>
+            <wp:docPr id="1" name="" descr="" title=""/>
+            <wp:cNvGraphicFramePr>
+              <a:graphicFrameLocks xmlns:a="http://schemas.openxmlformats.org/drawingml/2006/main" noChangeAspect="1"/>
+            </wp:cNvGraphicFramePr>
+            <a:graphic xmlns:a="http://schemas.openxmlformats.org/drawingml/2006/main">
+              <a:graphicData uri="http://schemas.openxmlformats.org/drawingml/2006/picture">
+                <pic:pic xmlns:pic="http://schemas.openxmlformats.org/drawingml/2006/picture">
+                  <pic:nvPicPr>
+                    <pic:cNvPr id="0" name="" descr=""/>
+                    <pic:cNvPicPr>
+                      <a:picLocks noChangeAspect="1" noChangeArrowheads="1"/>
+                    </pic:cNvPicPr>
+                  </pic:nvPicPr>
+                  <pic:blipFill>
+                    <a:blip r:embed="rId12" cstate="none"/>
+                    <a:srcRect/>
+                    <a:stretch>
+                      <a:fillRect/>
+                    </a:stretch>
+                  </pic:blipFill>
+                  <pic:spPr bwMode="auto">
+                    <a:xfrm>
+                      <a:off x="0" y="0"/>
+                      <a:ext cx="1238250" cy="933450"/>
+                    </a:xfrm>
+                    <a:prstGeom prst="rect">
+                      <a:avLst/>
+                    </a:prstGeom>
+                  </pic:spPr>
+                </pic:pic>
+              </a:graphicData>
+            </a:graphic>
+          </wp:inline>
+        </w:drawing>
+      </w:r>
+    </w:p>
+    <w:p>
+      <w:pPr>
+        <w:keepNext/>
+        <w:spacing w:after="20"/>
       </w:pPr>
       <w:r>
         <w:rPr>
@@ -274,7 +436,7 @@
     </w:p>
     <w:p>
       <w:pPr>
-        <w:spacing w:after="60"/>
+        <w:spacing w:after="160"/>
       </w:pPr>
       <w:r>
         <w:rPr>
@@ -282,21 +444,6 @@
           <w:szCs w:val="21"/>
         </w:rPr>
         <w:t xml:space="preserve">Checking if your answer makes sense.</w:t>
-      </w:r>
-    </w:p>
-    <w:p>
-      <w:pPr>
-        <w:spacing w:after="60"/>
-      </w:pPr>
-      <w:r>
-        <w:rPr>
-          <w:i/>
-          <w:iCs/>
-          <w:color w:val="5F6F80"/>
-          <w:sz w:val="19"/>
-          <w:szCs w:val="19"/>
-        </w:rPr>
-        <w:t xml:space="preserve">If the problem asks for a number of people and you get x = −3, that is NOT reasonable</w:t>
       </w:r>
     </w:p>
     <w:p>

--- a/lessons/7-7/downloads/7-7-notes.docx
+++ b/lessons/7-7/downloads/7-7-notes.docx
@@ -444,6 +444,176 @@
           <w:szCs w:val="21"/>
         </w:rPr>
         <w:t xml:space="preserve">Checking if your answer makes sense.</w:t>
+      </w:r>
+    </w:p>
+    <w:p>
+      <w:pPr>
+        <w:keepNext/>
+        <w:spacing w:after="20" w:before="120"/>
+        <w:jc w:val="center"/>
+      </w:pPr>
+      <w:r>
+        <w:drawing>
+          <wp:inline distT="0" distB="0" distL="0" distR="0">
+            <wp:extent cx="1238250" cy="933450"/>
+            <wp:effectExtent t="0" r="0" b="0" l="0"/>
+            <wp:docPr id="1" name="" descr="" title=""/>
+            <wp:cNvGraphicFramePr>
+              <a:graphicFrameLocks xmlns:a="http://schemas.openxmlformats.org/drawingml/2006/main" noChangeAspect="1"/>
+            </wp:cNvGraphicFramePr>
+            <a:graphic xmlns:a="http://schemas.openxmlformats.org/drawingml/2006/main">
+              <a:graphicData uri="http://schemas.openxmlformats.org/drawingml/2006/picture">
+                <pic:pic xmlns:pic="http://schemas.openxmlformats.org/drawingml/2006/picture">
+                  <pic:nvPicPr>
+                    <pic:cNvPr id="0" name="" descr=""/>
+                    <pic:cNvPicPr>
+                      <a:picLocks noChangeAspect="1" noChangeArrowheads="1"/>
+                    </pic:cNvPicPr>
+                  </pic:nvPicPr>
+                  <pic:blipFill>
+                    <a:blip r:embed="rId13" cstate="none"/>
+                    <a:srcRect/>
+                    <a:stretch>
+                      <a:fillRect/>
+                    </a:stretch>
+                  </pic:blipFill>
+                  <pic:spPr bwMode="auto">
+                    <a:xfrm>
+                      <a:off x="0" y="0"/>
+                      <a:ext cx="1238250" cy="933450"/>
+                    </a:xfrm>
+                    <a:prstGeom prst="rect">
+                      <a:avLst/>
+                    </a:prstGeom>
+                  </pic:spPr>
+                </pic:pic>
+              </a:graphicData>
+            </a:graphic>
+          </wp:inline>
+        </w:drawing>
+      </w:r>
+    </w:p>
+    <w:p>
+      <w:pPr>
+        <w:keepNext/>
+        <w:spacing w:after="20"/>
+      </w:pPr>
+      <w:r>
+        <w:rPr>
+          <w:b/>
+          <w:bCs/>
+          <w:color w:val="12355B"/>
+          <w:sz w:val="23"/>
+          <w:szCs w:val="23"/>
+        </w:rPr>
+        <w:t xml:space="preserve">Variable</w:t>
+      </w:r>
+      <w:r>
+        <w:rPr>
+          <w:i/>
+          <w:iCs/>
+          <w:color w:val="5F6F80"/>
+          <w:sz w:val="20"/>
+          <w:szCs w:val="20"/>
+        </w:rPr>
+        <w:t xml:space="preserve">  ·  Variable</w:t>
+      </w:r>
+    </w:p>
+    <w:p>
+      <w:pPr>
+        <w:spacing w:after="160"/>
+      </w:pPr>
+      <w:r>
+        <w:rPr>
+          <w:sz w:val="21"/>
+          <w:szCs w:val="21"/>
+        </w:rPr>
+        <w:t xml:space="preserve">A letter that stands for the unknown amount in a word problem.</w:t>
+      </w:r>
+    </w:p>
+    <w:p>
+      <w:pPr>
+        <w:keepNext/>
+        <w:spacing w:after="20" w:before="120"/>
+        <w:jc w:val="center"/>
+      </w:pPr>
+      <w:r>
+        <w:drawing>
+          <wp:inline distT="0" distB="0" distL="0" distR="0">
+            <wp:extent cx="1238250" cy="933450"/>
+            <wp:effectExtent t="0" r="0" b="0" l="0"/>
+            <wp:docPr id="1" name="" descr="" title=""/>
+            <wp:cNvGraphicFramePr>
+              <a:graphicFrameLocks xmlns:a="http://schemas.openxmlformats.org/drawingml/2006/main" noChangeAspect="1"/>
+            </wp:cNvGraphicFramePr>
+            <a:graphic xmlns:a="http://schemas.openxmlformats.org/drawingml/2006/main">
+              <a:graphicData uri="http://schemas.openxmlformats.org/drawingml/2006/picture">
+                <pic:pic xmlns:pic="http://schemas.openxmlformats.org/drawingml/2006/picture">
+                  <pic:nvPicPr>
+                    <pic:cNvPr id="0" name="" descr=""/>
+                    <pic:cNvPicPr>
+                      <a:picLocks noChangeAspect="1" noChangeArrowheads="1"/>
+                    </pic:cNvPicPr>
+                  </pic:nvPicPr>
+                  <pic:blipFill>
+                    <a:blip r:embed="rId14" cstate="none"/>
+                    <a:srcRect/>
+                    <a:stretch>
+                      <a:fillRect/>
+                    </a:stretch>
+                  </pic:blipFill>
+                  <pic:spPr bwMode="auto">
+                    <a:xfrm>
+                      <a:off x="0" y="0"/>
+                      <a:ext cx="1238250" cy="933450"/>
+                    </a:xfrm>
+                    <a:prstGeom prst="rect">
+                      <a:avLst/>
+                    </a:prstGeom>
+                  </pic:spPr>
+                </pic:pic>
+              </a:graphicData>
+            </a:graphic>
+          </wp:inline>
+        </w:drawing>
+      </w:r>
+    </w:p>
+    <w:p>
+      <w:pPr>
+        <w:keepNext/>
+        <w:spacing w:after="20"/>
+      </w:pPr>
+      <w:r>
+        <w:rPr>
+          <w:b/>
+          <w:bCs/>
+          <w:color w:val="12355B"/>
+          <w:sz w:val="23"/>
+          <w:szCs w:val="23"/>
+        </w:rPr>
+        <w:t xml:space="preserve">Constraint</w:t>
+      </w:r>
+      <w:r>
+        <w:rPr>
+          <w:i/>
+          <w:iCs/>
+          <w:color w:val="5F6F80"/>
+          <w:sz w:val="20"/>
+          <w:szCs w:val="20"/>
+        </w:rPr>
+        <w:t xml:space="preserve">  ·  Restricción</w:t>
+      </w:r>
+    </w:p>
+    <w:p>
+      <w:pPr>
+        <w:spacing w:after="160"/>
+      </w:pPr>
+      <w:r>
+        <w:rPr>
+          <w:sz w:val="21"/>
+          <w:szCs w:val="21"/>
+        </w:rPr>
+        <w:t xml:space="preserve">A limit in a problem that tells what values are allowed.</w:t>
       </w:r>
     </w:p>
     <w:p>

--- a/lessons/7-7/downloads/7-7-notes.docx
+++ b/lessons/7-7/downloads/7-7-notes.docx
@@ -1377,7 +1377,7 @@
           <w:sz w:val="24"/>
           <w:szCs w:val="24"/>
         </w:rPr>
-        <w:t xml:space="preserve">Try the Model</w:t>
+        <w:t xml:space="preserve">Solved Example</w:t>
       </w:r>
       <w:r>
         <w:rPr>
@@ -1387,90 +1387,152 @@
           <w:sz w:val="19"/>
           <w:szCs w:val="19"/>
         </w:rPr>
-        <w:t xml:space="preserve">   step through it together</w:t>
-      </w:r>
-    </w:p>
-    <w:p>
-      <w:pPr>
-        <w:spacing w:after="80"/>
-      </w:pPr>
-      <w:r>
-        <w:rPr>
-          <w:sz w:val="21"/>
-          <w:szCs w:val="21"/>
-        </w:rPr>
-        <w:t xml:space="preserve">Read each word problem. Decide if it needs an equation or an inequality. Write the mathematical model, solve it, and check your answer for reasonableness.</w:t>
-      </w:r>
-    </w:p>
-    <w:p>
-      <w:pPr>
+        <w:t xml:space="preserve">   I Do — watch each step</w:t>
+      </w:r>
+    </w:p>
+    <w:p>
+      <w:pPr>
+        <w:keepNext/>
         <w:spacing w:after="40"/>
       </w:pPr>
       <w:r>
-        <w:t xml:space="preserve"/>
-      </w:r>
-    </w:p>
-    <w:tbl>
-      <w:tblPr>
-        <w:tblW w:type="pct" w:w="100%"/>
-        <w:tblBorders>
-          <w:top w:val="single" w:color="C7D2DD" w:sz="6"/>
-          <w:left w:val="single" w:color="C7D2DD" w:sz="6"/>
-          <w:bottom w:val="single" w:color="C7D2DD" w:sz="6"/>
-          <w:right w:val="single" w:color="C7D2DD" w:sz="6"/>
-          <w:insideH w:val="single" w:color="auto" w:sz="4"/>
-          <w:insideV w:val="single" w:color="auto" w:sz="4"/>
-        </w:tblBorders>
-      </w:tblPr>
-      <w:tblGrid>
-        <w:gridCol w:w="100"/>
-      </w:tblGrid>
-      <w:tr>
-        <w:tc>
-          <w:tcPr>
-            <w:shd w:fill="E6F4F3" w:color="auto" w:val="clear"/>
-            <w:tcMar>
-              <w:top w:type="dxa" w:w="60"/>
-              <w:left w:type="dxa" w:w="120"/>
-              <w:bottom w:type="dxa" w:w="60"/>
-              <w:right w:type="dxa" w:w="120"/>
-            </w:tcMar>
-          </w:tcPr>
-          <w:p>
-            <w:pPr>
-              <w:spacing w:after="0" w:line="320"/>
-            </w:pPr>
-            <w:r>
-              <w:t xml:space="preserve"/>
-            </w:r>
-          </w:p>
-          <w:p>
-            <w:pPr>
-              <w:spacing w:after="0" w:line="320"/>
-            </w:pPr>
-            <w:r>
-              <w:t xml:space="preserve"/>
-            </w:r>
-          </w:p>
-          <w:p>
-            <w:pPr>
-              <w:spacing w:after="0" w:line="320"/>
-            </w:pPr>
-            <w:r>
-              <w:t xml:space="preserve"/>
-            </w:r>
-          </w:p>
-          <w:p>
-            <w:pPr>
-              <w:spacing w:after="0" w:line="320"/>
-            </w:pPr>
-            <w:r>
-              <w:t xml:space="preserve"/>
-            </w:r>
-          </w:p>
-        </w:tc>
-      </w:tr>
-    </w:tbl>
+        <w:rPr>
+          <w:b/>
+          <w:bCs/>
+          <w:color w:val="12355B"/>
+          <w:sz w:val="21"/>
+          <w:szCs w:val="21"/>
+        </w:rPr>
+        <w:t xml:space="preserve">Problem:  </w:t>
+      </w:r>
+      <w:r>
+        <w:rPr>
+          <w:sz w:val="21"/>
+          <w:szCs w:val="21"/>
+        </w:rPr>
+        <w:t xml:space="preserve">A museum has some paintings. After adding 12, they have 45. Which equation models this?</w:t>
+      </w:r>
+    </w:p>
+    <w:p>
+      <w:pPr>
+        <w:spacing w:after="30"/>
+        <w:ind w:left="420"/>
+      </w:pPr>
+      <w:r>
+        <w:rPr>
+          <w:sz w:val="20"/>
+          <w:szCs w:val="20"/>
+        </w:rPr>
+        <w:t xml:space="preserve">A)  p + 12 = 45</w:t>
+      </w:r>
+    </w:p>
+    <w:p>
+      <w:pPr>
+        <w:spacing w:after="30"/>
+        <w:ind w:left="420"/>
+      </w:pPr>
+      <w:r>
+        <w:rPr>
+          <w:sz w:val="20"/>
+          <w:szCs w:val="20"/>
+        </w:rPr>
+        <w:t xml:space="preserve">B)  p − 12 = 45</w:t>
+      </w:r>
+    </w:p>
+    <w:p>
+      <w:pPr>
+        <w:spacing w:after="30"/>
+        <w:ind w:left="420"/>
+      </w:pPr>
+      <w:r>
+        <w:rPr>
+          <w:sz w:val="20"/>
+          <w:szCs w:val="20"/>
+        </w:rPr>
+        <w:t xml:space="preserve">C)  12p = 45</w:t>
+      </w:r>
+    </w:p>
+    <w:p>
+      <w:pPr>
+        <w:spacing w:after="30"/>
+        <w:ind w:left="420"/>
+      </w:pPr>
+      <w:r>
+        <w:rPr>
+          <w:sz w:val="20"/>
+          <w:szCs w:val="20"/>
+        </w:rPr>
+        <w:t xml:space="preserve">D)  p / 12 = 45</w:t>
+      </w:r>
+    </w:p>
+    <w:p>
+      <w:pPr>
+        <w:spacing w:after="20" w:before="50"/>
+      </w:pPr>
+      <w:r>
+        <w:rPr>
+          <w:b/>
+          <w:bCs/>
+          <w:color w:val="1FA6A2"/>
+          <w:sz w:val="21"/>
+          <w:szCs w:val="21"/>
+        </w:rPr>
+        <w:t xml:space="preserve">Step 1:  </w:t>
+      </w:r>
+      <w:r>
+        <w:rPr>
+          <w:sz w:val="21"/>
+          <w:szCs w:val="21"/>
+        </w:rPr>
+        <w:t xml:space="preserve">'Adding 12' to the original number gives 45: p + 12 = 45.</w:t>
+      </w:r>
+    </w:p>
+    <w:p>
+      <w:pPr>
+        <w:spacing w:after="20" w:before="50"/>
+      </w:pPr>
+      <w:r>
+        <w:rPr>
+          <w:b/>
+          <w:bCs/>
+          <w:color w:val="1FA6A2"/>
+          <w:sz w:val="21"/>
+          <w:szCs w:val="21"/>
+        </w:rPr>
+        <w:t xml:space="preserve">Step 2:  </w:t>
+      </w:r>
+      <w:r>
+        <w:rPr>
+          <w:sz w:val="21"/>
+          <w:szCs w:val="21"/>
+        </w:rPr>
+        <w:t xml:space="preserve">Solve: p = 33.</w:t>
+      </w:r>
+    </w:p>
+    <w:p>
+      <w:pPr>
+        <w:spacing w:after="40" w:before="60"/>
+      </w:pPr>
+      <w:r>
+        <w:rPr>
+          <w:b/>
+          <w:bCs/>
+          <w:color w:val="12355B"/>
+          <w:sz w:val="21"/>
+          <w:szCs w:val="21"/>
+        </w:rPr>
+        <w:t xml:space="preserve">Answer:  </w:t>
+      </w:r>
+      <w:r>
+        <w:rPr>
+          <w:b/>
+          <w:bCs/>
+          <w:sz w:val="21"/>
+          <w:szCs w:val="21"/>
+        </w:rPr>
+        <w:t xml:space="preserve">A. p + 12 = 45</w:t>
+      </w:r>
+    </w:p>
     <w:p>
       <w:pPr>
         <w:pStyle w:val="Heading1"/>
@@ -1515,6 +1577,170 @@
           <w:szCs w:val="19"/>
         </w:rPr>
         <w:t xml:space="preserve">   We Do — work with your class</w:t>
+      </w:r>
+    </w:p>
+    <w:p>
+      <w:pPr>
+        <w:keepNext/>
+        <w:spacing w:after="40" w:before="40"/>
+      </w:pPr>
+      <w:r>
+        <w:rPr>
+          <w:b/>
+          <w:bCs/>
+          <w:color w:val="12355B"/>
+          <w:sz w:val="21"/>
+          <w:szCs w:val="21"/>
+        </w:rPr>
+        <w:t xml:space="preserve">Problem:  </w:t>
+      </w:r>
+      <w:r>
+        <w:rPr>
+          <w:sz w:val="21"/>
+          <w:szCs w:val="21"/>
+        </w:rPr>
+        <w:t xml:space="preserve">A detective needs more than 8 hours to finish the investigation. She has already worked 3 hours. Which inequality represents the additional hours h she needs?</w:t>
+      </w:r>
+    </w:p>
+    <w:p>
+      <w:pPr>
+        <w:spacing w:after="30"/>
+        <w:ind w:left="420"/>
+      </w:pPr>
+      <w:r>
+        <w:rPr>
+          <w:sz w:val="20"/>
+          <w:szCs w:val="20"/>
+        </w:rPr>
+        <w:t xml:space="preserve">A)  3 + h &gt; 8</w:t>
+      </w:r>
+    </w:p>
+    <w:p>
+      <w:pPr>
+        <w:spacing w:after="30"/>
+        <w:ind w:left="420"/>
+      </w:pPr>
+      <w:r>
+        <w:rPr>
+          <w:sz w:val="20"/>
+          <w:szCs w:val="20"/>
+        </w:rPr>
+        <w:t xml:space="preserve">B)  3 + h = 8</w:t>
+      </w:r>
+    </w:p>
+    <w:p>
+      <w:pPr>
+        <w:spacing w:after="30"/>
+        <w:ind w:left="420"/>
+      </w:pPr>
+      <w:r>
+        <w:rPr>
+          <w:sz w:val="20"/>
+          <w:szCs w:val="20"/>
+        </w:rPr>
+        <w:t xml:space="preserve">C)  h &gt; 3</w:t>
+      </w:r>
+    </w:p>
+    <w:p>
+      <w:pPr>
+        <w:spacing w:after="30"/>
+        <w:ind w:left="420"/>
+      </w:pPr>
+      <w:r>
+        <w:rPr>
+          <w:sz w:val="20"/>
+          <w:szCs w:val="20"/>
+        </w:rPr>
+        <w:t xml:space="preserve">D)  8 + h &gt; 3</w:t>
+      </w:r>
+    </w:p>
+    <w:p>
+      <w:pPr>
+        <w:keepNext/>
+        <w:spacing w:after="0" w:before="50"/>
+      </w:pPr>
+      <w:r>
+        <w:rPr>
+          <w:b/>
+          <w:bCs/>
+          <w:color w:val="6B4FA0"/>
+          <w:sz w:val="21"/>
+          <w:szCs w:val="21"/>
+        </w:rPr>
+        <w:t xml:space="preserve">Step 1:</w:t>
+      </w:r>
+    </w:p>
+    <w:p>
+      <w:pPr>
+        <w:pBdr>
+          <w:bottom w:val="single" w:color="AFBECC" w:sz="6"/>
+        </w:pBdr>
+        <w:spacing w:after="30" w:before="150"/>
+      </w:pPr>
+      <w:r>
+        <w:t xml:space="preserve"/>
+      </w:r>
+    </w:p>
+    <w:p>
+      <w:pPr>
+        <w:keepNext/>
+        <w:spacing w:after="0" w:before="50"/>
+      </w:pPr>
+      <w:r>
+        <w:rPr>
+          <w:b/>
+          <w:bCs/>
+          <w:color w:val="6B4FA0"/>
+          <w:sz w:val="21"/>
+          <w:szCs w:val="21"/>
+        </w:rPr>
+        <w:t xml:space="preserve">Step 2:</w:t>
+      </w:r>
+    </w:p>
+    <w:p>
+      <w:pPr>
+        <w:pBdr>
+          <w:bottom w:val="single" w:color="AFBECC" w:sz="6"/>
+        </w:pBdr>
+        <w:spacing w:after="30" w:before="150"/>
+      </w:pPr>
+      <w:r>
+        <w:t xml:space="preserve"/>
+      </w:r>
+    </w:p>
+    <w:p>
+      <w:pPr>
+        <w:keepNext/>
+        <w:spacing w:after="0" w:before="60"/>
+      </w:pPr>
+      <w:r>
+        <w:rPr>
+          <w:b/>
+          <w:bCs/>
+          <w:color w:val="12355B"/>
+          <w:sz w:val="21"/>
+          <w:szCs w:val="21"/>
+        </w:rPr>
+        <w:t xml:space="preserve">Answer:</w:t>
+      </w:r>
+    </w:p>
+    <w:p>
+      <w:pPr>
+        <w:pBdr>
+          <w:bottom w:val="single" w:color="AFBECC" w:sz="6"/>
+        </w:pBdr>
+        <w:spacing w:after="30" w:before="150"/>
+      </w:pPr>
+      <w:r>
+        <w:t xml:space="preserve"/>
+      </w:r>
+    </w:p>
+    <w:p>
+      <w:pPr>
+        <w:spacing w:after="80"/>
+      </w:pPr>
+      <w:r>
+        <w:t xml:space="preserve"/>
       </w:r>
     </w:p>
     <w:tbl>
@@ -2034,7 +2260,7 @@
           <w:sz w:val="21"/>
           <w:szCs w:val="21"/>
         </w:rPr>
-        <w:t xml:space="preserve">A museum has some paintings. After adding 12, they have 45. Which equation models this?</w:t>
+        <w:t xml:space="preserve">Which model is correct for: 'A number divided by 6 equals 7'?</w:t>
       </w:r>
     </w:p>
     <w:p>
@@ -2047,7 +2273,7 @@
           <w:sz w:val="20"/>
           <w:szCs w:val="20"/>
         </w:rPr>
-        <w:t xml:space="preserve">A)  p + 12 = 45</w:t>
+        <w:t xml:space="preserve">A)  n / 6 = 7</w:t>
       </w:r>
     </w:p>
     <w:p>
@@ -2060,7 +2286,7 @@
           <w:sz w:val="20"/>
           <w:szCs w:val="20"/>
         </w:rPr>
-        <w:t xml:space="preserve">B)  p − 12 = 45</w:t>
+        <w:t xml:space="preserve">B)  6n = 7</w:t>
       </w:r>
     </w:p>
     <w:p>
@@ -2073,7 +2299,7 @@
           <w:sz w:val="20"/>
           <w:szCs w:val="20"/>
         </w:rPr>
-        <w:t xml:space="preserve">C)  12p = 45</w:t>
+        <w:t xml:space="preserve">C)  n − 6 = 7</w:t>
       </w:r>
     </w:p>
     <w:p>
@@ -2086,7 +2312,7 @@
           <w:sz w:val="20"/>
           <w:szCs w:val="20"/>
         </w:rPr>
-        <w:t xml:space="preserve">D)  p / 12 = 45</w:t>
+        <w:t xml:space="preserve">D)  n + 6 = 7</w:t>
       </w:r>
     </w:p>
     <w:p>
@@ -2164,7 +2390,7 @@
           <w:sz w:val="21"/>
           <w:szCs w:val="21"/>
         </w:rPr>
-        <w:t xml:space="preserve">A detective needs more than 8 hours to finish the investigation. She has already worked 3 hours. Which inequality represents the additional hours h she needs?</w:t>
+        <w:t xml:space="preserve">A bus can carry at most 48 passengers. There are already 31 on board. Which inequality shows how many more can board?</w:t>
       </w:r>
     </w:p>
     <w:p>
@@ -2177,7 +2403,7 @@
           <w:sz w:val="20"/>
           <w:szCs w:val="20"/>
         </w:rPr>
-        <w:t xml:space="preserve">A)  3 + h &gt; 8</w:t>
+        <w:t xml:space="preserve">A)  31 + p ≤ 48</w:t>
       </w:r>
     </w:p>
     <w:p>
@@ -2190,7 +2416,7 @@
           <w:sz w:val="20"/>
           <w:szCs w:val="20"/>
         </w:rPr>
-        <w:t xml:space="preserve">B)  3 + h = 8</w:t>
+        <w:t xml:space="preserve">B)  31 + p &gt; 48</w:t>
       </w:r>
     </w:p>
     <w:p>
@@ -2203,7 +2429,7 @@
           <w:sz w:val="20"/>
           <w:szCs w:val="20"/>
         </w:rPr>
-        <w:t xml:space="preserve">C)  h &gt; 3</w:t>
+        <w:t xml:space="preserve">C)  31 + p = 48</w:t>
       </w:r>
     </w:p>
     <w:p>
@@ -2216,7 +2442,7 @@
           <w:sz w:val="20"/>
           <w:szCs w:val="20"/>
         </w:rPr>
-        <w:t xml:space="preserve">D)  8 + h &gt; 3</w:t>
+        <w:t xml:space="preserve">D)  p − 31 ≤ 48</w:t>
       </w:r>
     </w:p>
     <w:p>
@@ -2294,7 +2520,7 @@
           <w:sz w:val="21"/>
           <w:szCs w:val="21"/>
         </w:rPr>
-        <w:t xml:space="preserve">Which model is correct for: 'A number divided by 6 equals 7'?</w:t>
+        <w:t xml:space="preserve">A student solved 4n = 52 and got n = 13. Is the answer reasonable if n represents the number of notebooks in a box?</w:t>
       </w:r>
     </w:p>
     <w:p>
@@ -2307,7 +2533,7 @@
           <w:sz w:val="20"/>
           <w:szCs w:val="20"/>
         </w:rPr>
-        <w:t xml:space="preserve">A)  n / 6 = 7</w:t>
+        <w:t xml:space="preserve">A)  Yes — 13 notebooks per box is reasonable</w:t>
       </w:r>
     </w:p>
     <w:p>
@@ -2320,7 +2546,7 @@
           <w:sz w:val="20"/>
           <w:szCs w:val="20"/>
         </w:rPr>
-        <w:t xml:space="preserve">B)  6n = 7</w:t>
+        <w:t xml:space="preserve">B)  No — 13 is too many notebooks</w:t>
       </w:r>
     </w:p>
     <w:p>
@@ -2333,7 +2559,7 @@
           <w:sz w:val="20"/>
           <w:szCs w:val="20"/>
         </w:rPr>
-        <w:t xml:space="preserve">C)  n − 6 = 7</w:t>
+        <w:t xml:space="preserve">C)  No — the answer should be 48</w:t>
       </w:r>
     </w:p>
     <w:p>
@@ -2346,7 +2572,7 @@
           <w:sz w:val="20"/>
           <w:szCs w:val="20"/>
         </w:rPr>
-        <w:t xml:space="preserve">D)  n + 6 = 7</w:t>
+        <w:t xml:space="preserve">D)  Yes — but only if n is a fraction</w:t>
       </w:r>
     </w:p>
     <w:p>
@@ -2424,7 +2650,7 @@
           <w:sz w:val="21"/>
           <w:szCs w:val="21"/>
         </w:rPr>
-        <w:t xml:space="preserve">A bus can carry at most 48 passengers. There are already 31 on board. Which inequality shows how many more can board?</w:t>
+        <w:t xml:space="preserve">A taxi charges $3 plus $2 per mile. The ride cost $15. Which equation finds the miles m?</w:t>
       </w:r>
     </w:p>
     <w:p>
@@ -2437,7 +2663,7 @@
           <w:sz w:val="20"/>
           <w:szCs w:val="20"/>
         </w:rPr>
-        <w:t xml:space="preserve">A)  31 + p ≤ 48</w:t>
+        <w:t xml:space="preserve">A)  2m + 3 = 15</w:t>
       </w:r>
     </w:p>
     <w:p>
@@ -2450,7 +2676,7 @@
           <w:sz w:val="20"/>
           <w:szCs w:val="20"/>
         </w:rPr>
-        <w:t xml:space="preserve">B)  31 + p &gt; 48</w:t>
+        <w:t xml:space="preserve">B)  3m + 2 = 15</w:t>
       </w:r>
     </w:p>
     <w:p>
@@ -2463,7 +2689,7 @@
           <w:sz w:val="20"/>
           <w:szCs w:val="20"/>
         </w:rPr>
-        <w:t xml:space="preserve">C)  31 + p = 48</w:t>
+        <w:t xml:space="preserve">C)  2m = 15</w:t>
       </w:r>
     </w:p>
     <w:p>
@@ -2476,7 +2702,7 @@
           <w:sz w:val="20"/>
           <w:szCs w:val="20"/>
         </w:rPr>
-        <w:t xml:space="preserve">D)  p − 31 ≤ 48</w:t>
+        <w:t xml:space="preserve">D)  m + 2 = 15</w:t>
       </w:r>
     </w:p>
     <w:p>
@@ -3189,6 +3415,64 @@
           <w:sz w:val="24"/>
           <w:szCs w:val="24"/>
         </w:rPr>
+        <w:t xml:space="preserve">Worked Notes (I Do / We Do)</w:t>
+      </w:r>
+    </w:p>
+    <w:p>
+      <w:pPr>
+        <w:spacing w:after="80"/>
+      </w:pPr>
+      <w:r>
+        <w:rPr>
+          <w:b/>
+          <w:bCs/>
+          <w:sz w:val="21"/>
+          <w:szCs w:val="21"/>
+        </w:rPr>
+        <w:t xml:space="preserve">I Do:  </w:t>
+      </w:r>
+      <w:r>
+        <w:rPr>
+          <w:sz w:val="21"/>
+          <w:szCs w:val="21"/>
+        </w:rPr>
+        <w:t xml:space="preserve">A. p + 12 = 45</w:t>
+      </w:r>
+    </w:p>
+    <w:p>
+      <w:pPr>
+        <w:spacing w:after="80"/>
+      </w:pPr>
+      <w:r>
+        <w:rPr>
+          <w:b/>
+          <w:bCs/>
+          <w:sz w:val="21"/>
+          <w:szCs w:val="21"/>
+        </w:rPr>
+        <w:t xml:space="preserve">We Do:  </w:t>
+      </w:r>
+      <w:r>
+        <w:rPr>
+          <w:sz w:val="21"/>
+          <w:szCs w:val="21"/>
+        </w:rPr>
+        <w:t xml:space="preserve">A. 3 + h &gt; 8</w:t>
+      </w:r>
+    </w:p>
+    <w:p>
+      <w:pPr>
+        <w:pStyle w:val="Heading2"/>
+        <w:spacing w:after="80" w:before="180"/>
+      </w:pPr>
+      <w:r>
+        <w:rPr>
+          <w:b/>
+          <w:bCs/>
+          <w:color w:val="12355B"/>
+          <w:sz w:val="24"/>
+          <w:szCs w:val="24"/>
+        </w:rPr>
         <w:t xml:space="preserve">Independent Practice</w:t>
       </w:r>
     </w:p>
@@ -3210,7 +3494,7 @@
           <w:sz w:val="21"/>
           <w:szCs w:val="21"/>
         </w:rPr>
-        <w:t xml:space="preserve">A)  p + 12 = 45</w:t>
+        <w:t xml:space="preserve">A)  n / 6 = 7</w:t>
       </w:r>
       <w:r>
         <w:rPr>
@@ -3220,7 +3504,7 @@
           <w:sz w:val="19"/>
           <w:szCs w:val="19"/>
         </w:rPr>
-        <w:t xml:space="preserve">  — 'Adding 12' to the original number gives 45: p + 12 = 45. Solve: p = 33.</w:t>
+        <w:t xml:space="preserve">  — Divided by 6 is n / 6. Equals 7 means = 7. So n / 6 = 7.</w:t>
       </w:r>
     </w:p>
     <w:p>
@@ -3241,7 +3525,7 @@
           <w:sz w:val="21"/>
           <w:szCs w:val="21"/>
         </w:rPr>
-        <w:t xml:space="preserve">A)  3 + h &gt; 8</w:t>
+        <w:t xml:space="preserve">A)  31 + p ≤ 48</w:t>
       </w:r>
       <w:r>
         <w:rPr>
@@ -3251,7 +3535,7 @@
           <w:sz w:val="19"/>
           <w:szCs w:val="19"/>
         </w:rPr>
-        <w:t xml:space="preserve">  — 3 hours plus additional hours h must be more than 8: 3 + h &gt; 8. Solve: h &gt; 5.</w:t>
+        <w:t xml:space="preserve">  — 'At most 48' means the total must be ≤ 48. So 31 + p ≤ 48. Solve: p ≤ 17.</w:t>
       </w:r>
     </w:p>
     <w:p>
@@ -3272,7 +3556,7 @@
           <w:sz w:val="21"/>
           <w:szCs w:val="21"/>
         </w:rPr>
-        <w:t xml:space="preserve">A)  n / 6 = 7</w:t>
+        <w:t xml:space="preserve">A)  Yes — 13 notebooks per box is reasonable</w:t>
       </w:r>
       <w:r>
         <w:rPr>
@@ -3282,7 +3566,7 @@
           <w:sz w:val="19"/>
           <w:szCs w:val="19"/>
         </w:rPr>
-        <w:t xml:space="preserve">  — Divided by 6 is n / 6. Equals 7 means = 7. So n / 6 = 7.</w:t>
+        <w:t xml:space="preserve">  — 4 × 13 = 52 ✓. 13 notebooks per box is a reasonable whole number answer.</w:t>
       </w:r>
     </w:p>
     <w:p>
@@ -3303,7 +3587,7 @@
           <w:sz w:val="21"/>
           <w:szCs w:val="21"/>
         </w:rPr>
-        <w:t xml:space="preserve">A)  31 + p ≤ 48</w:t>
+        <w:t xml:space="preserve">A)  2m + 3 = 15</w:t>
       </w:r>
       <w:r>
         <w:rPr>
@@ -3313,7 +3597,7 @@
           <w:sz w:val="19"/>
           <w:szCs w:val="19"/>
         </w:rPr>
-        <w:t xml:space="preserve">  — 'At most 48' means the total must be ≤ 48. So 31 + p ≤ 48. Solve: p ≤ 17.</w:t>
+        <w:t xml:space="preserve">  — Base $3 plus $2 per mile: 2m + 3 = 15, so m = 6 miles.</w:t>
       </w:r>
     </w:p>
     <w:p>

--- a/lessons/7-7/downloads/7-7-notes.docx
+++ b/lessons/7-7/downloads/7-7-notes.docx
@@ -1177,6 +1177,238 @@
     <w:p>
       <w:pPr>
         <w:pStyle w:val="Heading1"/>
+        <w:pBdr>
+          <w:bottom w:val="single" w:color="1FA6A2" w:sz="14" w:space="6"/>
+        </w:pBdr>
+        <w:spacing w:after="140" w:before="260"/>
+      </w:pPr>
+      <w:r>
+        <w:rPr>
+          <w:b/>
+          <w:bCs/>
+          <w:color w:val="12355B"/>
+          <w:sz w:val="30"/>
+          <w:szCs w:val="30"/>
+        </w:rPr>
+        <w:t xml:space="preserve">Guided Notes</w:t>
+      </w:r>
+    </w:p>
+    <w:p>
+      <w:pPr>
+        <w:spacing w:after="100"/>
+      </w:pPr>
+      <w:r>
+        <w:rPr>
+          <w:i/>
+          <w:iCs/>
+          <w:color w:val="5F6F80"/>
+          <w:sz w:val="19"/>
+          <w:szCs w:val="19"/>
+        </w:rPr>
+        <w:t xml:space="preserve">Fill in each blank as we go. Use the Word Bank to help you.</w:t>
+      </w:r>
+    </w:p>
+    <w:tbl>
+      <w:tblPr>
+        <w:tblW w:type="pct" w:w="100%"/>
+        <w:tblBorders>
+          <w:top w:val="single" w:color="BBD0DE" w:sz="8"/>
+          <w:left w:val="single" w:color="BBD0DE" w:sz="8"/>
+          <w:bottom w:val="single" w:color="BBD0DE" w:sz="8"/>
+          <w:right w:val="single" w:color="BBD0DE" w:sz="8"/>
+          <w:insideH w:val="single" w:color="auto" w:sz="4"/>
+          <w:insideV w:val="single" w:color="auto" w:sz="4"/>
+        </w:tblBorders>
+      </w:tblPr>
+      <w:tblGrid>
+        <w:gridCol w:w="100"/>
+      </w:tblGrid>
+      <w:tr>
+        <w:tc>
+          <w:tcPr>
+            <w:shd w:fill="EEF4F8" w:color="auto" w:val="clear"/>
+            <w:tcMar>
+              <w:top w:type="dxa" w:w="120"/>
+              <w:left w:type="dxa" w:w="180"/>
+              <w:bottom w:type="dxa" w:w="120"/>
+              <w:right w:type="dxa" w:w="180"/>
+            </w:tcMar>
+          </w:tcPr>
+          <w:p>
+            <w:pPr>
+              <w:spacing w:after="40"/>
+            </w:pPr>
+            <w:r>
+              <w:rPr>
+                <w:b/>
+                <w:bCs/>
+                <w:color w:val="1FA6A2"/>
+                <w:sz w:val="18"/>
+                <w:szCs w:val="18"/>
+              </w:rPr>
+              <w:t xml:space="preserve">WORD BANK</w:t>
+            </w:r>
+          </w:p>
+          <w:p>
+            <w:pPr>
+              <w:spacing w:after="80"/>
+            </w:pPr>
+            <w:r>
+              <w:rPr>
+                <w:b/>
+                <w:bCs/>
+                <w:sz w:val="21"/>
+                <w:szCs w:val="21"/>
+              </w:rPr>
+              <w:t xml:space="preserve">Model      •      Equation      •      Inequality      •      Reasonableness      •      Variable      •      Constraint</w:t>
+            </w:r>
+          </w:p>
+        </w:tc>
+      </w:tr>
+    </w:tbl>
+    <w:p>
+      <w:pPr>
+        <w:spacing w:after="80"/>
+      </w:pPr>
+      <w:r>
+        <w:t xml:space="preserve"/>
+      </w:r>
+    </w:p>
+    <w:p>
+      <w:pPr>
+        <w:spacing w:after="120" w:before="80"/>
+      </w:pPr>
+      <w:r>
+        <w:rPr>
+          <w:b/>
+          <w:bCs/>
+          <w:color w:val="12355B"/>
+          <w:sz w:val="22"/>
+          <w:szCs w:val="22"/>
+        </w:rPr>
+        <w:t xml:space="preserve">1.  </w:t>
+      </w:r>
+      <w:r>
+        <w:rPr>
+          <w:sz w:val="22"/>
+          <w:szCs w:val="22"/>
+        </w:rPr>
+        <w:t xml:space="preserve">A drawing, equation, or diagram that represents a situation is a ___.</w:t>
+      </w:r>
+    </w:p>
+    <w:p>
+      <w:pPr>
+        <w:spacing w:after="120" w:before="80"/>
+      </w:pPr>
+      <w:r>
+        <w:rPr>
+          <w:b/>
+          <w:bCs/>
+          <w:color w:val="12355B"/>
+          <w:sz w:val="22"/>
+          <w:szCs w:val="22"/>
+        </w:rPr>
+        <w:t xml:space="preserve">2.  </w:t>
+      </w:r>
+      <w:r>
+        <w:rPr>
+          <w:sz w:val="22"/>
+          <w:szCs w:val="22"/>
+        </w:rPr>
+        <w:t xml:space="preserve">A math sentence with an equal sign is an ___.</w:t>
+      </w:r>
+    </w:p>
+    <w:p>
+      <w:pPr>
+        <w:spacing w:after="120" w:before="80"/>
+      </w:pPr>
+      <w:r>
+        <w:rPr>
+          <w:b/>
+          <w:bCs/>
+          <w:color w:val="12355B"/>
+          <w:sz w:val="22"/>
+          <w:szCs w:val="22"/>
+        </w:rPr>
+        <w:t xml:space="preserve">3.  </w:t>
+      </w:r>
+      <w:r>
+        <w:rPr>
+          <w:sz w:val="22"/>
+          <w:szCs w:val="22"/>
+        </w:rPr>
+        <w:t xml:space="preserve">A math sentence that compares values with &lt;, &gt;, ≤, or ≥ is an ___.</w:t>
+      </w:r>
+    </w:p>
+    <w:p>
+      <w:pPr>
+        <w:spacing w:after="120" w:before="80"/>
+      </w:pPr>
+      <w:r>
+        <w:rPr>
+          <w:b/>
+          <w:bCs/>
+          <w:color w:val="12355B"/>
+          <w:sz w:val="22"/>
+          <w:szCs w:val="22"/>
+        </w:rPr>
+        <w:t xml:space="preserve">4.  </w:t>
+      </w:r>
+      <w:r>
+        <w:rPr>
+          <w:sz w:val="22"/>
+          <w:szCs w:val="22"/>
+        </w:rPr>
+        <w:t xml:space="preserve">Checking whether an answer makes sense for the problem is checking its ___.</w:t>
+      </w:r>
+    </w:p>
+    <w:p>
+      <w:pPr>
+        <w:spacing w:after="120" w:before="80"/>
+      </w:pPr>
+      <w:r>
+        <w:rPr>
+          <w:b/>
+          <w:bCs/>
+          <w:color w:val="12355B"/>
+          <w:sz w:val="22"/>
+          <w:szCs w:val="22"/>
+        </w:rPr>
+        <w:t xml:space="preserve">5.  </w:t>
+      </w:r>
+      <w:r>
+        <w:rPr>
+          <w:sz w:val="22"/>
+          <w:szCs w:val="22"/>
+        </w:rPr>
+        <w:t xml:space="preserve">A letter that stands for the unknown amount in a problem is a ___.</w:t>
+      </w:r>
+    </w:p>
+    <w:p>
+      <w:pPr>
+        <w:spacing w:after="120" w:before="80"/>
+      </w:pPr>
+      <w:r>
+        <w:rPr>
+          <w:b/>
+          <w:bCs/>
+          <w:color w:val="12355B"/>
+          <w:sz w:val="22"/>
+          <w:szCs w:val="22"/>
+        </w:rPr>
+        <w:t xml:space="preserve">6.  </w:t>
+      </w:r>
+      <w:r>
+        <w:rPr>
+          <w:sz w:val="22"/>
+          <w:szCs w:val="22"/>
+        </w:rPr>
+        <w:t xml:space="preserve">A limit that tells which values are allowed in a problem is a ___.</w:t>
+      </w:r>
+    </w:p>
+    <w:p>
+      <w:pPr>
+        <w:pStyle w:val="Heading1"/>
         <w:pageBreakBefore/>
         <w:pBdr>
           <w:bottom w:val="single" w:color="1FA6A2" w:sz="14" w:space="6"/>
@@ -2179,6 +2411,87 @@
     </w:p>
     <w:p>
       <w:pPr>
+        <w:spacing w:after="40" w:before="80"/>
+      </w:pPr>
+      <w:r>
+        <w:rPr>
+          <w:b/>
+          <w:bCs/>
+          <w:color w:val="12355B"/>
+          <w:sz w:val="21"/>
+          <w:szCs w:val="21"/>
+        </w:rPr>
+        <w:t xml:space="preserve">4. </w:t>
+      </w:r>
+      <w:r>
+        <w:rPr>
+          <w:b/>
+          <w:bCs/>
+          <w:color w:val="6B4FA0"/>
+          <w:sz w:val="19"/>
+          <w:szCs w:val="19"/>
+        </w:rPr>
+        <w:t xml:space="preserve">[Practice] </w:t>
+      </w:r>
+      <w:r>
+        <w:rPr>
+          <w:b/>
+          <w:bCs/>
+          <w:sz w:val="21"/>
+          <w:szCs w:val="21"/>
+        </w:rPr>
+        <w:t xml:space="preserve">During practice on Equations and Inequalities Problem Solving, what strategy did you use when a problem felt tricky?</w:t>
+      </w:r>
+    </w:p>
+    <w:p>
+      <w:pPr>
+        <w:spacing w:after="60"/>
+      </w:pPr>
+      <w:r>
+        <w:rPr>
+          <w:color w:val="1A2733"/>
+          <w:sz w:val="21"/>
+          <w:szCs w:val="21"/>
+        </w:rPr>
+        <w:t xml:space="preserve">Start with:  My plan was to ___, and I knew to ___ because ___.</w:t>
+      </w:r>
+      <w:r>
+        <w:rPr>
+          <w:i/>
+          <w:iCs/>
+          <w:color w:val="5F6F80"/>
+          <w:sz w:val="19"/>
+          <w:szCs w:val="19"/>
+        </w:rPr>
+        <w:br/>
+        <w:t xml:space="preserve">Mi plan fue ___, y supe ___ porque ___.</w:t>
+      </w:r>
+    </w:p>
+    <w:p>
+      <w:pPr>
+        <w:spacing w:after="80"/>
+      </w:pPr>
+      <w:r>
+        <w:rPr>
+          <w:b/>
+          <w:bCs/>
+          <w:color w:val="12355B"/>
+          <w:sz w:val="19"/>
+          <w:szCs w:val="19"/>
+        </w:rPr>
+        <w:t xml:space="preserve">Word bank:  </w:t>
+      </w:r>
+      <w:r>
+        <w:rPr>
+          <w:color w:val="1FA6A2"/>
+          <w:sz w:val="19"/>
+          <w:szCs w:val="19"/>
+        </w:rPr>
+        <w:t xml:space="preserve">Model,  Equation,  Inequality,  Reasonableness</w:t>
+      </w:r>
+    </w:p>
+    <w:p>
+      <w:pPr>
         <w:pStyle w:val="Heading1"/>
         <w:pageBreakBefore/>
         <w:pBdr>
@@ -2650,7 +2963,7 @@
           <w:sz w:val="21"/>
           <w:szCs w:val="21"/>
         </w:rPr>
-        <w:t xml:space="preserve">A taxi charges $3 plus $2 per mile. The ride cost $15. Which equation finds the miles m?</w:t>
+        <w:t xml:space="preserve">Room 2: The vault keypad clue reads, 'A number of stolen coins plus 6 equals 14.' Solve x + 6 = 14 to find the code x.</w:t>
       </w:r>
     </w:p>
     <w:p>
@@ -2663,7 +2976,7 @@
           <w:sz w:val="20"/>
           <w:szCs w:val="20"/>
         </w:rPr>
-        <w:t xml:space="preserve">A)  2m + 3 = 15</w:t>
+        <w:t xml:space="preserve">A)  x = 8</w:t>
       </w:r>
     </w:p>
     <w:p>
@@ -2676,7 +2989,7 @@
           <w:sz w:val="20"/>
           <w:szCs w:val="20"/>
         </w:rPr>
-        <w:t xml:space="preserve">B)  3m + 2 = 15</w:t>
+        <w:t xml:space="preserve">B)  x = 20</w:t>
       </w:r>
     </w:p>
     <w:p>
@@ -2689,7 +3002,7 @@
           <w:sz w:val="20"/>
           <w:szCs w:val="20"/>
         </w:rPr>
-        <w:t xml:space="preserve">C)  2m = 15</w:t>
+        <w:t xml:space="preserve">C)  x = 6</w:t>
       </w:r>
     </w:p>
     <w:p>
@@ -2702,7 +3015,7 @@
           <w:sz w:val="20"/>
           <w:szCs w:val="20"/>
         </w:rPr>
-        <w:t xml:space="preserve">D)  m + 2 = 15</w:t>
+        <w:t xml:space="preserve">D)  x = 2</w:t>
       </w:r>
     </w:p>
     <w:p>
@@ -2775,33 +3088,7 @@
           <w:sz w:val="30"/>
           <w:szCs w:val="30"/>
         </w:rPr>
-        <w:t xml:space="preserve">Write About the Math</w:t>
-      </w:r>
-    </w:p>
-    <w:p>
-      <w:pPr>
-        <w:pStyle w:val="Heading2"/>
-        <w:spacing w:after="80" w:before="180"/>
-      </w:pPr>
-      <w:r>
-        <w:rPr>
-          <w:b/>
-          <w:bCs/>
-          <w:color w:val="12355B"/>
-          <w:sz w:val="24"/>
-          <w:szCs w:val="24"/>
-        </w:rPr>
-        <w:t xml:space="preserve">Build Strong Sentences</w:t>
-      </w:r>
-      <w:r>
-        <w:rPr>
-          <w:i/>
-          <w:iCs/>
-          <w:color w:val="B97A12"/>
-          <w:sz w:val="19"/>
-          <w:szCs w:val="19"/>
-        </w:rPr>
-        <w:t xml:space="preserve">   The Writing Revolution</w:t>
+        <w:t xml:space="preserve">Exit Ticket</w:t>
       </w:r>
     </w:p>
     <w:p>
@@ -2816,435 +3103,86 @@
           <w:sz w:val="19"/>
           <w:szCs w:val="19"/>
         </w:rPr>
-        <w:t xml:space="preserve">I can explain my reasoning using the words model, equation, inequality, and reasonableness.</w:t>
-      </w:r>
-    </w:p>
-    <w:p>
-      <w:pPr>
-        <w:pStyle w:val="Heading2"/>
-        <w:spacing w:after="80" w:before="180"/>
-      </w:pPr>
-      <w:r>
-        <w:rPr>
-          <w:b/>
-          <w:bCs/>
-          <w:color w:val="12355B"/>
-          <w:sz w:val="24"/>
-          <w:szCs w:val="24"/>
-        </w:rPr>
-        <w:t xml:space="preserve">1. Kernel Sentence</w:t>
-      </w:r>
-      <w:r>
-        <w:rPr>
-          <w:i/>
-          <w:iCs/>
-          <w:color w:val="1FA6A2"/>
-          <w:sz w:val="19"/>
-          <w:szCs w:val="19"/>
-        </w:rPr>
-        <w:t xml:space="preserve">   subject + verb</w:t>
-      </w:r>
-    </w:p>
-    <w:tbl>
-      <w:tblPr>
-        <w:tblW w:type="pct" w:w="100%"/>
-        <w:tblBorders>
-          <w:top w:val="single" w:color="B97A12" w:sz="8"/>
-          <w:left w:val="single" w:color="B97A12" w:sz="8"/>
-          <w:bottom w:val="single" w:color="B97A12" w:sz="8"/>
-          <w:right w:val="single" w:color="B97A12" w:sz="8"/>
-          <w:insideH w:val="single" w:color="auto" w:sz="4"/>
-          <w:insideV w:val="single" w:color="auto" w:sz="4"/>
-        </w:tblBorders>
-      </w:tblPr>
-      <w:tblGrid>
-        <w:gridCol w:w="100"/>
-      </w:tblGrid>
-      <w:tr>
-        <w:tc>
-          <w:tcPr>
-            <w:shd w:fill="FBF3E2" w:color="auto" w:val="clear"/>
-            <w:tcMar>
-              <w:top w:type="dxa" w:w="120"/>
-              <w:left w:type="dxa" w:w="180"/>
-              <w:bottom w:type="dxa" w:w="120"/>
-              <w:right w:type="dxa" w:w="180"/>
-            </w:tcMar>
-          </w:tcPr>
-          <w:p>
-            <w:pPr>
-              <w:spacing w:after="0"/>
-            </w:pPr>
-            <w:r>
-              <w:rPr>
-                <w:b/>
-                <w:bCs/>
-                <w:color w:val="1FA6A2"/>
-                <w:sz w:val="20"/>
-                <w:szCs w:val="20"/>
-              </w:rPr>
-              <w:t xml:space="preserve">Model:  </w:t>
-            </w:r>
-            <w:r>
-              <w:rPr>
-                <w:sz w:val="20"/>
-                <w:szCs w:val="20"/>
-              </w:rPr>
-              <w:t xml:space="preserve">Equation is a math sentence with an equal sign showing both sides are the same.</w:t>
-            </w:r>
-          </w:p>
-        </w:tc>
-      </w:tr>
-    </w:tbl>
+        <w:t xml:space="preserve">Answer on your own. This shows what you learned today.</w:t>
+      </w:r>
+    </w:p>
+    <w:p>
+      <w:pPr>
+        <w:spacing w:after="80" w:before="80"/>
+      </w:pPr>
+      <w:r>
+        <w:rPr>
+          <w:color w:val="B97A12"/>
+          <w:sz w:val="22"/>
+          <w:szCs w:val="22"/>
+        </w:rPr>
+        <w:t xml:space="preserve">★  </w:t>
+      </w:r>
+      <w:r>
+        <w:rPr>
+          <w:b/>
+          <w:bCs/>
+          <w:sz w:val="22"/>
+          <w:szCs w:val="22"/>
+        </w:rPr>
+        <w:t xml:space="preserve">A box of donuts has some donuts. After giving away 7, there are fewer than 5 left. Which inequality represents the starting number of donuts d?</w:t>
+      </w:r>
+    </w:p>
+    <w:p>
+      <w:pPr>
+        <w:spacing w:after="60"/>
+        <w:ind w:left="420"/>
+      </w:pPr>
+      <w:r>
+        <w:rPr>
+          <w:sz w:val="21"/>
+          <w:szCs w:val="21"/>
+        </w:rPr>
+        <w:t xml:space="preserve">A)  d − 7 &lt; 5</w:t>
+      </w:r>
+    </w:p>
+    <w:p>
+      <w:pPr>
+        <w:spacing w:after="60"/>
+        <w:ind w:left="420"/>
+      </w:pPr>
+      <w:r>
+        <w:rPr>
+          <w:sz w:val="21"/>
+          <w:szCs w:val="21"/>
+        </w:rPr>
+        <w:t xml:space="preserve">B)  d + 7 &lt; 5</w:t>
+      </w:r>
+    </w:p>
+    <w:p>
+      <w:pPr>
+        <w:spacing w:after="60"/>
+        <w:ind w:left="420"/>
+      </w:pPr>
+      <w:r>
+        <w:rPr>
+          <w:sz w:val="21"/>
+          <w:szCs w:val="21"/>
+        </w:rPr>
+        <w:t xml:space="preserve">C)  d − 7 &gt; 5</w:t>
+      </w:r>
+    </w:p>
+    <w:p>
+      <w:pPr>
+        <w:spacing w:after="60"/>
+        <w:ind w:left="420"/>
+      </w:pPr>
+      <w:r>
+        <w:rPr>
+          <w:sz w:val="21"/>
+          <w:szCs w:val="21"/>
+        </w:rPr>
+        <w:t xml:space="preserve">D)  d − 7 = 5</w:t>
+      </w:r>
+    </w:p>
     <w:p>
       <w:pPr>
         <w:spacing w:after="40"/>
-      </w:pPr>
-      <w:r>
-        <w:t xml:space="preserve"/>
-      </w:r>
-    </w:p>
-    <w:p>
-      <w:pPr>
-        <w:spacing w:after="60"/>
-      </w:pPr>
-      <w:r>
-        <w:rPr>
-          <w:color w:val="1A2733"/>
-          <w:sz w:val="21"/>
-          <w:szCs w:val="21"/>
-        </w:rPr>
-        <w:t xml:space="preserve">Write a kernel sentence about equation. Use a subject and a verb.</w:t>
-      </w:r>
-      <w:r>
-        <w:rPr>
-          <w:i/>
-          <w:iCs/>
-          <w:color w:val="5F6F80"/>
-          <w:sz w:val="19"/>
-          <w:szCs w:val="19"/>
-        </w:rPr>
-        <w:br/>
-        <w:t xml:space="preserve">Escribe una oración base sobre ecuación. Usa un sujeto y un verbo.</w:t>
-      </w:r>
-    </w:p>
-    <w:p>
-      <w:pPr>
-        <w:pBdr>
-          <w:bottom w:val="single" w:color="AFBECC" w:sz="6"/>
-        </w:pBdr>
-        <w:spacing w:after="30" w:before="150"/>
-      </w:pPr>
-      <w:r>
-        <w:t xml:space="preserve"/>
-      </w:r>
-    </w:p>
-    <w:p>
-      <w:pPr>
-        <w:pBdr>
-          <w:bottom w:val="single" w:color="AFBECC" w:sz="6"/>
-        </w:pBdr>
-        <w:spacing w:after="30" w:before="150"/>
-      </w:pPr>
-      <w:r>
-        <w:t xml:space="preserve"/>
-      </w:r>
-    </w:p>
-    <w:p>
-      <w:pPr>
-        <w:pStyle w:val="Heading2"/>
-        <w:spacing w:after="80" w:before="180"/>
-      </w:pPr>
-      <w:r>
-        <w:rPr>
-          <w:b/>
-          <w:bCs/>
-          <w:color w:val="12355B"/>
-          <w:sz w:val="24"/>
-          <w:szCs w:val="24"/>
-        </w:rPr>
-        <w:t xml:space="preserve">2. Sentence Expansion</w:t>
-      </w:r>
-      <w:r>
-        <w:rPr>
-          <w:i/>
-          <w:iCs/>
-          <w:color w:val="1FA6A2"/>
-          <w:sz w:val="19"/>
-          <w:szCs w:val="19"/>
-        </w:rPr>
-        <w:t xml:space="preserve">   because · but · so</w:t>
-      </w:r>
-    </w:p>
-    <w:p>
-      <w:pPr>
-        <w:spacing w:after="80"/>
-      </w:pPr>
-      <w:r>
-        <w:rPr>
-          <w:b/>
-          <w:bCs/>
-          <w:color w:val="1FA6A2"/>
-          <w:sz w:val="20"/>
-          <w:szCs w:val="20"/>
-        </w:rPr>
-        <w:t xml:space="preserve">Kernel:  </w:t>
-      </w:r>
-      <w:r>
-        <w:rPr>
-          <w:sz w:val="20"/>
-          <w:szCs w:val="20"/>
-        </w:rPr>
-        <w:t xml:space="preserve">Equation matters in math</w:t>
-      </w:r>
-    </w:p>
-    <w:p>
-      <w:pPr>
-        <w:spacing w:after="80"/>
-      </w:pPr>
-      <w:r>
-        <w:rPr>
-          <w:b/>
-          <w:bCs/>
-          <w:color w:val="12355B"/>
-          <w:sz w:val="21"/>
-          <w:szCs w:val="21"/>
-        </w:rPr>
-        <w:t xml:space="preserve">because  </w:t>
-      </w:r>
-      <w:r>
-        <w:rPr>
-          <w:sz w:val="21"/>
-          <w:szCs w:val="21"/>
-        </w:rPr>
-        <w:t xml:space="preserve">Equation matters in math because ___.</w:t>
-      </w:r>
-      <w:r>
-        <w:rPr>
-          <w:i/>
-          <w:iCs/>
-          <w:color w:val="5F6F80"/>
-          <w:sz w:val="19"/>
-          <w:szCs w:val="19"/>
-        </w:rPr>
-        <w:br/>
-        <w:t xml:space="preserve">Ecuación importa en matemáticas porque ___.</w:t>
-      </w:r>
-    </w:p>
-    <w:p>
-      <w:pPr>
-        <w:pBdr>
-          <w:bottom w:val="single" w:color="AFBECC" w:sz="6"/>
-        </w:pBdr>
-        <w:spacing w:after="30" w:before="150"/>
-      </w:pPr>
-      <w:r>
-        <w:t xml:space="preserve"/>
-      </w:r>
-    </w:p>
-    <w:p>
-      <w:pPr>
-        <w:spacing w:after="80"/>
-      </w:pPr>
-      <w:r>
-        <w:rPr>
-          <w:b/>
-          <w:bCs/>
-          <w:color w:val="12355B"/>
-          <w:sz w:val="21"/>
-          <w:szCs w:val="21"/>
-        </w:rPr>
-        <w:t xml:space="preserve">but  </w:t>
-      </w:r>
-      <w:r>
-        <w:rPr>
-          <w:sz w:val="21"/>
-          <w:szCs w:val="21"/>
-        </w:rPr>
-        <w:t xml:space="preserve">Equation matters in math, but ___.</w:t>
-      </w:r>
-      <w:r>
-        <w:rPr>
-          <w:i/>
-          <w:iCs/>
-          <w:color w:val="5F6F80"/>
-          <w:sz w:val="19"/>
-          <w:szCs w:val="19"/>
-        </w:rPr>
-        <w:br/>
-        <w:t xml:space="preserve">Ecuación importa en matemáticas, pero ___.</w:t>
-      </w:r>
-    </w:p>
-    <w:p>
-      <w:pPr>
-        <w:pBdr>
-          <w:bottom w:val="single" w:color="AFBECC" w:sz="6"/>
-        </w:pBdr>
-        <w:spacing w:after="30" w:before="150"/>
-      </w:pPr>
-      <w:r>
-        <w:t xml:space="preserve"/>
-      </w:r>
-    </w:p>
-    <w:p>
-      <w:pPr>
-        <w:spacing w:after="80"/>
-      </w:pPr>
-      <w:r>
-        <w:rPr>
-          <w:b/>
-          <w:bCs/>
-          <w:color w:val="12355B"/>
-          <w:sz w:val="21"/>
-          <w:szCs w:val="21"/>
-        </w:rPr>
-        <w:t xml:space="preserve">so  </w:t>
-      </w:r>
-      <w:r>
-        <w:rPr>
-          <w:sz w:val="21"/>
-          <w:szCs w:val="21"/>
-        </w:rPr>
-        <w:t xml:space="preserve">Equation matters in math, so ___.</w:t>
-      </w:r>
-      <w:r>
-        <w:rPr>
-          <w:i/>
-          <w:iCs/>
-          <w:color w:val="5F6F80"/>
-          <w:sz w:val="19"/>
-          <w:szCs w:val="19"/>
-        </w:rPr>
-        <w:br/>
-        <w:t xml:space="preserve">Ecuación importa en matemáticas, entonces ___.</w:t>
-      </w:r>
-    </w:p>
-    <w:p>
-      <w:pPr>
-        <w:pBdr>
-          <w:bottom w:val="single" w:color="AFBECC" w:sz="6"/>
-        </w:pBdr>
-        <w:spacing w:after="30" w:before="150"/>
-      </w:pPr>
-      <w:r>
-        <w:t xml:space="preserve"/>
-      </w:r>
-    </w:p>
-    <w:p>
-      <w:pPr>
-        <w:pStyle w:val="Heading2"/>
-        <w:spacing w:after="80" w:before="180"/>
-      </w:pPr>
-      <w:r>
-        <w:rPr>
-          <w:b/>
-          <w:bCs/>
-          <w:color w:val="12355B"/>
-          <w:sz w:val="24"/>
-          <w:szCs w:val="24"/>
-        </w:rPr>
-        <w:t xml:space="preserve">3. Explain Your Reasoning</w:t>
-      </w:r>
-      <w:r>
-        <w:rPr>
-          <w:i/>
-          <w:iCs/>
-          <w:color w:val="1FA6A2"/>
-          <w:sz w:val="19"/>
-          <w:szCs w:val="19"/>
-        </w:rPr>
-        <w:t xml:space="preserve">   use a sentence starter</w:t>
-      </w:r>
-    </w:p>
-    <w:p>
-      <w:pPr>
-        <w:spacing w:after="60"/>
-      </w:pPr>
-      <w:r>
-        <w:rPr>
-          <w:color w:val="1A2733"/>
-          <w:sz w:val="21"/>
-          <w:szCs w:val="21"/>
-        </w:rPr>
-        <w:t xml:space="preserve">I would model this with a(n) ___ because the problem says ___.</w:t>
-      </w:r>
-      <w:r>
-        <w:rPr>
-          <w:i/>
-          <w:iCs/>
-          <w:color w:val="5F6F80"/>
-          <w:sz w:val="19"/>
-          <w:szCs w:val="19"/>
-        </w:rPr>
-        <w:br/>
-        <w:t xml:space="preserve">Modelaría esto con un(a) ___ porque el problema dice ___.</w:t>
-      </w:r>
-    </w:p>
-    <w:p>
-      <w:pPr>
-        <w:spacing w:after="60"/>
-      </w:pPr>
-      <w:r>
-        <w:rPr>
-          <w:color w:val="1A2733"/>
-          <w:sz w:val="21"/>
-          <w:szCs w:val="21"/>
-        </w:rPr>
-        <w:t xml:space="preserve">Words like ___ tell me to use ___.</w:t>
-      </w:r>
-      <w:r>
-        <w:rPr>
-          <w:i/>
-          <w:iCs/>
-          <w:color w:val="5F6F80"/>
-          <w:sz w:val="19"/>
-          <w:szCs w:val="19"/>
-        </w:rPr>
-        <w:br/>
-        <w:t xml:space="preserve">Palabras como ___ me dicen que use ___.</w:t>
-      </w:r>
-    </w:p>
-    <w:p>
-      <w:pPr>
-        <w:spacing w:after="60"/>
-      </w:pPr>
-      <w:r>
-        <w:rPr>
-          <w:color w:val="1A2733"/>
-          <w:sz w:val="21"/>
-          <w:szCs w:val="21"/>
-        </w:rPr>
-        <w:t xml:space="preserve">My plan was to ___, and I knew to ___ because ___.</w:t>
-      </w:r>
-      <w:r>
-        <w:rPr>
-          <w:i/>
-          <w:iCs/>
-          <w:color w:val="5F6F80"/>
-          <w:sz w:val="19"/>
-          <w:szCs w:val="19"/>
-        </w:rPr>
-        <w:br/>
-        <w:t xml:space="preserve">Mi plan fue ___, y supe ___ porque ___.</w:t>
-      </w:r>
-    </w:p>
-    <w:p>
-      <w:pPr>
-        <w:pBdr>
-          <w:bottom w:val="single" w:color="AFBECC" w:sz="6"/>
-        </w:pBdr>
-        <w:spacing w:after="30" w:before="150"/>
-      </w:pPr>
-      <w:r>
-        <w:t xml:space="preserve"/>
-      </w:r>
-    </w:p>
-    <w:p>
-      <w:pPr>
-        <w:pBdr>
-          <w:bottom w:val="single" w:color="AFBECC" w:sz="6"/>
-        </w:pBdr>
-        <w:spacing w:after="30" w:before="150"/>
       </w:pPr>
       <w:r>
         <w:t xml:space="preserve"/>
@@ -3267,7 +3205,7 @@
           <w:sz w:val="30"/>
           <w:szCs w:val="30"/>
         </w:rPr>
-        <w:t xml:space="preserve">Exit Ticket</w:t>
+        <w:t xml:space="preserve">Answer Key &amp; Teacher Guide</w:t>
       </w:r>
     </w:p>
     <w:p>
@@ -3282,115 +3220,245 @@
           <w:sz w:val="19"/>
           <w:szCs w:val="19"/>
         </w:rPr>
-        <w:t xml:space="preserve">Answer on your own. This shows what you learned today.</w:t>
-      </w:r>
-    </w:p>
-    <w:p>
-      <w:pPr>
-        <w:spacing w:after="80" w:before="80"/>
-      </w:pPr>
-      <w:r>
-        <w:rPr>
-          <w:color w:val="B97A12"/>
-          <w:sz w:val="22"/>
-          <w:szCs w:val="22"/>
-        </w:rPr>
-        <w:t xml:space="preserve">★  </w:t>
-      </w:r>
-      <w:r>
-        <w:rPr>
-          <w:b/>
-          <w:bCs/>
-          <w:sz w:val="22"/>
-          <w:szCs w:val="22"/>
-        </w:rPr>
-        <w:t xml:space="preserve">A box of donuts has some donuts. After giving away 7, there are fewer than 5 left. Which inequality represents the starting number of donuts d?</w:t>
-      </w:r>
-    </w:p>
-    <w:p>
-      <w:pPr>
-        <w:spacing w:after="60"/>
-        <w:ind w:left="420"/>
-      </w:pPr>
-      <w:r>
-        <w:rPr>
-          <w:sz w:val="21"/>
-          <w:szCs w:val="21"/>
-        </w:rPr>
-        <w:t xml:space="preserve">A)  d − 7 &lt; 5</w:t>
-      </w:r>
-    </w:p>
-    <w:p>
-      <w:pPr>
-        <w:spacing w:after="60"/>
-        <w:ind w:left="420"/>
-      </w:pPr>
-      <w:r>
-        <w:rPr>
-          <w:sz w:val="21"/>
-          <w:szCs w:val="21"/>
-        </w:rPr>
-        <w:t xml:space="preserve">B)  d + 7 &lt; 5</w:t>
-      </w:r>
-    </w:p>
-    <w:p>
-      <w:pPr>
-        <w:spacing w:after="60"/>
-        <w:ind w:left="420"/>
-      </w:pPr>
-      <w:r>
-        <w:rPr>
-          <w:sz w:val="21"/>
-          <w:szCs w:val="21"/>
-        </w:rPr>
-        <w:t xml:space="preserve">C)  d − 7 &gt; 5</w:t>
-      </w:r>
-    </w:p>
-    <w:p>
-      <w:pPr>
-        <w:spacing w:after="60"/>
-        <w:ind w:left="420"/>
-      </w:pPr>
-      <w:r>
-        <w:rPr>
-          <w:sz w:val="21"/>
-          <w:szCs w:val="21"/>
-        </w:rPr>
-        <w:t xml:space="preserve">D)  d − 7 = 5</w:t>
-      </w:r>
-    </w:p>
-    <w:p>
-      <w:pPr>
-        <w:spacing w:after="40"/>
-      </w:pPr>
-      <w:r>
-        <w:t xml:space="preserve"/>
-      </w:r>
-    </w:p>
-    <w:p>
-      <w:pPr>
-        <w:pStyle w:val="Heading1"/>
-        <w:pageBreakBefore/>
-        <w:pBdr>
-          <w:bottom w:val="single" w:color="1FA6A2" w:sz="14" w:space="6"/>
-        </w:pBdr>
-        <w:spacing w:after="140" w:before="0"/>
-      </w:pPr>
-      <w:r>
-        <w:rPr>
-          <w:b/>
-          <w:bCs/>
-          <w:color w:val="12355B"/>
-          <w:sz w:val="30"/>
-          <w:szCs w:val="30"/>
-        </w:rPr>
-        <w:t xml:space="preserve">Answer Key &amp; Teacher Guide</w:t>
-      </w:r>
-    </w:p>
-    <w:p>
-      <w:pPr>
-        <w:spacing w:after="100"/>
-      </w:pPr>
+        <w:t xml:space="preserve">Teacher reference — remove or fold back before distributing to students.</w:t>
+      </w:r>
+    </w:p>
+    <w:p>
+      <w:pPr>
+        <w:pStyle w:val="Heading2"/>
+        <w:spacing w:after="80" w:before="180"/>
+      </w:pPr>
+      <w:r>
+        <w:rPr>
+          <w:b/>
+          <w:bCs/>
+          <w:color w:val="12355B"/>
+          <w:sz w:val="24"/>
+          <w:szCs w:val="24"/>
+        </w:rPr>
+        <w:t xml:space="preserve">Guided Notes (Fill-in)</w:t>
+      </w:r>
+    </w:p>
+    <w:p>
+      <w:pPr>
+        <w:spacing w:after="80"/>
+      </w:pPr>
+      <w:r>
+        <w:rPr>
+          <w:b/>
+          <w:bCs/>
+          <w:sz w:val="21"/>
+          <w:szCs w:val="21"/>
+        </w:rPr>
+        <w:t xml:space="preserve">Notes 1:  </w:t>
+      </w:r>
+      <w:r>
+        <w:rPr>
+          <w:sz w:val="21"/>
+          <w:szCs w:val="21"/>
+        </w:rPr>
+        <w:t xml:space="preserve">Model</w:t>
+      </w:r>
+    </w:p>
+    <w:p>
+      <w:pPr>
+        <w:spacing w:after="80"/>
+      </w:pPr>
+      <w:r>
+        <w:rPr>
+          <w:b/>
+          <w:bCs/>
+          <w:sz w:val="21"/>
+          <w:szCs w:val="21"/>
+        </w:rPr>
+        <w:t xml:space="preserve">Notes 2:  </w:t>
+      </w:r>
+      <w:r>
+        <w:rPr>
+          <w:sz w:val="21"/>
+          <w:szCs w:val="21"/>
+        </w:rPr>
+        <w:t xml:space="preserve">Equation</w:t>
+      </w:r>
+    </w:p>
+    <w:p>
+      <w:pPr>
+        <w:spacing w:after="80"/>
+      </w:pPr>
+      <w:r>
+        <w:rPr>
+          <w:b/>
+          <w:bCs/>
+          <w:sz w:val="21"/>
+          <w:szCs w:val="21"/>
+        </w:rPr>
+        <w:t xml:space="preserve">Notes 3:  </w:t>
+      </w:r>
+      <w:r>
+        <w:rPr>
+          <w:sz w:val="21"/>
+          <w:szCs w:val="21"/>
+        </w:rPr>
+        <w:t xml:space="preserve">Inequality</w:t>
+      </w:r>
+    </w:p>
+    <w:p>
+      <w:pPr>
+        <w:spacing w:after="80"/>
+      </w:pPr>
+      <w:r>
+        <w:rPr>
+          <w:b/>
+          <w:bCs/>
+          <w:sz w:val="21"/>
+          <w:szCs w:val="21"/>
+        </w:rPr>
+        <w:t xml:space="preserve">Notes 4:  </w:t>
+      </w:r>
+      <w:r>
+        <w:rPr>
+          <w:sz w:val="21"/>
+          <w:szCs w:val="21"/>
+        </w:rPr>
+        <w:t xml:space="preserve">Reasonableness</w:t>
+      </w:r>
+    </w:p>
+    <w:p>
+      <w:pPr>
+        <w:spacing w:after="80"/>
+      </w:pPr>
+      <w:r>
+        <w:rPr>
+          <w:b/>
+          <w:bCs/>
+          <w:sz w:val="21"/>
+          <w:szCs w:val="21"/>
+        </w:rPr>
+        <w:t xml:space="preserve">Notes 5:  </w:t>
+      </w:r>
+      <w:r>
+        <w:rPr>
+          <w:sz w:val="21"/>
+          <w:szCs w:val="21"/>
+        </w:rPr>
+        <w:t xml:space="preserve">Variable</w:t>
+      </w:r>
+    </w:p>
+    <w:p>
+      <w:pPr>
+        <w:spacing w:after="80"/>
+      </w:pPr>
+      <w:r>
+        <w:rPr>
+          <w:b/>
+          <w:bCs/>
+          <w:sz w:val="21"/>
+          <w:szCs w:val="21"/>
+        </w:rPr>
+        <w:t xml:space="preserve">Notes 6:  </w:t>
+      </w:r>
+      <w:r>
+        <w:rPr>
+          <w:sz w:val="21"/>
+          <w:szCs w:val="21"/>
+        </w:rPr>
+        <w:t xml:space="preserve">Constraint</w:t>
+      </w:r>
+    </w:p>
+    <w:p>
+      <w:pPr>
+        <w:pStyle w:val="Heading2"/>
+        <w:spacing w:after="80" w:before="180"/>
+      </w:pPr>
+      <w:r>
+        <w:rPr>
+          <w:b/>
+          <w:bCs/>
+          <w:color w:val="12355B"/>
+          <w:sz w:val="24"/>
+          <w:szCs w:val="24"/>
+        </w:rPr>
+        <w:t xml:space="preserve">Worked Notes (I Do / We Do)</w:t>
+      </w:r>
+    </w:p>
+    <w:p>
+      <w:pPr>
+        <w:spacing w:after="80"/>
+      </w:pPr>
+      <w:r>
+        <w:rPr>
+          <w:b/>
+          <w:bCs/>
+          <w:sz w:val="21"/>
+          <w:szCs w:val="21"/>
+        </w:rPr>
+        <w:t xml:space="preserve">I Do:  </w:t>
+      </w:r>
+      <w:r>
+        <w:rPr>
+          <w:sz w:val="21"/>
+          <w:szCs w:val="21"/>
+        </w:rPr>
+        <w:t xml:space="preserve">A. p + 12 = 45</w:t>
+      </w:r>
+    </w:p>
+    <w:p>
+      <w:pPr>
+        <w:spacing w:after="80"/>
+      </w:pPr>
+      <w:r>
+        <w:rPr>
+          <w:b/>
+          <w:bCs/>
+          <w:sz w:val="21"/>
+          <w:szCs w:val="21"/>
+        </w:rPr>
+        <w:t xml:space="preserve">We Do:  </w:t>
+      </w:r>
+      <w:r>
+        <w:rPr>
+          <w:sz w:val="21"/>
+          <w:szCs w:val="21"/>
+        </w:rPr>
+        <w:t xml:space="preserve">A. 3 + h &gt; 8</w:t>
+      </w:r>
+    </w:p>
+    <w:p>
+      <w:pPr>
+        <w:pStyle w:val="Heading2"/>
+        <w:spacing w:after="80" w:before="180"/>
+      </w:pPr>
+      <w:r>
+        <w:rPr>
+          <w:b/>
+          <w:bCs/>
+          <w:color w:val="12355B"/>
+          <w:sz w:val="24"/>
+          <w:szCs w:val="24"/>
+        </w:rPr>
+        <w:t xml:space="preserve">Independent Practice</w:t>
+      </w:r>
+    </w:p>
+    <w:p>
+      <w:pPr>
+        <w:spacing w:after="80"/>
+      </w:pPr>
+      <w:r>
+        <w:rPr>
+          <w:b/>
+          <w:bCs/>
+          <w:sz w:val="21"/>
+          <w:szCs w:val="21"/>
+        </w:rPr>
+        <w:t xml:space="preserve">1.  </w:t>
+      </w:r>
+      <w:r>
+        <w:rPr>
+          <w:sz w:val="21"/>
+          <w:szCs w:val="21"/>
+        </w:rPr>
+        <w:t xml:space="preserve">A)  n / 6 = 7</w:t>
+      </w:r>
       <w:r>
         <w:rPr>
           <w:i/>
@@ -3399,23 +3467,7 @@
           <w:sz w:val="19"/>
           <w:szCs w:val="19"/>
         </w:rPr>
-        <w:t xml:space="preserve">Teacher reference — remove or fold back before distributing to students.</w:t>
-      </w:r>
-    </w:p>
-    <w:p>
-      <w:pPr>
-        <w:pStyle w:val="Heading2"/>
-        <w:spacing w:after="80" w:before="180"/>
-      </w:pPr>
-      <w:r>
-        <w:rPr>
-          <w:b/>
-          <w:bCs/>
-          <w:color w:val="12355B"/>
-          <w:sz w:val="24"/>
-          <w:szCs w:val="24"/>
-        </w:rPr>
-        <w:t xml:space="preserve">Worked Notes (I Do / We Do)</w:t>
+        <w:t xml:space="preserve">  — Divided by 6 is n / 6. Equals 7 means = 7. So n / 6 = 7.</w:t>
       </w:r>
     </w:p>
     <w:p>
@@ -3429,72 +3481,14 @@
           <w:sz w:val="21"/>
           <w:szCs w:val="21"/>
         </w:rPr>
-        <w:t xml:space="preserve">I Do:  </w:t>
-      </w:r>
-      <w:r>
-        <w:rPr>
-          <w:sz w:val="21"/>
-          <w:szCs w:val="21"/>
-        </w:rPr>
-        <w:t xml:space="preserve">A. p + 12 = 45</w:t>
-      </w:r>
-    </w:p>
-    <w:p>
-      <w:pPr>
-        <w:spacing w:after="80"/>
-      </w:pPr>
-      <w:r>
-        <w:rPr>
-          <w:b/>
-          <w:bCs/>
-          <w:sz w:val="21"/>
-          <w:szCs w:val="21"/>
-        </w:rPr>
-        <w:t xml:space="preserve">We Do:  </w:t>
-      </w:r>
-      <w:r>
-        <w:rPr>
-          <w:sz w:val="21"/>
-          <w:szCs w:val="21"/>
-        </w:rPr>
-        <w:t xml:space="preserve">A. 3 + h &gt; 8</w:t>
-      </w:r>
-    </w:p>
-    <w:p>
-      <w:pPr>
-        <w:pStyle w:val="Heading2"/>
-        <w:spacing w:after="80" w:before="180"/>
-      </w:pPr>
-      <w:r>
-        <w:rPr>
-          <w:b/>
-          <w:bCs/>
-          <w:color w:val="12355B"/>
-          <w:sz w:val="24"/>
-          <w:szCs w:val="24"/>
-        </w:rPr>
-        <w:t xml:space="preserve">Independent Practice</w:t>
-      </w:r>
-    </w:p>
-    <w:p>
-      <w:pPr>
-        <w:spacing w:after="80"/>
-      </w:pPr>
-      <w:r>
-        <w:rPr>
-          <w:b/>
-          <w:bCs/>
-          <w:sz w:val="21"/>
-          <w:szCs w:val="21"/>
-        </w:rPr>
-        <w:t xml:space="preserve">1.  </w:t>
-      </w:r>
-      <w:r>
-        <w:rPr>
-          <w:sz w:val="21"/>
-          <w:szCs w:val="21"/>
-        </w:rPr>
-        <w:t xml:space="preserve">A)  n / 6 = 7</w:t>
+        <w:t xml:space="preserve">2.  </w:t>
+      </w:r>
+      <w:r>
+        <w:rPr>
+          <w:sz w:val="21"/>
+          <w:szCs w:val="21"/>
+        </w:rPr>
+        <w:t xml:space="preserve">A)  31 + p ≤ 48</w:t>
       </w:r>
       <w:r>
         <w:rPr>
@@ -3504,7 +3498,7 @@
           <w:sz w:val="19"/>
           <w:szCs w:val="19"/>
         </w:rPr>
-        <w:t xml:space="preserve">  — Divided by 6 is n / 6. Equals 7 means = 7. So n / 6 = 7.</w:t>
+        <w:t xml:space="preserve">  — 'At most 48' means the total must be ≤ 48. So 31 + p ≤ 48. Solve: p ≤ 17.</w:t>
       </w:r>
     </w:p>
     <w:p>
@@ -3518,14 +3512,14 @@
           <w:sz w:val="21"/>
           <w:szCs w:val="21"/>
         </w:rPr>
-        <w:t xml:space="preserve">2.  </w:t>
-      </w:r>
-      <w:r>
-        <w:rPr>
-          <w:sz w:val="21"/>
-          <w:szCs w:val="21"/>
-        </w:rPr>
-        <w:t xml:space="preserve">A)  31 + p ≤ 48</w:t>
+        <w:t xml:space="preserve">3.  </w:t>
+      </w:r>
+      <w:r>
+        <w:rPr>
+          <w:sz w:val="21"/>
+          <w:szCs w:val="21"/>
+        </w:rPr>
+        <w:t xml:space="preserve">A)  Yes — 13 notebooks per box is reasonable</w:t>
       </w:r>
       <w:r>
         <w:rPr>
@@ -3535,7 +3529,7 @@
           <w:sz w:val="19"/>
           <w:szCs w:val="19"/>
         </w:rPr>
-        <w:t xml:space="preserve">  — 'At most 48' means the total must be ≤ 48. So 31 + p ≤ 48. Solve: p ≤ 17.</w:t>
+        <w:t xml:space="preserve">  — 4 × 13 = 52 ✓. 13 notebooks per box is a reasonable whole number answer.</w:t>
       </w:r>
     </w:p>
     <w:p>
@@ -3549,14 +3543,14 @@
           <w:sz w:val="21"/>
           <w:szCs w:val="21"/>
         </w:rPr>
-        <w:t xml:space="preserve">3.  </w:t>
-      </w:r>
-      <w:r>
-        <w:rPr>
-          <w:sz w:val="21"/>
-          <w:szCs w:val="21"/>
-        </w:rPr>
-        <w:t xml:space="preserve">A)  Yes — 13 notebooks per box is reasonable</w:t>
+        <w:t xml:space="preserve">4.  </w:t>
+      </w:r>
+      <w:r>
+        <w:rPr>
+          <w:sz w:val="21"/>
+          <w:szCs w:val="21"/>
+        </w:rPr>
+        <w:t xml:space="preserve">A)  x = 8</w:t>
       </w:r>
       <w:r>
         <w:rPr>
@@ -3566,7 +3560,23 @@
           <w:sz w:val="19"/>
           <w:szCs w:val="19"/>
         </w:rPr>
-        <w:t xml:space="preserve">  — 4 × 13 = 52 ✓. 13 notebooks per box is a reasonable whole number answer.</w:t>
+        <w:t xml:space="preserve">  — Subtract 6 from both sides: x = 14 − 6 = 8. Check: 8 + 6 = 14 ✓</w:t>
+      </w:r>
+    </w:p>
+    <w:p>
+      <w:pPr>
+        <w:pStyle w:val="Heading2"/>
+        <w:spacing w:after="80" w:before="180"/>
+      </w:pPr>
+      <w:r>
+        <w:rPr>
+          <w:b/>
+          <w:bCs/>
+          <w:color w:val="12355B"/>
+          <w:sz w:val="24"/>
+          <w:szCs w:val="24"/>
+        </w:rPr>
+        <w:t xml:space="preserve">Exit Ticket</w:t>
       </w:r>
     </w:p>
     <w:p>
@@ -3575,19 +3585,10 @@
       </w:pPr>
       <w:r>
         <w:rPr>
-          <w:b/>
-          <w:bCs/>
-          <w:sz w:val="21"/>
-          <w:szCs w:val="21"/>
-        </w:rPr>
-        <w:t xml:space="preserve">4.  </w:t>
-      </w:r>
-      <w:r>
-        <w:rPr>
-          <w:sz w:val="21"/>
-          <w:szCs w:val="21"/>
-        </w:rPr>
-        <w:t xml:space="preserve">A)  2m + 3 = 15</w:t>
+          <w:sz w:val="21"/>
+          <w:szCs w:val="21"/>
+        </w:rPr>
+        <w:t xml:space="preserve">A)  d − 7 &lt; 5</w:t>
       </w:r>
       <w:r>
         <w:rPr>
@@ -3597,173 +3598,7 @@
           <w:sz w:val="19"/>
           <w:szCs w:val="19"/>
         </w:rPr>
-        <w:t xml:space="preserve">  — Base $3 plus $2 per mile: 2m + 3 = 15, so m = 6 miles.</w:t>
-      </w:r>
-    </w:p>
-    <w:p>
-      <w:pPr>
-        <w:pStyle w:val="Heading2"/>
-        <w:spacing w:after="80" w:before="180"/>
-      </w:pPr>
-      <w:r>
-        <w:rPr>
-          <w:b/>
-          <w:bCs/>
-          <w:color w:val="12355B"/>
-          <w:sz w:val="24"/>
-          <w:szCs w:val="24"/>
-        </w:rPr>
-        <w:t xml:space="preserve">Exit Ticket</w:t>
-      </w:r>
-    </w:p>
-    <w:p>
-      <w:pPr>
-        <w:spacing w:after="80"/>
-      </w:pPr>
-      <w:r>
-        <w:rPr>
-          <w:sz w:val="21"/>
-          <w:szCs w:val="21"/>
-        </w:rPr>
-        <w:t xml:space="preserve">A)  d − 7 &lt; 5</w:t>
-      </w:r>
-      <w:r>
-        <w:rPr>
-          <w:i/>
-          <w:iCs/>
-          <w:color w:val="5F6F80"/>
-          <w:sz w:val="19"/>
-          <w:szCs w:val="19"/>
-        </w:rPr>
         <w:t xml:space="preserve">  — Starting with d donuts and giving away 7 leaves fewer than 5: d − 7 &lt; 5. Solve: d &lt; 12. ✓</w:t>
-      </w:r>
-    </w:p>
-    <w:p>
-      <w:pPr>
-        <w:pStyle w:val="Heading2"/>
-        <w:spacing w:after="80" w:before="180"/>
-      </w:pPr>
-      <w:r>
-        <w:rPr>
-          <w:b/>
-          <w:bCs/>
-          <w:color w:val="12355B"/>
-          <w:sz w:val="24"/>
-          <w:szCs w:val="24"/>
-        </w:rPr>
-        <w:t xml:space="preserve">Writing (TWR) — what to look for</w:t>
-      </w:r>
-    </w:p>
-    <w:p>
-      <w:pPr>
-        <w:spacing w:after="80"/>
-      </w:pPr>
-      <w:r>
-        <w:rPr>
-          <w:sz w:val="20"/>
-          <w:szCs w:val="20"/>
-        </w:rPr>
-        <w:t xml:space="preserve">Kernel sentence: a complete sentence needs a subject and a verb. Example: Equation is a math sentence with an equal sign showing both sides are the same.</w:t>
-      </w:r>
-    </w:p>
-    <w:p>
-      <w:pPr>
-        <w:spacing w:after="80"/>
-      </w:pPr>
-      <w:r>
-        <w:rPr>
-          <w:sz w:val="20"/>
-          <w:szCs w:val="20"/>
-        </w:rPr>
-        <w:t xml:space="preserve">Expansion: because = reason, but = contrast/exception, so = result. Answers vary; each must keep the kernel idea.</w:t>
-      </w:r>
-    </w:p>
-    <w:p>
-      <w:pPr>
-        <w:pStyle w:val="Heading2"/>
-        <w:spacing w:after="80" w:before="180"/>
-      </w:pPr>
-      <w:r>
-        <w:rPr>
-          <w:b/>
-          <w:bCs/>
-          <w:color w:val="12355B"/>
-          <w:sz w:val="24"/>
-          <w:szCs w:val="24"/>
-        </w:rPr>
-        <w:t xml:space="preserve">Turn &amp; Talk — listen for</w:t>
-      </w:r>
-    </w:p>
-    <w:p>
-      <w:pPr>
-        <w:spacing w:after="80"/>
-      </w:pPr>
-      <w:r>
-        <w:rPr>
-          <w:b/>
-          <w:bCs/>
-          <w:sz w:val="19"/>
-          <w:szCs w:val="19"/>
-        </w:rPr>
-        <w:t xml:space="preserve">1.  </w:t>
-      </w:r>
-      <w:r>
-        <w:rPr>
-          <w:i/>
-          <w:iCs/>
-          <w:color w:val="5F6F80"/>
-          <w:sz w:val="19"/>
-          <w:szCs w:val="19"/>
-        </w:rPr>
-        <w:t xml:space="preserve">Students use signal words ('equals/total' for an equation; 'at least/at most/no more than' for an inequality) to choose the correct model.</w:t>
-      </w:r>
-    </w:p>
-    <w:p>
-      <w:pPr>
-        <w:spacing w:after="80"/>
-      </w:pPr>
-      <w:r>
-        <w:rPr>
-          <w:b/>
-          <w:bCs/>
-          <w:sz w:val="19"/>
-          <w:szCs w:val="19"/>
-        </w:rPr>
-        <w:t xml:space="preserve">2.  </w:t>
-      </w:r>
-      <w:r>
-        <w:rPr>
-          <w:i/>
-          <w:iCs/>
-          <w:color w:val="5F6F80"/>
-          <w:sz w:val="19"/>
-          <w:szCs w:val="19"/>
-        </w:rPr>
-        <w:t xml:space="preserve">Students describe modeling the situation, solving with inverse operations, and judging reasonableness by checking the answer fits the real context.</w:t>
-      </w:r>
-    </w:p>
-    <w:p>
-      <w:pPr>
-        <w:spacing w:after="80"/>
-      </w:pPr>
-      <w:r>
-        <w:rPr>
-          <w:b/>
-          <w:bCs/>
-          <w:sz w:val="19"/>
-          <w:szCs w:val="19"/>
-        </w:rPr>
-        <w:t xml:space="preserve">3.  </w:t>
-      </w:r>
-      <w:r>
-        <w:rPr>
-          <w:i/>
-          <w:iCs/>
-          <w:color w:val="5F6F80"/>
-          <w:sz w:val="19"/>
-          <w:szCs w:val="19"/>
-        </w:rPr>
-        <w:t xml:space="preserve">Students give a realistic context and correctly match it to an equation (exact value) or inequality (range/limit), justifying their choice.</w:t>
       </w:r>
     </w:p>
     <w:sectPr>

--- a/lessons/7-7/downloads/7-7-notes.docx
+++ b/lessons/7-7/downloads/7-7-notes.docx
@@ -3186,419 +3186,6 @@
       </w:pPr>
       <w:r>
         <w:t xml:space="preserve"/>
-      </w:r>
-    </w:p>
-    <w:p>
-      <w:pPr>
-        <w:pStyle w:val="Heading1"/>
-        <w:pageBreakBefore/>
-        <w:pBdr>
-          <w:bottom w:val="single" w:color="1FA6A2" w:sz="14" w:space="6"/>
-        </w:pBdr>
-        <w:spacing w:after="140" w:before="0"/>
-      </w:pPr>
-      <w:r>
-        <w:rPr>
-          <w:b/>
-          <w:bCs/>
-          <w:color w:val="12355B"/>
-          <w:sz w:val="30"/>
-          <w:szCs w:val="30"/>
-        </w:rPr>
-        <w:t xml:space="preserve">Answer Key &amp; Teacher Guide</w:t>
-      </w:r>
-    </w:p>
-    <w:p>
-      <w:pPr>
-        <w:spacing w:after="100"/>
-      </w:pPr>
-      <w:r>
-        <w:rPr>
-          <w:i/>
-          <w:iCs/>
-          <w:color w:val="5F6F80"/>
-          <w:sz w:val="19"/>
-          <w:szCs w:val="19"/>
-        </w:rPr>
-        <w:t xml:space="preserve">Teacher reference — remove or fold back before distributing to students.</w:t>
-      </w:r>
-    </w:p>
-    <w:p>
-      <w:pPr>
-        <w:pStyle w:val="Heading2"/>
-        <w:spacing w:after="80" w:before="180"/>
-      </w:pPr>
-      <w:r>
-        <w:rPr>
-          <w:b/>
-          <w:bCs/>
-          <w:color w:val="12355B"/>
-          <w:sz w:val="24"/>
-          <w:szCs w:val="24"/>
-        </w:rPr>
-        <w:t xml:space="preserve">Guided Notes (Fill-in)</w:t>
-      </w:r>
-    </w:p>
-    <w:p>
-      <w:pPr>
-        <w:spacing w:after="80"/>
-      </w:pPr>
-      <w:r>
-        <w:rPr>
-          <w:b/>
-          <w:bCs/>
-          <w:sz w:val="21"/>
-          <w:szCs w:val="21"/>
-        </w:rPr>
-        <w:t xml:space="preserve">Notes 1:  </w:t>
-      </w:r>
-      <w:r>
-        <w:rPr>
-          <w:sz w:val="21"/>
-          <w:szCs w:val="21"/>
-        </w:rPr>
-        <w:t xml:space="preserve">Model</w:t>
-      </w:r>
-    </w:p>
-    <w:p>
-      <w:pPr>
-        <w:spacing w:after="80"/>
-      </w:pPr>
-      <w:r>
-        <w:rPr>
-          <w:b/>
-          <w:bCs/>
-          <w:sz w:val="21"/>
-          <w:szCs w:val="21"/>
-        </w:rPr>
-        <w:t xml:space="preserve">Notes 2:  </w:t>
-      </w:r>
-      <w:r>
-        <w:rPr>
-          <w:sz w:val="21"/>
-          <w:szCs w:val="21"/>
-        </w:rPr>
-        <w:t xml:space="preserve">Equation</w:t>
-      </w:r>
-    </w:p>
-    <w:p>
-      <w:pPr>
-        <w:spacing w:after="80"/>
-      </w:pPr>
-      <w:r>
-        <w:rPr>
-          <w:b/>
-          <w:bCs/>
-          <w:sz w:val="21"/>
-          <w:szCs w:val="21"/>
-        </w:rPr>
-        <w:t xml:space="preserve">Notes 3:  </w:t>
-      </w:r>
-      <w:r>
-        <w:rPr>
-          <w:sz w:val="21"/>
-          <w:szCs w:val="21"/>
-        </w:rPr>
-        <w:t xml:space="preserve">Inequality</w:t>
-      </w:r>
-    </w:p>
-    <w:p>
-      <w:pPr>
-        <w:spacing w:after="80"/>
-      </w:pPr>
-      <w:r>
-        <w:rPr>
-          <w:b/>
-          <w:bCs/>
-          <w:sz w:val="21"/>
-          <w:szCs w:val="21"/>
-        </w:rPr>
-        <w:t xml:space="preserve">Notes 4:  </w:t>
-      </w:r>
-      <w:r>
-        <w:rPr>
-          <w:sz w:val="21"/>
-          <w:szCs w:val="21"/>
-        </w:rPr>
-        <w:t xml:space="preserve">Reasonableness</w:t>
-      </w:r>
-    </w:p>
-    <w:p>
-      <w:pPr>
-        <w:spacing w:after="80"/>
-      </w:pPr>
-      <w:r>
-        <w:rPr>
-          <w:b/>
-          <w:bCs/>
-          <w:sz w:val="21"/>
-          <w:szCs w:val="21"/>
-        </w:rPr>
-        <w:t xml:space="preserve">Notes 5:  </w:t>
-      </w:r>
-      <w:r>
-        <w:rPr>
-          <w:sz w:val="21"/>
-          <w:szCs w:val="21"/>
-        </w:rPr>
-        <w:t xml:space="preserve">Variable</w:t>
-      </w:r>
-    </w:p>
-    <w:p>
-      <w:pPr>
-        <w:spacing w:after="80"/>
-      </w:pPr>
-      <w:r>
-        <w:rPr>
-          <w:b/>
-          <w:bCs/>
-          <w:sz w:val="21"/>
-          <w:szCs w:val="21"/>
-        </w:rPr>
-        <w:t xml:space="preserve">Notes 6:  </w:t>
-      </w:r>
-      <w:r>
-        <w:rPr>
-          <w:sz w:val="21"/>
-          <w:szCs w:val="21"/>
-        </w:rPr>
-        <w:t xml:space="preserve">Constraint</w:t>
-      </w:r>
-    </w:p>
-    <w:p>
-      <w:pPr>
-        <w:pStyle w:val="Heading2"/>
-        <w:spacing w:after="80" w:before="180"/>
-      </w:pPr>
-      <w:r>
-        <w:rPr>
-          <w:b/>
-          <w:bCs/>
-          <w:color w:val="12355B"/>
-          <w:sz w:val="24"/>
-          <w:szCs w:val="24"/>
-        </w:rPr>
-        <w:t xml:space="preserve">Worked Notes (I Do / We Do)</w:t>
-      </w:r>
-    </w:p>
-    <w:p>
-      <w:pPr>
-        <w:spacing w:after="80"/>
-      </w:pPr>
-      <w:r>
-        <w:rPr>
-          <w:b/>
-          <w:bCs/>
-          <w:sz w:val="21"/>
-          <w:szCs w:val="21"/>
-        </w:rPr>
-        <w:t xml:space="preserve">I Do:  </w:t>
-      </w:r>
-      <w:r>
-        <w:rPr>
-          <w:sz w:val="21"/>
-          <w:szCs w:val="21"/>
-        </w:rPr>
-        <w:t xml:space="preserve">A. p + 12 = 45</w:t>
-      </w:r>
-    </w:p>
-    <w:p>
-      <w:pPr>
-        <w:spacing w:after="80"/>
-      </w:pPr>
-      <w:r>
-        <w:rPr>
-          <w:b/>
-          <w:bCs/>
-          <w:sz w:val="21"/>
-          <w:szCs w:val="21"/>
-        </w:rPr>
-        <w:t xml:space="preserve">We Do:  </w:t>
-      </w:r>
-      <w:r>
-        <w:rPr>
-          <w:sz w:val="21"/>
-          <w:szCs w:val="21"/>
-        </w:rPr>
-        <w:t xml:space="preserve">A. 3 + h &gt; 8</w:t>
-      </w:r>
-    </w:p>
-    <w:p>
-      <w:pPr>
-        <w:pStyle w:val="Heading2"/>
-        <w:spacing w:after="80" w:before="180"/>
-      </w:pPr>
-      <w:r>
-        <w:rPr>
-          <w:b/>
-          <w:bCs/>
-          <w:color w:val="12355B"/>
-          <w:sz w:val="24"/>
-          <w:szCs w:val="24"/>
-        </w:rPr>
-        <w:t xml:space="preserve">Independent Practice</w:t>
-      </w:r>
-    </w:p>
-    <w:p>
-      <w:pPr>
-        <w:spacing w:after="80"/>
-      </w:pPr>
-      <w:r>
-        <w:rPr>
-          <w:b/>
-          <w:bCs/>
-          <w:sz w:val="21"/>
-          <w:szCs w:val="21"/>
-        </w:rPr>
-        <w:t xml:space="preserve">1.  </w:t>
-      </w:r>
-      <w:r>
-        <w:rPr>
-          <w:sz w:val="21"/>
-          <w:szCs w:val="21"/>
-        </w:rPr>
-        <w:t xml:space="preserve">A)  n / 6 = 7</w:t>
-      </w:r>
-      <w:r>
-        <w:rPr>
-          <w:i/>
-          <w:iCs/>
-          <w:color w:val="5F6F80"/>
-          <w:sz w:val="19"/>
-          <w:szCs w:val="19"/>
-        </w:rPr>
-        <w:t xml:space="preserve">  — Divided by 6 is n / 6. Equals 7 means = 7. So n / 6 = 7.</w:t>
-      </w:r>
-    </w:p>
-    <w:p>
-      <w:pPr>
-        <w:spacing w:after="80"/>
-      </w:pPr>
-      <w:r>
-        <w:rPr>
-          <w:b/>
-          <w:bCs/>
-          <w:sz w:val="21"/>
-          <w:szCs w:val="21"/>
-        </w:rPr>
-        <w:t xml:space="preserve">2.  </w:t>
-      </w:r>
-      <w:r>
-        <w:rPr>
-          <w:sz w:val="21"/>
-          <w:szCs w:val="21"/>
-        </w:rPr>
-        <w:t xml:space="preserve">A)  31 + p ≤ 48</w:t>
-      </w:r>
-      <w:r>
-        <w:rPr>
-          <w:i/>
-          <w:iCs/>
-          <w:color w:val="5F6F80"/>
-          <w:sz w:val="19"/>
-          <w:szCs w:val="19"/>
-        </w:rPr>
-        <w:t xml:space="preserve">  — 'At most 48' means the total must be ≤ 48. So 31 + p ≤ 48. Solve: p ≤ 17.</w:t>
-      </w:r>
-    </w:p>
-    <w:p>
-      <w:pPr>
-        <w:spacing w:after="80"/>
-      </w:pPr>
-      <w:r>
-        <w:rPr>
-          <w:b/>
-          <w:bCs/>
-          <w:sz w:val="21"/>
-          <w:szCs w:val="21"/>
-        </w:rPr>
-        <w:t xml:space="preserve">3.  </w:t>
-      </w:r>
-      <w:r>
-        <w:rPr>
-          <w:sz w:val="21"/>
-          <w:szCs w:val="21"/>
-        </w:rPr>
-        <w:t xml:space="preserve">A)  Yes — 13 notebooks per box is reasonable</w:t>
-      </w:r>
-      <w:r>
-        <w:rPr>
-          <w:i/>
-          <w:iCs/>
-          <w:color w:val="5F6F80"/>
-          <w:sz w:val="19"/>
-          <w:szCs w:val="19"/>
-        </w:rPr>
-        <w:t xml:space="preserve">  — 4 × 13 = 52 ✓. 13 notebooks per box is a reasonable whole number answer.</w:t>
-      </w:r>
-    </w:p>
-    <w:p>
-      <w:pPr>
-        <w:spacing w:after="80"/>
-      </w:pPr>
-      <w:r>
-        <w:rPr>
-          <w:b/>
-          <w:bCs/>
-          <w:sz w:val="21"/>
-          <w:szCs w:val="21"/>
-        </w:rPr>
-        <w:t xml:space="preserve">4.  </w:t>
-      </w:r>
-      <w:r>
-        <w:rPr>
-          <w:sz w:val="21"/>
-          <w:szCs w:val="21"/>
-        </w:rPr>
-        <w:t xml:space="preserve">A)  x = 8</w:t>
-      </w:r>
-      <w:r>
-        <w:rPr>
-          <w:i/>
-          <w:iCs/>
-          <w:color w:val="5F6F80"/>
-          <w:sz w:val="19"/>
-          <w:szCs w:val="19"/>
-        </w:rPr>
-        <w:t xml:space="preserve">  — Subtract 6 from both sides: x = 14 − 6 = 8. Check: 8 + 6 = 14 ✓</w:t>
-      </w:r>
-    </w:p>
-    <w:p>
-      <w:pPr>
-        <w:pStyle w:val="Heading2"/>
-        <w:spacing w:after="80" w:before="180"/>
-      </w:pPr>
-      <w:r>
-        <w:rPr>
-          <w:b/>
-          <w:bCs/>
-          <w:color w:val="12355B"/>
-          <w:sz w:val="24"/>
-          <w:szCs w:val="24"/>
-        </w:rPr>
-        <w:t xml:space="preserve">Exit Ticket</w:t>
-      </w:r>
-    </w:p>
-    <w:p>
-      <w:pPr>
-        <w:spacing w:after="80"/>
-      </w:pPr>
-      <w:r>
-        <w:rPr>
-          <w:sz w:val="21"/>
-          <w:szCs w:val="21"/>
-        </w:rPr>
-        <w:t xml:space="preserve">A)  d − 7 &lt; 5</w:t>
-      </w:r>
-      <w:r>
-        <w:rPr>
-          <w:i/>
-          <w:iCs/>
-          <w:color w:val="5F6F80"/>
-          <w:sz w:val="19"/>
-          <w:szCs w:val="19"/>
-        </w:rPr>
-        <w:t xml:space="preserve">  — Starting with d donuts and giving away 7 leaves fewer than 5: d − 7 &lt; 5. Solve: d &lt; 12. ✓</w:t>
       </w:r>
     </w:p>
     <w:sectPr>

--- a/lessons/7-7/downloads/7-7-notes.docx
+++ b/lessons/7-7/downloads/7-7-notes.docx
@@ -14,7 +14,7 @@
           <w:sz w:val="18"/>
           <w:szCs w:val="18"/>
         </w:rPr>
-        <w:t xml:space="preserve">UNIT 7  ·  LESSON 7      STANDARD 6.EE.7</w:t>
+        <w:t xml:space="preserve">UNIT 7  ·  LESSON 7      STANDARD 6.AT.8</w:t>
       </w:r>
     </w:p>
     <w:p>
@@ -1075,7 +1075,7 @@
                           </pic:cNvPicPr>
                         </pic:nvPicPr>
                         <pic:blipFill>
-                          <a:blip r:embed="rId14" cstate="none"/>
+                          <a:blip r:embed="rId11" cstate="none"/>
                           <a:srcRect/>
                           <a:stretch>
                             <a:fillRect/>
@@ -2553,6 +2553,32 @@
     </w:p>
     <w:p>
       <w:pPr>
+        <w:pStyle w:val="Heading2"/>
+        <w:spacing w:after="80" w:before="180"/>
+      </w:pPr>
+      <w:r>
+        <w:rPr>
+          <w:b/>
+          <w:bCs/>
+          <w:color w:val="12355B"/>
+          <w:sz w:val="24"/>
+          <w:szCs w:val="24"/>
+        </w:rPr>
+        <w:t xml:space="preserve">Level 1 Support</w:t>
+      </w:r>
+      <w:r>
+        <w:rPr>
+          <w:i/>
+          <w:iCs/>
+          <w:color w:val="1FA6A2"/>
+          <w:sz w:val="19"/>
+          <w:szCs w:val="19"/>
+        </w:rPr>
+        <w:t xml:space="preserve">   extra scaffolding</w:t>
+      </w:r>
+    </w:p>
+    <w:p>
+      <w:pPr>
         <w:keepNext/>
         <w:spacing w:after="60" w:before="160"/>
       </w:pPr>
@@ -2813,6 +2839,32 @@
     </w:tbl>
     <w:p>
       <w:pPr>
+        <w:pStyle w:val="Heading2"/>
+        <w:spacing w:after="80" w:before="180"/>
+      </w:pPr>
+      <w:r>
+        <w:rPr>
+          <w:b/>
+          <w:bCs/>
+          <w:color w:val="12355B"/>
+          <w:sz w:val="24"/>
+          <w:szCs w:val="24"/>
+        </w:rPr>
+        <w:t xml:space="preserve">On Level</w:t>
+      </w:r>
+      <w:r>
+        <w:rPr>
+          <w:i/>
+          <w:iCs/>
+          <w:color w:val="12355B"/>
+          <w:sz w:val="19"/>
+          <w:szCs w:val="19"/>
+        </w:rPr>
+        <w:t xml:space="preserve">   grade-level practice</w:t>
+      </w:r>
+    </w:p>
+    <w:p>
+      <w:pPr>
         <w:keepNext/>
         <w:spacing w:after="60" w:before="160"/>
       </w:pPr>
@@ -2886,136 +2938,6 @@
           <w:szCs w:val="20"/>
         </w:rPr>
         <w:t xml:space="preserve">D)  Yes — but only if n is a fraction</w:t>
-      </w:r>
-    </w:p>
-    <w:p>
-      <w:pPr>
-        <w:spacing w:after="20"/>
-      </w:pPr>
-      <w:r>
-        <w:t xml:space="preserve"/>
-      </w:r>
-    </w:p>
-    <w:tbl>
-      <w:tblPr>
-        <w:tblW w:type="pct" w:w="100%"/>
-        <w:tblBorders>
-          <w:top w:val="single" w:color="C7D2DD" w:sz="6"/>
-          <w:left w:val="single" w:color="C7D2DD" w:sz="6"/>
-          <w:bottom w:val="single" w:color="C7D2DD" w:sz="6"/>
-          <w:right w:val="single" w:color="C7D2DD" w:sz="6"/>
-          <w:insideH w:val="single" w:color="auto" w:sz="4"/>
-          <w:insideV w:val="single" w:color="auto" w:sz="4"/>
-        </w:tblBorders>
-      </w:tblPr>
-      <w:tblGrid>
-        <w:gridCol w:w="100"/>
-      </w:tblGrid>
-      <w:tr>
-        <w:tc>
-          <w:tcPr>
-            <w:shd w:fill="FBF3E2" w:color="auto" w:val="clear"/>
-            <w:tcMar>
-              <w:top w:type="dxa" w:w="60"/>
-              <w:left w:type="dxa" w:w="120"/>
-              <w:bottom w:type="dxa" w:w="60"/>
-              <w:right w:type="dxa" w:w="120"/>
-            </w:tcMar>
-          </w:tcPr>
-          <w:p>
-            <w:pPr>
-              <w:spacing w:after="0" w:line="320"/>
-            </w:pPr>
-            <w:r>
-              <w:t xml:space="preserve"/>
-            </w:r>
-          </w:p>
-          <w:p>
-            <w:pPr>
-              <w:spacing w:after="0" w:line="320"/>
-            </w:pPr>
-            <w:r>
-              <w:t xml:space="preserve"/>
-            </w:r>
-          </w:p>
-        </w:tc>
-      </w:tr>
-    </w:tbl>
-    <w:p>
-      <w:pPr>
-        <w:keepNext/>
-        <w:spacing w:after="60" w:before="160"/>
-      </w:pPr>
-      <w:r>
-        <w:rPr>
-          <w:b/>
-          <w:bCs/>
-          <w:color w:val="12355B"/>
-          <w:sz w:val="22"/>
-          <w:szCs w:val="22"/>
-        </w:rPr>
-        <w:t xml:space="preserve">4.  </w:t>
-      </w:r>
-      <w:r>
-        <w:rPr>
-          <w:b/>
-          <w:bCs/>
-          <w:sz w:val="21"/>
-          <w:szCs w:val="21"/>
-        </w:rPr>
-        <w:t xml:space="preserve">Room 2: The vault keypad clue reads, 'A number of stolen coins plus 6 equals 14.' Solve x + 6 = 14 to find the code x.</w:t>
-      </w:r>
-    </w:p>
-    <w:p>
-      <w:pPr>
-        <w:spacing w:after="40"/>
-        <w:ind w:left="420"/>
-      </w:pPr>
-      <w:r>
-        <w:rPr>
-          <w:sz w:val="20"/>
-          <w:szCs w:val="20"/>
-        </w:rPr>
-        <w:t xml:space="preserve">A)  x = 8</w:t>
-      </w:r>
-    </w:p>
-    <w:p>
-      <w:pPr>
-        <w:spacing w:after="40"/>
-        <w:ind w:left="420"/>
-      </w:pPr>
-      <w:r>
-        <w:rPr>
-          <w:sz w:val="20"/>
-          <w:szCs w:val="20"/>
-        </w:rPr>
-        <w:t xml:space="preserve">B)  x = 20</w:t>
-      </w:r>
-    </w:p>
-    <w:p>
-      <w:pPr>
-        <w:spacing w:after="40"/>
-        <w:ind w:left="420"/>
-      </w:pPr>
-      <w:r>
-        <w:rPr>
-          <w:sz w:val="20"/>
-          <w:szCs w:val="20"/>
-        </w:rPr>
-        <w:t xml:space="preserve">C)  x = 6</w:t>
-      </w:r>
-    </w:p>
-    <w:p>
-      <w:pPr>
-        <w:spacing w:after="40"/>
-        <w:ind w:left="420"/>
-      </w:pPr>
-      <w:r>
-        <w:rPr>
-          <w:sz w:val="20"/>
-          <w:szCs w:val="20"/>
-        </w:rPr>
-        <w:t xml:space="preserve">D)  x = 2</w:t>
       </w:r>
     </w:p>
     <w:p>

--- a/lessons/7-7/downloads/7-7-notes.docx
+++ b/lessons/7-7/downloads/7-7-notes.docx
@@ -1404,6 +1404,1302 @@
           <w:szCs w:val="22"/>
         </w:rPr>
         <w:t xml:space="preserve">A limit that tells which values are allowed in a problem is a ___.</w:t>
+      </w:r>
+    </w:p>
+    <w:p>
+      <w:pPr>
+        <w:pStyle w:val="Heading1"/>
+        <w:pageBreakBefore/>
+        <w:pBdr>
+          <w:bottom w:val="single" w:color="1FA6A2" w:sz="14" w:space="6"/>
+        </w:pBdr>
+        <w:spacing w:after="140" w:before="0"/>
+      </w:pPr>
+      <w:r>
+        <w:rPr>
+          <w:b/>
+          <w:bCs/>
+          <w:color w:val="12355B"/>
+          <w:sz w:val="30"/>
+          <w:szCs w:val="30"/>
+        </w:rPr>
+        <w:t xml:space="preserve">Write About the Math</w:t>
+      </w:r>
+    </w:p>
+    <w:p>
+      <w:pPr>
+        <w:spacing w:after="100"/>
+      </w:pPr>
+      <w:r>
+        <w:rPr>
+          <w:i/>
+          <w:iCs/>
+          <w:color w:val="5F6F80"/>
+          <w:sz w:val="19"/>
+          <w:szCs w:val="19"/>
+        </w:rPr>
+        <w:t xml:space="preserve">Use the support level you need. Every level answers the same math question.</w:t>
+      </w:r>
+    </w:p>
+    <w:p>
+      <w:pPr>
+        <w:pStyle w:val="Heading2"/>
+        <w:spacing w:after="80" w:before="180"/>
+      </w:pPr>
+      <w:r>
+        <w:rPr>
+          <w:b/>
+          <w:bCs/>
+          <w:color w:val="12355B"/>
+          <w:sz w:val="24"/>
+          <w:szCs w:val="24"/>
+        </w:rPr>
+        <w:t xml:space="preserve">1. Understand the Question</w:t>
+      </w:r>
+      <w:r>
+        <w:rPr>
+          <w:i/>
+          <w:iCs/>
+          <w:color w:val="B97A12"/>
+          <w:sz w:val="19"/>
+          <w:szCs w:val="19"/>
+        </w:rPr>
+        <w:t xml:space="preserve">   explain</w:t>
+      </w:r>
+    </w:p>
+    <w:tbl>
+      <w:tblPr>
+        <w:tblW w:type="pct" w:w="100%"/>
+        <w:tblBorders>
+          <w:top w:val="single" w:color="1FA6A2" w:sz="8"/>
+          <w:left w:val="single" w:color="1FA6A2" w:sz="8"/>
+          <w:bottom w:val="single" w:color="1FA6A2" w:sz="8"/>
+          <w:right w:val="single" w:color="1FA6A2" w:sz="8"/>
+          <w:insideH w:val="single" w:color="auto" w:sz="4"/>
+          <w:insideV w:val="single" w:color="auto" w:sz="4"/>
+        </w:tblBorders>
+      </w:tblPr>
+      <w:tblGrid>
+        <w:gridCol w:w="100"/>
+      </w:tblGrid>
+      <w:tr>
+        <w:tc>
+          <w:tcPr>
+            <w:shd w:fill="E6F4F3" w:color="auto" w:val="clear"/>
+            <w:tcMar>
+              <w:top w:type="dxa" w:w="120"/>
+              <w:left w:type="dxa" w:w="180"/>
+              <w:bottom w:type="dxa" w:w="120"/>
+              <w:right w:type="dxa" w:w="180"/>
+            </w:tcMar>
+          </w:tcPr>
+          <w:p>
+            <w:pPr>
+              <w:spacing w:after="60"/>
+            </w:pPr>
+            <w:r>
+              <w:rPr>
+                <w:color w:val="1A2733"/>
+                <w:sz w:val="21"/>
+                <w:szCs w:val="21"/>
+              </w:rPr>
+              <w:t xml:space="preserve">What was your plan to solve this problem, and how did you check that your answer was reasonable?</w:t>
+            </w:r>
+          </w:p>
+          <w:p>
+            <w:pPr>
+              <w:spacing w:after="0"/>
+            </w:pPr>
+            <w:r>
+              <w:rPr>
+                <w:b/>
+                <w:bCs/>
+                <w:color w:val="12355B"/>
+                <w:sz w:val="20"/>
+                <w:szCs w:val="20"/>
+              </w:rPr>
+              <w:t xml:space="preserve">Your job:  </w:t>
+            </w:r>
+            <w:r>
+              <w:rPr>
+                <w:sz w:val="20"/>
+                <w:szCs w:val="20"/>
+              </w:rPr>
+              <w:t xml:space="preserve">Answer the question. Use math evidence. Explain how the evidence proves your answer.</w:t>
+            </w:r>
+            <w:r>
+              <w:rPr>
+                <w:i/>
+                <w:iCs/>
+                <w:color w:val="5F6F80"/>
+                <w:sz w:val="18"/>
+                <w:szCs w:val="18"/>
+              </w:rPr>
+              <w:br/>
+              <w:t xml:space="preserve">Responde la pregunta. Usa evidencia matemática. Explica cómo la evidencia demuestra tu respuesta.</w:t>
+            </w:r>
+          </w:p>
+        </w:tc>
+      </w:tr>
+    </w:tbl>
+    <w:p>
+      <w:pPr>
+        <w:pStyle w:val="Heading2"/>
+        <w:spacing w:after="80" w:before="180"/>
+      </w:pPr>
+      <w:r>
+        <w:rPr>
+          <w:b/>
+          <w:bCs/>
+          <w:color w:val="12355B"/>
+          <w:sz w:val="24"/>
+          <w:szCs w:val="24"/>
+        </w:rPr>
+        <w:t xml:space="preserve">2. Plan Your Math Words</w:t>
+      </w:r>
+      <w:r>
+        <w:rPr>
+          <w:i/>
+          <w:iCs/>
+          <w:color w:val="1FA6A2"/>
+          <w:sz w:val="19"/>
+          <w:szCs w:val="19"/>
+        </w:rPr>
+        <w:t xml:space="preserve">   check at least two</w:t>
+      </w:r>
+    </w:p>
+    <w:p>
+      <w:pPr>
+        <w:spacing w:after="60"/>
+      </w:pPr>
+      <w:r>
+        <w:rPr>
+          <w:b/>
+          <w:bCs/>
+          <w:color w:val="1FA6A2"/>
+          <w:sz w:val="22"/>
+          <w:szCs w:val="22"/>
+        </w:rPr>
+        <w:t xml:space="preserve">☐  </w:t>
+      </w:r>
+      <w:r>
+        <w:rPr>
+          <w:b/>
+          <w:bCs/>
+          <w:color w:val="12355B"/>
+          <w:sz w:val="20"/>
+          <w:szCs w:val="20"/>
+        </w:rPr>
+        <w:t xml:space="preserve">Model — </w:t>
+      </w:r>
+      <w:r>
+        <w:rPr>
+          <w:sz w:val="20"/>
+          <w:szCs w:val="20"/>
+        </w:rPr>
+        <w:t xml:space="preserve">To show a real-life situation with an equation or inequality.</w:t>
+      </w:r>
+      <w:r>
+        <w:rPr>
+          <w:i/>
+          <w:iCs/>
+          <w:color w:val="5F6F80"/>
+          <w:sz w:val="18"/>
+          <w:szCs w:val="18"/>
+        </w:rPr>
+        <w:br/>
+        <w:t xml:space="preserve">Modelar — Mostrar una situación real con una ecuación o desigualdad.</w:t>
+      </w:r>
+    </w:p>
+    <w:p>
+      <w:pPr>
+        <w:spacing w:after="60"/>
+      </w:pPr>
+      <w:r>
+        <w:rPr>
+          <w:b/>
+          <w:bCs/>
+          <w:color w:val="1FA6A2"/>
+          <w:sz w:val="22"/>
+          <w:szCs w:val="22"/>
+        </w:rPr>
+        <w:t xml:space="preserve">☐  </w:t>
+      </w:r>
+      <w:r>
+        <w:rPr>
+          <w:b/>
+          <w:bCs/>
+          <w:color w:val="12355B"/>
+          <w:sz w:val="20"/>
+          <w:szCs w:val="20"/>
+        </w:rPr>
+        <w:t xml:space="preserve">Equation — </w:t>
+      </w:r>
+      <w:r>
+        <w:rPr>
+          <w:sz w:val="20"/>
+          <w:szCs w:val="20"/>
+        </w:rPr>
+        <w:t xml:space="preserve">A math sentence with an equal sign showing both sides are the same.</w:t>
+      </w:r>
+      <w:r>
+        <w:rPr>
+          <w:i/>
+          <w:iCs/>
+          <w:color w:val="5F6F80"/>
+          <w:sz w:val="18"/>
+          <w:szCs w:val="18"/>
+        </w:rPr>
+        <w:br/>
+        <w:t xml:space="preserve">Ecuación — Una oración matemática con un signo igual que muestra que ambos lados son iguales.</w:t>
+      </w:r>
+    </w:p>
+    <w:p>
+      <w:pPr>
+        <w:spacing w:after="60"/>
+      </w:pPr>
+      <w:r>
+        <w:rPr>
+          <w:b/>
+          <w:bCs/>
+          <w:color w:val="1FA6A2"/>
+          <w:sz w:val="22"/>
+          <w:szCs w:val="22"/>
+        </w:rPr>
+        <w:t xml:space="preserve">☐  </w:t>
+      </w:r>
+      <w:r>
+        <w:rPr>
+          <w:b/>
+          <w:bCs/>
+          <w:color w:val="12355B"/>
+          <w:sz w:val="20"/>
+          <w:szCs w:val="20"/>
+        </w:rPr>
+        <w:t xml:space="preserve">Inequality — </w:t>
+      </w:r>
+      <w:r>
+        <w:rPr>
+          <w:sz w:val="20"/>
+          <w:szCs w:val="20"/>
+        </w:rPr>
+        <w:t xml:space="preserve">A math sentence that compares two sides with &lt;, &gt;, ≤, or ≥.</w:t>
+      </w:r>
+      <w:r>
+        <w:rPr>
+          <w:i/>
+          <w:iCs/>
+          <w:color w:val="5F6F80"/>
+          <w:sz w:val="18"/>
+          <w:szCs w:val="18"/>
+        </w:rPr>
+        <w:br/>
+        <w:t xml:space="preserve">Desigualdad — Una oración matemática que compara dos lados con &lt;, &gt;, ≤ o ≥.</w:t>
+      </w:r>
+    </w:p>
+    <w:p>
+      <w:pPr>
+        <w:spacing w:after="60"/>
+      </w:pPr>
+      <w:r>
+        <w:rPr>
+          <w:b/>
+          <w:bCs/>
+          <w:color w:val="1FA6A2"/>
+          <w:sz w:val="22"/>
+          <w:szCs w:val="22"/>
+        </w:rPr>
+        <w:t xml:space="preserve">☐  </w:t>
+      </w:r>
+      <w:r>
+        <w:rPr>
+          <w:b/>
+          <w:bCs/>
+          <w:color w:val="12355B"/>
+          <w:sz w:val="20"/>
+          <w:szCs w:val="20"/>
+        </w:rPr>
+        <w:t xml:space="preserve">Reasonableness — </w:t>
+      </w:r>
+      <w:r>
+        <w:rPr>
+          <w:sz w:val="20"/>
+          <w:szCs w:val="20"/>
+        </w:rPr>
+        <w:t xml:space="preserve">Checking if your answer makes sense.</w:t>
+      </w:r>
+      <w:r>
+        <w:rPr>
+          <w:i/>
+          <w:iCs/>
+          <w:color w:val="5F6F80"/>
+          <w:sz w:val="18"/>
+          <w:szCs w:val="18"/>
+        </w:rPr>
+        <w:br/>
+        <w:t xml:space="preserve">Razonabilidad — Revisar si tu respuesta tiene sentido.</w:t>
+      </w:r>
+    </w:p>
+    <w:p>
+      <w:pPr>
+        <w:spacing w:after="60"/>
+      </w:pPr>
+      <w:r>
+        <w:rPr>
+          <w:b/>
+          <w:bCs/>
+          <w:color w:val="1FA6A2"/>
+          <w:sz w:val="22"/>
+          <w:szCs w:val="22"/>
+        </w:rPr>
+        <w:t xml:space="preserve">☐  </w:t>
+      </w:r>
+      <w:r>
+        <w:rPr>
+          <w:b/>
+          <w:bCs/>
+          <w:color w:val="12355B"/>
+          <w:sz w:val="20"/>
+          <w:szCs w:val="20"/>
+        </w:rPr>
+        <w:t xml:space="preserve">Variable — </w:t>
+      </w:r>
+      <w:r>
+        <w:rPr>
+          <w:sz w:val="20"/>
+          <w:szCs w:val="20"/>
+        </w:rPr>
+        <w:t xml:space="preserve">A letter that stands for the unknown amount in a word problem.</w:t>
+      </w:r>
+      <w:r>
+        <w:rPr>
+          <w:i/>
+          <w:iCs/>
+          <w:color w:val="5F6F80"/>
+          <w:sz w:val="18"/>
+          <w:szCs w:val="18"/>
+        </w:rPr>
+        <w:br/>
+        <w:t xml:space="preserve">Variable — Una letra que representa la cantidad desconocida en un problema verbal.</w:t>
+      </w:r>
+    </w:p>
+    <w:tbl>
+      <w:tblPr>
+        <w:tblW w:type="pct" w:w="100%"/>
+        <w:tblBorders>
+          <w:top w:val="single" w:color="1FA6A2" w:sz="8"/>
+          <w:left w:val="single" w:color="1FA6A2" w:sz="8"/>
+          <w:bottom w:val="single" w:color="1FA6A2" w:sz="8"/>
+          <w:right w:val="single" w:color="1FA6A2" w:sz="8"/>
+          <w:insideH w:val="single" w:color="auto" w:sz="4"/>
+          <w:insideV w:val="single" w:color="auto" w:sz="4"/>
+        </w:tblBorders>
+      </w:tblPr>
+      <w:tblGrid>
+        <w:gridCol w:w="100"/>
+      </w:tblGrid>
+      <w:tr>
+        <w:tc>
+          <w:tcPr>
+            <w:shd w:fill="F7FFFD" w:color="auto" w:val="clear"/>
+            <w:tcMar>
+              <w:top w:type="dxa" w:w="120"/>
+              <w:left w:type="dxa" w:w="180"/>
+              <w:bottom w:type="dxa" w:w="120"/>
+              <w:right w:type="dxa" w:w="180"/>
+            </w:tcMar>
+          </w:tcPr>
+          <w:p>
+            <w:pPr>
+              <w:spacing w:after="50"/>
+            </w:pPr>
+            <w:r>
+              <w:rPr>
+                <w:b/>
+                <w:bCs/>
+                <w:color w:val="1FA6A2"/>
+                <w:sz w:val="20"/>
+                <w:szCs w:val="20"/>
+              </w:rPr>
+              <w:t xml:space="preserve">Say it first:  </w:t>
+            </w:r>
+            <w:r>
+              <w:rPr>
+                <w:sz w:val="20"/>
+                <w:szCs w:val="20"/>
+              </w:rPr>
+              <w:t xml:space="preserve">Say your idea to a partner or quietly to yourself before you write.</w:t>
+            </w:r>
+          </w:p>
+          <w:p>
+            <w:pPr>
+              <w:spacing w:after="60"/>
+            </w:pPr>
+            <w:r>
+              <w:rPr>
+                <w:color w:val="1A2733"/>
+                <w:sz w:val="21"/>
+                <w:szCs w:val="21"/>
+              </w:rPr>
+              <w:t xml:space="preserve">My plan was to ___, and I knew to ___ because ___.</w:t>
+            </w:r>
+            <w:r>
+              <w:rPr>
+                <w:i/>
+                <w:iCs/>
+                <w:color w:val="5F6F80"/>
+                <w:sz w:val="19"/>
+                <w:szCs w:val="19"/>
+              </w:rPr>
+              <w:br/>
+              <w:t xml:space="preserve">Mi plan fue ___, y supe ___ porque ___.</w:t>
+            </w:r>
+          </w:p>
+        </w:tc>
+      </w:tr>
+    </w:tbl>
+    <w:p>
+      <w:pPr>
+        <w:pStyle w:val="Heading2"/>
+        <w:spacing w:after="80" w:before="180"/>
+      </w:pPr>
+      <w:r>
+        <w:rPr>
+          <w:b/>
+          <w:bCs/>
+          <w:color w:val="12355B"/>
+          <w:sz w:val="24"/>
+          <w:szCs w:val="24"/>
+        </w:rPr>
+        <w:t xml:space="preserve">3. Build Your Explanation</w:t>
+      </w:r>
+      <w:r>
+        <w:rPr>
+          <w:i/>
+          <w:iCs/>
+          <w:color w:val="B97A12"/>
+          <w:sz w:val="19"/>
+          <w:szCs w:val="19"/>
+        </w:rPr>
+        <w:t xml:space="preserve">   choose your support</w:t>
+      </w:r>
+    </w:p>
+    <w:tbl>
+      <w:tblPr>
+        <w:tblW w:type="pct" w:w="100%"/>
+        <w:tblBorders>
+          <w:top w:val="single" w:color="BBD0DE" w:sz="8"/>
+          <w:left w:val="single" w:color="BBD0DE" w:sz="8"/>
+          <w:bottom w:val="single" w:color="BBD0DE" w:sz="8"/>
+          <w:right w:val="single" w:color="BBD0DE" w:sz="8"/>
+          <w:insideH w:val="single" w:color="auto" w:sz="4"/>
+          <w:insideV w:val="single" w:color="auto" w:sz="4"/>
+        </w:tblBorders>
+      </w:tblPr>
+      <w:tblGrid>
+        <w:gridCol w:w="100"/>
+      </w:tblGrid>
+      <w:tr>
+        <w:tc>
+          <w:tcPr>
+            <w:shd w:fill="EEF4F8" w:color="auto" w:val="clear"/>
+            <w:tcMar>
+              <w:top w:type="dxa" w:w="120"/>
+              <w:left w:type="dxa" w:w="180"/>
+              <w:bottom w:type="dxa" w:w="120"/>
+              <w:right w:type="dxa" w:w="180"/>
+            </w:tcMar>
+          </w:tcPr>
+          <w:p>
+            <w:pPr>
+              <w:spacing w:after="50"/>
+            </w:pPr>
+            <w:r>
+              <w:rPr>
+                <w:i/>
+                <w:iCs/>
+                <w:color w:val="5F6F80"/>
+                <w:sz w:val="19"/>
+                <w:szCs w:val="19"/>
+              </w:rPr>
+              <w:t xml:space="preserve">This model shows the parts of an explanation. It does not answer your writing question.</w:t>
+            </w:r>
+          </w:p>
+          <w:p>
+            <w:pPr>
+              <w:spacing w:after="80"/>
+            </w:pPr>
+            <w:r>
+              <w:rPr>
+                <w:b/>
+                <w:bCs/>
+                <w:color w:val="12355B"/>
+                <w:sz w:val="19"/>
+                <w:szCs w:val="19"/>
+              </w:rPr>
+              <w:t xml:space="preserve">Claim:  </w:t>
+            </w:r>
+            <w:r>
+              <w:rPr>
+                <w:sz w:val="19"/>
+                <w:szCs w:val="19"/>
+              </w:rPr>
+              <w:t xml:space="preserve">An exact total points to an equation; a limit or range points to an inequality.</w:t>
+            </w:r>
+          </w:p>
+          <w:p>
+            <w:pPr>
+              <w:spacing w:after="80"/>
+            </w:pPr>
+            <w:r>
+              <w:rPr>
+                <w:b/>
+                <w:bCs/>
+                <w:color w:val="12355B"/>
+                <w:sz w:val="19"/>
+                <w:szCs w:val="19"/>
+              </w:rPr>
+              <w:t xml:space="preserve">Evidence:  </w:t>
+            </w:r>
+            <w:r>
+              <w:rPr>
+                <w:sz w:val="19"/>
+                <w:szCs w:val="19"/>
+              </w:rPr>
+              <w:t xml:space="preserve">Students use signal words ('equals/total' for an equation; 'at least/at most/no more than' for an inequality) to choose the correct model.</w:t>
+            </w:r>
+          </w:p>
+          <w:p>
+            <w:pPr>
+              <w:spacing w:after="80"/>
+            </w:pPr>
+            <w:r>
+              <w:rPr>
+                <w:b/>
+                <w:bCs/>
+                <w:color w:val="12355B"/>
+                <w:sz w:val="19"/>
+                <w:szCs w:val="19"/>
+              </w:rPr>
+              <w:t xml:space="preserve">Reasoning:  </w:t>
+            </w:r>
+            <w:r>
+              <w:rPr>
+                <w:sz w:val="19"/>
+                <w:szCs w:val="19"/>
+              </w:rPr>
+              <w:t xml:space="preserve">This evidence connects the definition of equation to the mathematical claim.</w:t>
+            </w:r>
+          </w:p>
+        </w:tc>
+      </w:tr>
+    </w:tbl>
+    <w:p>
+      <w:pPr>
+        <w:pStyle w:val="Heading2"/>
+        <w:spacing w:after="80" w:before="180"/>
+      </w:pPr>
+      <w:r>
+        <w:rPr>
+          <w:b/>
+          <w:bCs/>
+          <w:color w:val="12355B"/>
+          <w:sz w:val="24"/>
+          <w:szCs w:val="24"/>
+        </w:rPr>
+        <w:t xml:space="preserve">Start</w:t>
+      </w:r>
+      <w:r>
+        <w:rPr>
+          <w:i/>
+          <w:iCs/>
+          <w:color w:val="1FA6A2"/>
+          <w:sz w:val="19"/>
+          <w:szCs w:val="19"/>
+        </w:rPr>
+        <w:t xml:space="preserve">   Most language support</w:t>
+      </w:r>
+    </w:p>
+    <w:p>
+      <w:pPr>
+        <w:spacing w:after="60"/>
+      </w:pPr>
+      <w:r>
+        <w:rPr>
+          <w:color w:val="1A2733"/>
+          <w:sz w:val="21"/>
+          <w:szCs w:val="21"/>
+        </w:rPr>
+        <w:t xml:space="preserve">Complete the frames. Use the word bank.</w:t>
+      </w:r>
+      <w:r>
+        <w:rPr>
+          <w:i/>
+          <w:iCs/>
+          <w:color w:val="5F6F80"/>
+          <w:sz w:val="19"/>
+          <w:szCs w:val="19"/>
+        </w:rPr>
+        <w:br/>
+        <w:t xml:space="preserve">Completa las oraciones. Usa el banco de palabras.</w:t>
+      </w:r>
+    </w:p>
+    <w:p>
+      <w:pPr>
+        <w:spacing w:after="60"/>
+      </w:pPr>
+      <w:r>
+        <w:rPr>
+          <w:color w:val="1A2733"/>
+          <w:sz w:val="21"/>
+          <w:szCs w:val="21"/>
+        </w:rPr>
+        <w:t xml:space="preserve">My plan was to ___, and I knew to ___ because ___.</w:t>
+      </w:r>
+      <w:r>
+        <w:rPr>
+          <w:i/>
+          <w:iCs/>
+          <w:color w:val="5F6F80"/>
+          <w:sz w:val="19"/>
+          <w:szCs w:val="19"/>
+        </w:rPr>
+        <w:br/>
+        <w:t xml:space="preserve">Mi plan fue ___, y supe ___ porque ___.</w:t>
+      </w:r>
+    </w:p>
+    <w:p>
+      <w:pPr>
+        <w:spacing w:after="60"/>
+      </w:pPr>
+      <w:r>
+        <w:rPr>
+          <w:color w:val="1A2733"/>
+          <w:sz w:val="21"/>
+          <w:szCs w:val="21"/>
+        </w:rPr>
+        <w:t xml:space="preserve">My answer is reasonable because ___.</w:t>
+      </w:r>
+      <w:r>
+        <w:rPr>
+          <w:i/>
+          <w:iCs/>
+          <w:color w:val="5F6F80"/>
+          <w:sz w:val="19"/>
+          <w:szCs w:val="19"/>
+        </w:rPr>
+        <w:br/>
+        <w:t xml:space="preserve">Mi respuesta es razonable porque ___.</w:t>
+      </w:r>
+    </w:p>
+    <w:tbl>
+      <w:tblPr>
+        <w:tblW w:type="pct" w:w="100%"/>
+        <w:tblBorders>
+          <w:top w:val="single" w:color="C7D2DD" w:sz="6"/>
+          <w:left w:val="single" w:color="C7D2DD" w:sz="6"/>
+          <w:bottom w:val="single" w:color="C7D2DD" w:sz="6"/>
+          <w:right w:val="single" w:color="C7D2DD" w:sz="6"/>
+          <w:insideH w:val="single" w:color="auto" w:sz="4"/>
+          <w:insideV w:val="single" w:color="auto" w:sz="4"/>
+        </w:tblBorders>
+      </w:tblPr>
+      <w:tblGrid>
+        <w:gridCol w:w="100"/>
+      </w:tblGrid>
+      <w:tr>
+        <w:tc>
+          <w:tcPr>
+            <w:shd w:fill="FBF3E2" w:color="auto" w:val="clear"/>
+            <w:tcMar>
+              <w:top w:type="dxa" w:w="60"/>
+              <w:left w:type="dxa" w:w="120"/>
+              <w:bottom w:type="dxa" w:w="60"/>
+              <w:right w:type="dxa" w:w="120"/>
+            </w:tcMar>
+          </w:tcPr>
+          <w:p>
+            <w:pPr>
+              <w:spacing w:after="0" w:line="320"/>
+            </w:pPr>
+            <w:r>
+              <w:t xml:space="preserve"/>
+            </w:r>
+          </w:p>
+          <w:p>
+            <w:pPr>
+              <w:spacing w:after="0" w:line="320"/>
+            </w:pPr>
+            <w:r>
+              <w:t xml:space="preserve"/>
+            </w:r>
+          </w:p>
+          <w:p>
+            <w:pPr>
+              <w:spacing w:after="0" w:line="320"/>
+            </w:pPr>
+            <w:r>
+              <w:t xml:space="preserve"/>
+            </w:r>
+          </w:p>
+        </w:tc>
+      </w:tr>
+    </w:tbl>
+    <w:p>
+      <w:pPr>
+        <w:pStyle w:val="Heading2"/>
+        <w:spacing w:after="80" w:before="180"/>
+      </w:pPr>
+      <w:r>
+        <w:rPr>
+          <w:b/>
+          <w:bCs/>
+          <w:color w:val="12355B"/>
+          <w:sz w:val="24"/>
+          <w:szCs w:val="24"/>
+        </w:rPr>
+        <w:t xml:space="preserve">Build</w:t>
+      </w:r>
+      <w:r>
+        <w:rPr>
+          <w:i/>
+          <w:iCs/>
+          <w:color w:val="B97A12"/>
+          <w:sz w:val="19"/>
+          <w:szCs w:val="19"/>
+        </w:rPr>
+        <w:t xml:space="preserve">   Some language support</w:t>
+      </w:r>
+    </w:p>
+    <w:p>
+      <w:pPr>
+        <w:spacing w:after="60"/>
+      </w:pPr>
+      <w:r>
+        <w:rPr>
+          <w:color w:val="1A2733"/>
+          <w:sz w:val="21"/>
+          <w:szCs w:val="21"/>
+        </w:rPr>
+        <w:t xml:space="preserve">Write two connected sentences. Use because, so, or but.</w:t>
+      </w:r>
+      <w:r>
+        <w:rPr>
+          <w:i/>
+          <w:iCs/>
+          <w:color w:val="5F6F80"/>
+          <w:sz w:val="19"/>
+          <w:szCs w:val="19"/>
+        </w:rPr>
+        <w:br/>
+        <w:t xml:space="preserve">Escribe dos oraciones conectadas. Usa porque, entonces o pero.</w:t>
+      </w:r>
+    </w:p>
+    <w:p>
+      <w:pPr>
+        <w:spacing w:after="60"/>
+      </w:pPr>
+      <w:r>
+        <w:rPr>
+          <w:color w:val="1A2733"/>
+          <w:sz w:val="21"/>
+          <w:szCs w:val="21"/>
+        </w:rPr>
+        <w:t xml:space="preserve">My claim is ___.</w:t>
+      </w:r>
+      <w:r>
+        <w:rPr>
+          <w:i/>
+          <w:iCs/>
+          <w:color w:val="5F6F80"/>
+          <w:sz w:val="19"/>
+          <w:szCs w:val="19"/>
+        </w:rPr>
+        <w:br/>
+        <w:t xml:space="preserve">Mi afirmación es ___.</w:t>
+      </w:r>
+    </w:p>
+    <w:p>
+      <w:pPr>
+        <w:spacing w:after="60"/>
+      </w:pPr>
+      <w:r>
+        <w:rPr>
+          <w:color w:val="1A2733"/>
+          <w:sz w:val="21"/>
+          <w:szCs w:val="21"/>
+        </w:rPr>
+        <w:t xml:space="preserve">I know because ___.</w:t>
+      </w:r>
+      <w:r>
+        <w:rPr>
+          <w:i/>
+          <w:iCs/>
+          <w:color w:val="5F6F80"/>
+          <w:sz w:val="19"/>
+          <w:szCs w:val="19"/>
+        </w:rPr>
+        <w:br/>
+        <w:t xml:space="preserve">Lo sé porque ___.</w:t>
+      </w:r>
+    </w:p>
+    <w:p>
+      <w:pPr>
+        <w:spacing w:after="60"/>
+      </w:pPr>
+      <w:r>
+        <w:rPr>
+          <w:color w:val="1A2733"/>
+          <w:sz w:val="21"/>
+          <w:szCs w:val="21"/>
+        </w:rPr>
+        <w:t xml:space="preserve">So ___.</w:t>
+      </w:r>
+      <w:r>
+        <w:rPr>
+          <w:i/>
+          <w:iCs/>
+          <w:color w:val="5F6F80"/>
+          <w:sz w:val="19"/>
+          <w:szCs w:val="19"/>
+        </w:rPr>
+        <w:br/>
+        <w:t xml:space="preserve">Entonces ___.</w:t>
+      </w:r>
+    </w:p>
+    <w:tbl>
+      <w:tblPr>
+        <w:tblW w:type="pct" w:w="100%"/>
+        <w:tblBorders>
+          <w:top w:val="single" w:color="C7D2DD" w:sz="6"/>
+          <w:left w:val="single" w:color="C7D2DD" w:sz="6"/>
+          <w:bottom w:val="single" w:color="C7D2DD" w:sz="6"/>
+          <w:right w:val="single" w:color="C7D2DD" w:sz="6"/>
+          <w:insideH w:val="single" w:color="auto" w:sz="4"/>
+          <w:insideV w:val="single" w:color="auto" w:sz="4"/>
+        </w:tblBorders>
+      </w:tblPr>
+      <w:tblGrid>
+        <w:gridCol w:w="100"/>
+      </w:tblGrid>
+      <w:tr>
+        <w:tc>
+          <w:tcPr>
+            <w:shd w:fill="FBF3E2" w:color="auto" w:val="clear"/>
+            <w:tcMar>
+              <w:top w:type="dxa" w:w="60"/>
+              <w:left w:type="dxa" w:w="120"/>
+              <w:bottom w:type="dxa" w:w="60"/>
+              <w:right w:type="dxa" w:w="120"/>
+            </w:tcMar>
+          </w:tcPr>
+          <w:p>
+            <w:pPr>
+              <w:spacing w:after="0" w:line="320"/>
+            </w:pPr>
+            <w:r>
+              <w:t xml:space="preserve"/>
+            </w:r>
+          </w:p>
+          <w:p>
+            <w:pPr>
+              <w:spacing w:after="0" w:line="320"/>
+            </w:pPr>
+            <w:r>
+              <w:t xml:space="preserve"/>
+            </w:r>
+          </w:p>
+          <w:p>
+            <w:pPr>
+              <w:spacing w:after="0" w:line="320"/>
+            </w:pPr>
+            <w:r>
+              <w:t xml:space="preserve"/>
+            </w:r>
+          </w:p>
+        </w:tc>
+      </w:tr>
+    </w:tbl>
+    <w:p>
+      <w:pPr>
+        <w:pStyle w:val="Heading2"/>
+        <w:spacing w:after="80" w:before="180"/>
+      </w:pPr>
+      <w:r>
+        <w:rPr>
+          <w:b/>
+          <w:bCs/>
+          <w:color w:val="12355B"/>
+          <w:sz w:val="24"/>
+          <w:szCs w:val="24"/>
+        </w:rPr>
+        <w:t xml:space="preserve">Explain</w:t>
+      </w:r>
+      <w:r>
+        <w:rPr>
+          <w:i/>
+          <w:iCs/>
+          <w:color w:val="B97A12"/>
+          <w:sz w:val="19"/>
+          <w:szCs w:val="19"/>
+        </w:rPr>
+        <w:t xml:space="preserve">   Light language support</w:t>
+      </w:r>
+    </w:p>
+    <w:p>
+      <w:pPr>
+        <w:spacing w:after="60"/>
+      </w:pPr>
+      <w:r>
+        <w:rPr>
+          <w:color w:val="1A2733"/>
+          <w:sz w:val="21"/>
+          <w:szCs w:val="21"/>
+        </w:rPr>
+        <w:t xml:space="preserve">Write a claim, give math evidence, and explain your reasoning.</w:t>
+      </w:r>
+      <w:r>
+        <w:rPr>
+          <w:i/>
+          <w:iCs/>
+          <w:color w:val="5F6F80"/>
+          <w:sz w:val="19"/>
+          <w:szCs w:val="19"/>
+        </w:rPr>
+        <w:br/>
+        <w:t xml:space="preserve">Escribe una afirmación, da evidencia matemática y explica tu razonamiento.</w:t>
+      </w:r>
+    </w:p>
+    <w:p>
+      <w:pPr>
+        <w:spacing w:after="60"/>
+      </w:pPr>
+      <w:r>
+        <w:rPr>
+          <w:color w:val="1A2733"/>
+          <w:sz w:val="21"/>
+          <w:szCs w:val="21"/>
+        </w:rPr>
+        <w:t xml:space="preserve">My claim is ___.</w:t>
+      </w:r>
+      <w:r>
+        <w:rPr>
+          <w:i/>
+          <w:iCs/>
+          <w:color w:val="5F6F80"/>
+          <w:sz w:val="19"/>
+          <w:szCs w:val="19"/>
+        </w:rPr>
+        <w:br/>
+        <w:t xml:space="preserve">Mi afirmación es ___.</w:t>
+      </w:r>
+    </w:p>
+    <w:p>
+      <w:pPr>
+        <w:spacing w:after="60"/>
+      </w:pPr>
+      <w:r>
+        <w:rPr>
+          <w:color w:val="1A2733"/>
+          <w:sz w:val="21"/>
+          <w:szCs w:val="21"/>
+        </w:rPr>
+        <w:t xml:space="preserve">My math evidence is ___.</w:t>
+      </w:r>
+      <w:r>
+        <w:rPr>
+          <w:i/>
+          <w:iCs/>
+          <w:color w:val="5F6F80"/>
+          <w:sz w:val="19"/>
+          <w:szCs w:val="19"/>
+        </w:rPr>
+        <w:br/>
+        <w:t xml:space="preserve">Mi evidencia matemática es ___.</w:t>
+      </w:r>
+    </w:p>
+    <w:p>
+      <w:pPr>
+        <w:spacing w:after="60"/>
+      </w:pPr>
+      <w:r>
+        <w:rPr>
+          <w:color w:val="1A2733"/>
+          <w:sz w:val="21"/>
+          <w:szCs w:val="21"/>
+        </w:rPr>
+        <w:t xml:space="preserve">This proves ___ because ___.</w:t>
+      </w:r>
+      <w:r>
+        <w:rPr>
+          <w:i/>
+          <w:iCs/>
+          <w:color w:val="5F6F80"/>
+          <w:sz w:val="19"/>
+          <w:szCs w:val="19"/>
+        </w:rPr>
+        <w:br/>
+        <w:t xml:space="preserve">Esto demuestra ___ porque ___.</w:t>
+      </w:r>
+    </w:p>
+    <w:tbl>
+      <w:tblPr>
+        <w:tblW w:type="pct" w:w="100%"/>
+        <w:tblBorders>
+          <w:top w:val="single" w:color="C7D2DD" w:sz="6"/>
+          <w:left w:val="single" w:color="C7D2DD" w:sz="6"/>
+          <w:bottom w:val="single" w:color="C7D2DD" w:sz="6"/>
+          <w:right w:val="single" w:color="C7D2DD" w:sz="6"/>
+          <w:insideH w:val="single" w:color="auto" w:sz="4"/>
+          <w:insideV w:val="single" w:color="auto" w:sz="4"/>
+        </w:tblBorders>
+      </w:tblPr>
+      <w:tblGrid>
+        <w:gridCol w:w="100"/>
+      </w:tblGrid>
+      <w:tr>
+        <w:tc>
+          <w:tcPr>
+            <w:shd w:fill="FBF3E2" w:color="auto" w:val="clear"/>
+            <w:tcMar>
+              <w:top w:type="dxa" w:w="60"/>
+              <w:left w:type="dxa" w:w="120"/>
+              <w:bottom w:type="dxa" w:w="60"/>
+              <w:right w:type="dxa" w:w="120"/>
+            </w:tcMar>
+          </w:tcPr>
+          <w:p>
+            <w:pPr>
+              <w:spacing w:after="0" w:line="320"/>
+            </w:pPr>
+            <w:r>
+              <w:t xml:space="preserve"/>
+            </w:r>
+          </w:p>
+          <w:p>
+            <w:pPr>
+              <w:spacing w:after="0" w:line="320"/>
+            </w:pPr>
+            <w:r>
+              <w:t xml:space="preserve"/>
+            </w:r>
+          </w:p>
+          <w:p>
+            <w:pPr>
+              <w:spacing w:after="0" w:line="320"/>
+            </w:pPr>
+            <w:r>
+              <w:t xml:space="preserve"/>
+            </w:r>
+          </w:p>
+          <w:p>
+            <w:pPr>
+              <w:spacing w:after="0" w:line="320"/>
+            </w:pPr>
+            <w:r>
+              <w:t xml:space="preserve"/>
+            </w:r>
+          </w:p>
+          <w:p>
+            <w:pPr>
+              <w:spacing w:after="0" w:line="320"/>
+            </w:pPr>
+            <w:r>
+              <w:t xml:space="preserve"/>
+            </w:r>
+          </w:p>
+        </w:tc>
+      </w:tr>
+    </w:tbl>
+    <w:p>
+      <w:pPr>
+        <w:pStyle w:val="Heading2"/>
+        <w:spacing w:after="80" w:before="180"/>
+      </w:pPr>
+      <w:r>
+        <w:rPr>
+          <w:b/>
+          <w:bCs/>
+          <w:color w:val="12355B"/>
+          <w:sz w:val="24"/>
+          <w:szCs w:val="24"/>
+        </w:rPr>
+        <w:t xml:space="preserve">4. Check Your Explanation</w:t>
+      </w:r>
+      <w:r>
+        <w:rPr>
+          <w:i/>
+          <w:iCs/>
+          <w:color w:val="1FA6A2"/>
+          <w:sz w:val="19"/>
+          <w:szCs w:val="19"/>
+        </w:rPr>
+        <w:t xml:space="preserve">   five quick checks</w:t>
+      </w:r>
+    </w:p>
+    <w:p>
+      <w:pPr>
+        <w:spacing w:after="80"/>
+      </w:pPr>
+      <w:r>
+        <w:rPr>
+          <w:b/>
+          <w:bCs/>
+          <w:color w:val="1FA6A2"/>
+          <w:sz w:val="22"/>
+          <w:szCs w:val="22"/>
+        </w:rPr>
+        <w:t xml:space="preserve">☐  </w:t>
+      </w:r>
+      <w:r>
+        <w:rPr>
+          <w:sz w:val="20"/>
+          <w:szCs w:val="20"/>
+        </w:rPr>
+        <w:t xml:space="preserve">I answered the question.</w:t>
+      </w:r>
+      <w:r>
+        <w:rPr>
+          <w:i/>
+          <w:iCs/>
+          <w:color w:val="5F6F80"/>
+          <w:sz w:val="18"/>
+          <w:szCs w:val="18"/>
+        </w:rPr>
+        <w:br/>
+        <w:t xml:space="preserve">Respondí la pregunta.</w:t>
+      </w:r>
+    </w:p>
+    <w:p>
+      <w:pPr>
+        <w:spacing w:after="80"/>
+      </w:pPr>
+      <w:r>
+        <w:rPr>
+          <w:b/>
+          <w:bCs/>
+          <w:color w:val="1FA6A2"/>
+          <w:sz w:val="22"/>
+          <w:szCs w:val="22"/>
+        </w:rPr>
+        <w:t xml:space="preserve">☐  </w:t>
+      </w:r>
+      <w:r>
+        <w:rPr>
+          <w:sz w:val="20"/>
+          <w:szCs w:val="20"/>
+        </w:rPr>
+        <w:t xml:space="preserve">I used math evidence: numbers, an equation, a model, or a comparison.</w:t>
+      </w:r>
+      <w:r>
+        <w:rPr>
+          <w:i/>
+          <w:iCs/>
+          <w:color w:val="5F6F80"/>
+          <w:sz w:val="18"/>
+          <w:szCs w:val="18"/>
+        </w:rPr>
+        <w:br/>
+        <w:t xml:space="preserve">Usé evidencia matemática: números, una ecuación, un modelo o una comparación.</w:t>
+      </w:r>
+    </w:p>
+    <w:p>
+      <w:pPr>
+        <w:spacing w:after="80"/>
+      </w:pPr>
+      <w:r>
+        <w:rPr>
+          <w:b/>
+          <w:bCs/>
+          <w:color w:val="1FA6A2"/>
+          <w:sz w:val="22"/>
+          <w:szCs w:val="22"/>
+        </w:rPr>
+        <w:t xml:space="preserve">☐  </w:t>
+      </w:r>
+      <w:r>
+        <w:rPr>
+          <w:sz w:val="20"/>
+          <w:szCs w:val="20"/>
+        </w:rPr>
+        <w:t xml:space="preserve">I explained how the evidence proves my answer.</w:t>
+      </w:r>
+      <w:r>
+        <w:rPr>
+          <w:i/>
+          <w:iCs/>
+          <w:color w:val="5F6F80"/>
+          <w:sz w:val="18"/>
+          <w:szCs w:val="18"/>
+        </w:rPr>
+        <w:br/>
+        <w:t xml:space="preserve">Expliqué cómo la evidencia demuestra mi respuesta.</w:t>
+      </w:r>
+    </w:p>
+    <w:p>
+      <w:pPr>
+        <w:spacing w:after="80"/>
+      </w:pPr>
+      <w:r>
+        <w:rPr>
+          <w:b/>
+          <w:bCs/>
+          <w:color w:val="1FA6A2"/>
+          <w:sz w:val="22"/>
+          <w:szCs w:val="22"/>
+        </w:rPr>
+        <w:t xml:space="preserve">☐  </w:t>
+      </w:r>
+      <w:r>
+        <w:rPr>
+          <w:sz w:val="20"/>
+          <w:szCs w:val="20"/>
+        </w:rPr>
+        <w:t xml:space="preserve">I used at least two math words.</w:t>
+      </w:r>
+      <w:r>
+        <w:rPr>
+          <w:i/>
+          <w:iCs/>
+          <w:color w:val="5F6F80"/>
+          <w:sz w:val="18"/>
+          <w:szCs w:val="18"/>
+        </w:rPr>
+        <w:br/>
+        <w:t xml:space="preserve">Usé por lo menos dos palabras matemáticas.</w:t>
+      </w:r>
+    </w:p>
+    <w:p>
+      <w:pPr>
+        <w:spacing w:after="80"/>
+      </w:pPr>
+      <w:r>
+        <w:rPr>
+          <w:b/>
+          <w:bCs/>
+          <w:color w:val="1FA6A2"/>
+          <w:sz w:val="22"/>
+          <w:szCs w:val="22"/>
+        </w:rPr>
+        <w:t xml:space="preserve">☐  </w:t>
+      </w:r>
+      <w:r>
+        <w:rPr>
+          <w:sz w:val="20"/>
+          <w:szCs w:val="20"/>
+        </w:rPr>
+        <w:t xml:space="preserve">I reread complete sentences and punctuation.</w:t>
+      </w:r>
+      <w:r>
+        <w:rPr>
+          <w:i/>
+          <w:iCs/>
+          <w:color w:val="5F6F80"/>
+          <w:sz w:val="18"/>
+          <w:szCs w:val="18"/>
+        </w:rPr>
+        <w:br/>
+        <w:t xml:space="preserve">Volví a leer mis oraciones completas y la puntuación.</w:t>
       </w:r>
     </w:p>
     <w:p>

--- a/lessons/7-7/downloads/7-7-notes.docx
+++ b/lessons/7-7/downloads/7-7-notes.docx
@@ -366,7 +366,7 @@
           </w:p>
           <w:p>
             <w:pPr>
-              <w:spacing w:after="0"/>
+              <w:spacing w:after="40"/>
             </w:pPr>
             <w:r>
               <w:rPr>
@@ -374,6 +374,31 @@
                 <w:szCs w:val="21"/>
               </w:rPr>
               <w:t xml:space="preserve">A corner point of a polygon, named by an ordered pair on the coordinate plane.</w:t>
+            </w:r>
+          </w:p>
+          <w:p>
+            <w:pPr>
+              <w:spacing w:after="0"/>
+            </w:pPr>
+            <w:r>
+              <w:rPr>
+                <w:b/>
+                <w:bCs/>
+                <w:color w:val="1FA6A2"/>
+                <w:sz w:val="18"/>
+                <w:szCs w:val="18"/>
+              </w:rPr>
+              <w:t xml:space="preserve">Example:  </w:t>
+            </w:r>
+            <w:r>
+              <w:rPr>
+                <w:i/>
+                <w:iCs/>
+                <w:color w:val="5F6F80"/>
+                <w:sz w:val="18"/>
+                <w:szCs w:val="18"/>
+              </w:rPr>
+              <w:t xml:space="preserve">The park's corner at (2, 4) — one corner, named by an ordered pair.</w:t>
             </w:r>
           </w:p>
         </w:tc>
@@ -495,7 +520,7 @@
           </w:p>
           <w:p>
             <w:pPr>
-              <w:spacing w:after="0"/>
+              <w:spacing w:after="40"/>
             </w:pPr>
             <w:r>
               <w:rPr>
@@ -503,6 +528,31 @@
                 <w:szCs w:val="21"/>
               </w:rPr>
               <w:t xml:space="preserve">A closed figure made of line segments; on the plane you draw it by plotting the vertices and connecting them in order.</w:t>
+            </w:r>
+          </w:p>
+          <w:p>
+            <w:pPr>
+              <w:spacing w:after="0"/>
+            </w:pPr>
+            <w:r>
+              <w:rPr>
+                <w:b/>
+                <w:bCs/>
+                <w:color w:val="1FA6A2"/>
+                <w:sz w:val="18"/>
+                <w:szCs w:val="18"/>
+              </w:rPr>
+              <w:t xml:space="preserve">Example:  </w:t>
+            </w:r>
+            <w:r>
+              <w:rPr>
+                <w:i/>
+                <w:iCs/>
+                <w:color w:val="5F6F80"/>
+                <w:sz w:val="18"/>
+                <w:szCs w:val="18"/>
+              </w:rPr>
+              <w:t xml:space="preserve">Plot (2, 4), (5, 4), (5, −4), (2, −4) and join them — a rectangle appears.</w:t>
             </w:r>
           </w:p>
         </w:tc>
@@ -624,7 +674,7 @@
           </w:p>
           <w:p>
             <w:pPr>
-              <w:spacing w:after="0"/>
+              <w:spacing w:after="40"/>
             </w:pPr>
             <w:r>
               <w:rPr>
@@ -632,6 +682,31 @@
                 <w:szCs w:val="21"/>
               </w:rPr>
               <w:t xml:space="preserve">The total distance around a polygon — the sum of all its side lengths.</w:t>
+            </w:r>
+          </w:p>
+          <w:p>
+            <w:pPr>
+              <w:spacing w:after="0"/>
+            </w:pPr>
+            <w:r>
+              <w:rPr>
+                <w:b/>
+                <w:bCs/>
+                <w:color w:val="1FA6A2"/>
+                <w:sz w:val="18"/>
+                <w:szCs w:val="18"/>
+              </w:rPr>
+              <w:t xml:space="preserve">Example:  </w:t>
+            </w:r>
+            <w:r>
+              <w:rPr>
+                <w:i/>
+                <w:iCs/>
+                <w:color w:val="5F6F80"/>
+                <w:sz w:val="18"/>
+                <w:szCs w:val="18"/>
+              </w:rPr>
+              <w:t xml:space="preserve">2(9.5) + 2(6.75) = 32.5 units around the deck.</w:t>
             </w:r>
           </w:p>
         </w:tc>
@@ -753,7 +828,7 @@
           </w:p>
           <w:p>
             <w:pPr>
-              <w:spacing w:after="0"/>
+              <w:spacing w:after="40"/>
             </w:pPr>
             <w:r>
               <w:rPr>
@@ -761,6 +836,31 @@
                 <w:szCs w:val="21"/>
               </w:rPr>
               <w:t xml:space="preserve">When two vertices share an x- or y-coordinate, the distance between them is the absolute difference of the other coordinates.</w:t>
+            </w:r>
+          </w:p>
+          <w:p>
+            <w:pPr>
+              <w:spacing w:after="0"/>
+            </w:pPr>
+            <w:r>
+              <w:rPr>
+                <w:b/>
+                <w:bCs/>
+                <w:color w:val="1FA6A2"/>
+                <w:sz w:val="18"/>
+                <w:szCs w:val="18"/>
+              </w:rPr>
+              <w:t xml:space="preserve">Example:  </w:t>
+            </w:r>
+            <w:r>
+              <w:rPr>
+                <w:i/>
+                <w:iCs/>
+                <w:color w:val="5F6F80"/>
+                <w:sz w:val="18"/>
+                <w:szCs w:val="18"/>
+              </w:rPr>
+              <w:t xml:space="preserve">(2, 4) and (5, 4) share y, so the side is |5 − 2| = 3 units.</w:t>
             </w:r>
           </w:p>
         </w:tc>
@@ -882,7 +982,7 @@
           </w:p>
           <w:p>
             <w:pPr>
-              <w:spacing w:after="0"/>
+              <w:spacing w:after="40"/>
             </w:pPr>
             <w:r>
               <w:rPr>
@@ -890,6 +990,31 @@
                 <w:szCs w:val="21"/>
               </w:rPr>
               <w:t xml:space="preserve">What one grid unit stands for in the real situation.</w:t>
+            </w:r>
+          </w:p>
+          <w:p>
+            <w:pPr>
+              <w:spacing w:after="0"/>
+            </w:pPr>
+            <w:r>
+              <w:rPr>
+                <w:b/>
+                <w:bCs/>
+                <w:color w:val="1FA6A2"/>
+                <w:sz w:val="18"/>
+                <w:szCs w:val="18"/>
+              </w:rPr>
+              <w:t xml:space="preserve">Example:  </w:t>
+            </w:r>
+            <w:r>
+              <w:rPr>
+                <w:i/>
+                <w:iCs/>
+                <w:color w:val="5F6F80"/>
+                <w:sz w:val="18"/>
+                <w:szCs w:val="18"/>
+              </w:rPr>
+              <w:t xml:space="preserve">Each grid unit = 100 feet, so 8 units of map is 800 real feet.</w:t>
             </w:r>
           </w:p>
         </w:tc>
@@ -1014,7 +1139,7 @@
           <w:sz w:val="22"/>
           <w:szCs w:val="22"/>
         </w:rPr>
-        <w:t xml:space="preserve">__________  —  A corner point of a polygon, named by an ordered pair on the coordinate plane.</w:t>
+        <w:t xml:space="preserve">A corner point of a polygon, named by an ordered pair, is a ___.</w:t>
       </w:r>
     </w:p>
     <w:p>
@@ -1036,7 +1161,7 @@
           <w:sz w:val="22"/>
           <w:szCs w:val="22"/>
         </w:rPr>
-        <w:t xml:space="preserve">__________  —  A closed figure made of line segments; on the plane you draw it by plotting the vertices and connecting them in order.</w:t>
+        <w:t xml:space="preserve">A closed figure made of line segments is a ___.</w:t>
       </w:r>
     </w:p>
     <w:p>
@@ -1058,7 +1183,7 @@
           <w:sz w:val="22"/>
           <w:szCs w:val="22"/>
         </w:rPr>
-        <w:t xml:space="preserve">__________  —  The total distance around a polygon — the sum of all its side lengths.</w:t>
+        <w:t xml:space="preserve">The total distance around a polygon is its ___.</w:t>
       </w:r>
     </w:p>
     <w:p>
@@ -1080,7 +1205,7 @@
           <w:sz w:val="22"/>
           <w:szCs w:val="22"/>
         </w:rPr>
-        <w:t xml:space="preserve">__________  —  When two vertices share an x- or y-coordinate, the distance between them is the absolute difference of the other coordinates.</w:t>
+        <w:t xml:space="preserve">When two vertices share a coordinate, subtract the other and take the ___ ___.</w:t>
       </w:r>
     </w:p>
     <w:p>
@@ -1102,7 +1227,7 @@
           <w:sz w:val="22"/>
           <w:szCs w:val="22"/>
         </w:rPr>
-        <w:t xml:space="preserve">__________  —  What one grid unit stands for in the real situation.</w:t>
+        <w:t xml:space="preserve">What one grid unit stands for in the real situation is the ___.</w:t>
       </w:r>
     </w:p>
     <w:p>

--- a/lessons/7-7/downloads/7-7-notes.docx
+++ b/lessons/7-7/downloads/7-7-notes.docx
@@ -219,10 +219,12 @@
     <w:p>
       <w:pPr>
         <w:pStyle w:val="Heading1"/>
+        <w:keepNext/>
+        <w:keepLines/>
         <w:pBdr>
           <w:bottom w:val="single" w:color="1FA6A2" w:sz="14" w:space="6"/>
         </w:pBdr>
-        <w:spacing w:after="140" w:before="260"/>
+        <w:spacing w:after="140" w:before="300"/>
       </w:pPr>
       <w:r>
         <w:rPr>
@@ -1023,10 +1025,12 @@
     <w:p>
       <w:pPr>
         <w:pStyle w:val="Heading1"/>
+        <w:keepNext/>
+        <w:keepLines/>
         <w:pBdr>
           <w:bottom w:val="single" w:color="1FA6A2" w:sz="14" w:space="6"/>
         </w:pBdr>
-        <w:spacing w:after="140" w:before="260"/>
+        <w:spacing w:after="140" w:before="300"/>
       </w:pPr>
       <w:r>
         <w:rPr>
@@ -1122,7 +1126,8 @@
     </w:p>
     <w:p>
       <w:pPr>
-        <w:spacing w:after="120" w:before="80"/>
+        <w:keepLines/>
+        <w:spacing w:after="260" w:before="200"/>
       </w:pPr>
       <w:r>
         <w:rPr>
@@ -1139,34 +1144,27 @@
           <w:sz w:val="22"/>
           <w:szCs w:val="22"/>
         </w:rPr>
-        <w:t xml:space="preserve">A corner point of a polygon, named by an ordered pair, is a ___.</w:t>
-      </w:r>
-    </w:p>
-    <w:p>
-      <w:pPr>
-        <w:spacing w:after="120" w:before="80"/>
-      </w:pPr>
-      <w:r>
-        <w:rPr>
-          <w:b/>
-          <w:bCs/>
-          <w:color w:val="12355B"/>
+        <w:t xml:space="preserve">A corner point of a polygon, named by an ordered pair, is a </w:t>
+      </w:r>
+      <w:r>
+        <w:rPr>
           <w:sz w:val="22"/>
           <w:szCs w:val="22"/>
         </w:rPr>
-        <w:t xml:space="preserve">2.  </w:t>
+        <w:t xml:space="preserve">________________</w:t>
       </w:r>
       <w:r>
         <w:rPr>
           <w:sz w:val="22"/>
           <w:szCs w:val="22"/>
         </w:rPr>
-        <w:t xml:space="preserve">A closed figure made of line segments is a ___.</w:t>
-      </w:r>
-    </w:p>
-    <w:p>
-      <w:pPr>
-        <w:spacing w:after="120" w:before="80"/>
+        <w:t xml:space="preserve">.</w:t>
+      </w:r>
+    </w:p>
+    <w:p>
+      <w:pPr>
+        <w:keepLines/>
+        <w:spacing w:after="260" w:before="200"/>
       </w:pPr>
       <w:r>
         <w:rPr>
@@ -1176,41 +1174,34 @@
           <w:sz w:val="22"/>
           <w:szCs w:val="22"/>
         </w:rPr>
-        <w:t xml:space="preserve">3.  </w:t>
+        <w:t xml:space="preserve">2.  </w:t>
       </w:r>
       <w:r>
         <w:rPr>
           <w:sz w:val="22"/>
           <w:szCs w:val="22"/>
         </w:rPr>
-        <w:t xml:space="preserve">The total distance around a polygon is its ___.</w:t>
-      </w:r>
-    </w:p>
-    <w:p>
-      <w:pPr>
-        <w:spacing w:after="120" w:before="80"/>
-      </w:pPr>
-      <w:r>
-        <w:rPr>
-          <w:b/>
-          <w:bCs/>
-          <w:color w:val="12355B"/>
+        <w:t xml:space="preserve">A closed figure made of line segments is a </w:t>
+      </w:r>
+      <w:r>
+        <w:rPr>
           <w:sz w:val="22"/>
           <w:szCs w:val="22"/>
         </w:rPr>
-        <w:t xml:space="preserve">4.  </w:t>
+        <w:t xml:space="preserve">________________</w:t>
       </w:r>
       <w:r>
         <w:rPr>
           <w:sz w:val="22"/>
           <w:szCs w:val="22"/>
         </w:rPr>
-        <w:t xml:space="preserve">When two vertices share a coordinate, subtract the other and take the ___ ___.</w:t>
-      </w:r>
-    </w:p>
-    <w:p>
-      <w:pPr>
-        <w:spacing w:after="120" w:before="80"/>
+        <w:t xml:space="preserve">.</w:t>
+      </w:r>
+    </w:p>
+    <w:p>
+      <w:pPr>
+        <w:keepLines/>
+        <w:spacing w:after="260" w:before="200"/>
       </w:pPr>
       <w:r>
         <w:rPr>
@@ -1220,24 +1211,127 @@
           <w:sz w:val="22"/>
           <w:szCs w:val="22"/>
         </w:rPr>
-        <w:t xml:space="preserve">5.  </w:t>
+        <w:t xml:space="preserve">3.  </w:t>
       </w:r>
       <w:r>
         <w:rPr>
           <w:sz w:val="22"/>
           <w:szCs w:val="22"/>
         </w:rPr>
-        <w:t xml:space="preserve">What one grid unit stands for in the real situation is the ___.</w:t>
+        <w:t xml:space="preserve">The total distance around a polygon is its </w:t>
+      </w:r>
+      <w:r>
+        <w:rPr>
+          <w:sz w:val="22"/>
+          <w:szCs w:val="22"/>
+        </w:rPr>
+        <w:t xml:space="preserve">________________</w:t>
+      </w:r>
+      <w:r>
+        <w:rPr>
+          <w:sz w:val="22"/>
+          <w:szCs w:val="22"/>
+        </w:rPr>
+        <w:t xml:space="preserve">.</w:t>
+      </w:r>
+    </w:p>
+    <w:p>
+      <w:pPr>
+        <w:keepLines/>
+        <w:spacing w:after="260" w:before="200"/>
+      </w:pPr>
+      <w:r>
+        <w:rPr>
+          <w:b/>
+          <w:bCs/>
+          <w:color w:val="12355B"/>
+          <w:sz w:val="22"/>
+          <w:szCs w:val="22"/>
+        </w:rPr>
+        <w:t xml:space="preserve">4.  </w:t>
+      </w:r>
+      <w:r>
+        <w:rPr>
+          <w:sz w:val="22"/>
+          <w:szCs w:val="22"/>
+        </w:rPr>
+        <w:t xml:space="preserve">When two vertices share a coordinate, subtract the other and take the </w:t>
+      </w:r>
+      <w:r>
+        <w:rPr>
+          <w:sz w:val="22"/>
+          <w:szCs w:val="22"/>
+        </w:rPr>
+        <w:t xml:space="preserve">________________</w:t>
+      </w:r>
+      <w:r>
+        <w:rPr>
+          <w:sz w:val="22"/>
+          <w:szCs w:val="22"/>
+        </w:rPr>
+        <w:t xml:space="preserve"> </w:t>
+      </w:r>
+      <w:r>
+        <w:rPr>
+          <w:sz w:val="22"/>
+          <w:szCs w:val="22"/>
+        </w:rPr>
+        <w:t xml:space="preserve">________________</w:t>
+      </w:r>
+      <w:r>
+        <w:rPr>
+          <w:sz w:val="22"/>
+          <w:szCs w:val="22"/>
+        </w:rPr>
+        <w:t xml:space="preserve">.</w:t>
+      </w:r>
+    </w:p>
+    <w:p>
+      <w:pPr>
+        <w:keepLines/>
+        <w:spacing w:after="260" w:before="200"/>
+      </w:pPr>
+      <w:r>
+        <w:rPr>
+          <w:b/>
+          <w:bCs/>
+          <w:color w:val="12355B"/>
+          <w:sz w:val="22"/>
+          <w:szCs w:val="22"/>
+        </w:rPr>
+        <w:t xml:space="preserve">5.  </w:t>
+      </w:r>
+      <w:r>
+        <w:rPr>
+          <w:sz w:val="22"/>
+          <w:szCs w:val="22"/>
+        </w:rPr>
+        <w:t xml:space="preserve">What one grid unit stands for in the real situation is the </w:t>
+      </w:r>
+      <w:r>
+        <w:rPr>
+          <w:sz w:val="22"/>
+          <w:szCs w:val="22"/>
+        </w:rPr>
+        <w:t xml:space="preserve">________________</w:t>
+      </w:r>
+      <w:r>
+        <w:rPr>
+          <w:sz w:val="22"/>
+          <w:szCs w:val="22"/>
+        </w:rPr>
+        <w:t xml:space="preserve">.</w:t>
       </w:r>
     </w:p>
     <w:p>
       <w:pPr>
         <w:pStyle w:val="Heading1"/>
-        <w:pageBreakBefore/>
+        <w:keepNext/>
+        <w:keepLines/>
         <w:pBdr>
           <w:bottom w:val="single" w:color="1FA6A2" w:sz="14" w:space="6"/>
         </w:pBdr>
-        <w:spacing w:after="140" w:before="0"/>
+        <w:spacing w:after="140" w:before="300"/>
       </w:pPr>
       <w:r>
         <w:rPr>
@@ -2518,11 +2612,12 @@
     <w:p>
       <w:pPr>
         <w:pStyle w:val="Heading1"/>
-        <w:pageBreakBefore/>
+        <w:keepNext/>
+        <w:keepLines/>
         <w:pBdr>
           <w:bottom w:val="single" w:color="1FA6A2" w:sz="14" w:space="6"/>
         </w:pBdr>
-        <w:spacing w:after="140" w:before="0"/>
+        <w:spacing w:after="140" w:before="300"/>
       </w:pPr>
       <w:r>
         <w:rPr>
@@ -2775,11 +2870,12 @@
     <w:p>
       <w:pPr>
         <w:pStyle w:val="Heading1"/>
-        <w:pageBreakBefore/>
+        <w:keepNext/>
+        <w:keepLines/>
         <w:pBdr>
           <w:bottom w:val="single" w:color="1FA6A2" w:sz="14" w:space="6"/>
         </w:pBdr>
-        <w:spacing w:after="140" w:before="0"/>
+        <w:spacing w:after="140" w:before="300"/>
       </w:pPr>
       <w:r>
         <w:rPr>
@@ -3500,11 +3596,12 @@
     <w:p>
       <w:pPr>
         <w:pStyle w:val="Heading1"/>
-        <w:pageBreakBefore/>
+        <w:keepNext/>
+        <w:keepLines/>
         <w:pBdr>
           <w:bottom w:val="single" w:color="1FA6A2" w:sz="14" w:space="6"/>
         </w:pBdr>
-        <w:spacing w:after="140" w:before="0"/>
+        <w:spacing w:after="140" w:before="300"/>
       </w:pPr>
       <w:r>
         <w:rPr>
@@ -4349,11 +4446,12 @@
     <w:p>
       <w:pPr>
         <w:pStyle w:val="Heading1"/>
-        <w:pageBreakBefore/>
+        <w:keepNext/>
+        <w:keepLines/>
         <w:pBdr>
           <w:bottom w:val="single" w:color="1FA6A2" w:sz="14" w:space="6"/>
         </w:pBdr>
-        <w:spacing w:after="140" w:before="0"/>
+        <w:spacing w:after="140" w:before="300"/>
       </w:pPr>
       <w:r>
         <w:rPr>

--- a/lessons/7-7/downloads/7-7-notes.docx
+++ b/lessons/7-7/downloads/7-7-notes.docx
@@ -1344,47 +1344,6 @@
         <w:t xml:space="preserve">Write About the Math</w:t>
       </w:r>
     </w:p>
-    <w:p>
-      <w:pPr>
-        <w:spacing w:after="100"/>
-      </w:pPr>
-      <w:r>
-        <w:rPr>
-          <w:i/>
-          <w:iCs/>
-          <w:color w:val="5F6F80"/>
-          <w:sz w:val="19"/>
-          <w:szCs w:val="19"/>
-        </w:rPr>
-        <w:t xml:space="preserve">Use the support level you need. Every level answers the same math question.</w:t>
-      </w:r>
-    </w:p>
-    <w:p>
-      <w:pPr>
-        <w:pStyle w:val="Heading2"/>
-        <w:spacing w:after="80" w:before="180"/>
-      </w:pPr>
-      <w:r>
-        <w:rPr>
-          <w:b/>
-          <w:bCs/>
-          <w:color w:val="12355B"/>
-          <w:sz w:val="24"/>
-          <w:szCs w:val="24"/>
-        </w:rPr>
-        <w:t xml:space="preserve">1. Understand the Question</w:t>
-      </w:r>
-      <w:r>
-        <w:rPr>
-          <w:i/>
-          <w:iCs/>
-          <w:color w:val="B97A12"/>
-          <w:sz w:val="19"/>
-          <w:szCs w:val="19"/>
-        </w:rPr>
-        <w:t xml:space="preserve">   explain</w:t>
-      </w:r>
-    </w:p>
     <w:tbl>
       <w:tblPr>
         <w:tblW w:type="pct" w:w="100%"/>
@@ -1423,344 +1382,6 @@
               </w:rPr>
               <w:t xml:space="preserve">Where do the other two vertices go — and how do the known coordinates, the scale, and the area work together to tell you?</w:t>
             </w:r>
-          </w:p>
-          <w:p>
-            <w:pPr>
-              <w:spacing w:after="0"/>
-            </w:pPr>
-            <w:r>
-              <w:rPr>
-                <w:b/>
-                <w:bCs/>
-                <w:color w:val="12355B"/>
-                <w:sz w:val="20"/>
-                <w:szCs w:val="20"/>
-              </w:rPr>
-              <w:t xml:space="preserve">Your job:  </w:t>
-            </w:r>
-            <w:r>
-              <w:rPr>
-                <w:sz w:val="20"/>
-                <w:szCs w:val="20"/>
-              </w:rPr>
-              <w:t xml:space="preserve">Answer the question. Use math evidence. Explain how the evidence proves your answer.</w:t>
-            </w:r>
-            <w:r>
-              <w:rPr>
-                <w:i/>
-                <w:iCs/>
-                <w:color w:val="5F6F80"/>
-                <w:sz w:val="18"/>
-                <w:szCs w:val="18"/>
-              </w:rPr>
-              <w:br/>
-              <w:t xml:space="preserve">Responde la pregunta. Usa evidencia matemática. Explica cómo la evidencia demuestra tu respuesta.</w:t>
-            </w:r>
-          </w:p>
-        </w:tc>
-      </w:tr>
-    </w:tbl>
-    <w:p>
-      <w:pPr>
-        <w:pStyle w:val="Heading2"/>
-        <w:spacing w:after="80" w:before="180"/>
-      </w:pPr>
-      <w:r>
-        <w:rPr>
-          <w:b/>
-          <w:bCs/>
-          <w:color w:val="12355B"/>
-          <w:sz w:val="24"/>
-          <w:szCs w:val="24"/>
-        </w:rPr>
-        <w:t xml:space="preserve">2. Plan Your Math Words</w:t>
-      </w:r>
-      <w:r>
-        <w:rPr>
-          <w:i/>
-          <w:iCs/>
-          <w:color w:val="1FA6A2"/>
-          <w:sz w:val="19"/>
-          <w:szCs w:val="19"/>
-        </w:rPr>
-        <w:t xml:space="preserve">   check at least two</w:t>
-      </w:r>
-    </w:p>
-    <w:p>
-      <w:pPr>
-        <w:spacing w:after="60"/>
-      </w:pPr>
-      <w:r>
-        <w:rPr>
-          <w:b/>
-          <w:bCs/>
-          <w:color w:val="1FA6A2"/>
-          <w:sz w:val="22"/>
-          <w:szCs w:val="22"/>
-        </w:rPr>
-        <w:t xml:space="preserve">☐  </w:t>
-      </w:r>
-      <w:r>
-        <w:rPr>
-          <w:b/>
-          <w:bCs/>
-          <w:color w:val="12355B"/>
-          <w:sz w:val="20"/>
-          <w:szCs w:val="20"/>
-        </w:rPr>
-        <w:t xml:space="preserve">vertex — </w:t>
-      </w:r>
-      <w:r>
-        <w:rPr>
-          <w:sz w:val="20"/>
-          <w:szCs w:val="20"/>
-        </w:rPr>
-        <w:t xml:space="preserve">A corner point of a polygon, named by an ordered pair on the coordinate plane.</w:t>
-      </w:r>
-      <w:r>
-        <w:rPr>
-          <w:i/>
-          <w:iCs/>
-          <w:color w:val="5F6F80"/>
-          <w:sz w:val="18"/>
-          <w:szCs w:val="18"/>
-        </w:rPr>
-        <w:br/>
-        <w:t xml:space="preserve">vértice — Un punto de esquina de un polígono, nombrado por un par ordenado en el plano de coordenadas.</w:t>
-      </w:r>
-    </w:p>
-    <w:p>
-      <w:pPr>
-        <w:spacing w:after="60"/>
-      </w:pPr>
-      <w:r>
-        <w:rPr>
-          <w:b/>
-          <w:bCs/>
-          <w:color w:val="1FA6A2"/>
-          <w:sz w:val="22"/>
-          <w:szCs w:val="22"/>
-        </w:rPr>
-        <w:t xml:space="preserve">☐  </w:t>
-      </w:r>
-      <w:r>
-        <w:rPr>
-          <w:b/>
-          <w:bCs/>
-          <w:color w:val="12355B"/>
-          <w:sz w:val="20"/>
-          <w:szCs w:val="20"/>
-        </w:rPr>
-        <w:t xml:space="preserve">polygon — </w:t>
-      </w:r>
-      <w:r>
-        <w:rPr>
-          <w:sz w:val="20"/>
-          <w:szCs w:val="20"/>
-        </w:rPr>
-        <w:t xml:space="preserve">A closed figure made of line segments; on the plane you draw it by plotting the vertices and connecting them in order.</w:t>
-      </w:r>
-      <w:r>
-        <w:rPr>
-          <w:i/>
-          <w:iCs/>
-          <w:color w:val="5F6F80"/>
-          <w:sz w:val="18"/>
-          <w:szCs w:val="18"/>
-        </w:rPr>
-        <w:br/>
-        <w:t xml:space="preserve">polígono — Una figura cerrada hecha de segmentos; en el plano se dibuja marcando los vértices y conectándolos en orden.</w:t>
-      </w:r>
-    </w:p>
-    <w:p>
-      <w:pPr>
-        <w:spacing w:after="60"/>
-      </w:pPr>
-      <w:r>
-        <w:rPr>
-          <w:b/>
-          <w:bCs/>
-          <w:color w:val="1FA6A2"/>
-          <w:sz w:val="22"/>
-          <w:szCs w:val="22"/>
-        </w:rPr>
-        <w:t xml:space="preserve">☐  </w:t>
-      </w:r>
-      <w:r>
-        <w:rPr>
-          <w:b/>
-          <w:bCs/>
-          <w:color w:val="12355B"/>
-          <w:sz w:val="20"/>
-          <w:szCs w:val="20"/>
-        </w:rPr>
-        <w:t xml:space="preserve">perimeter — </w:t>
-      </w:r>
-      <w:r>
-        <w:rPr>
-          <w:sz w:val="20"/>
-          <w:szCs w:val="20"/>
-        </w:rPr>
-        <w:t xml:space="preserve">The total distance around a polygon — the sum of all its side lengths.</w:t>
-      </w:r>
-      <w:r>
-        <w:rPr>
-          <w:i/>
-          <w:iCs/>
-          <w:color w:val="5F6F80"/>
-          <w:sz w:val="18"/>
-          <w:szCs w:val="18"/>
-        </w:rPr>
-        <w:br/>
-        <w:t xml:space="preserve">perímetro — La distancia total alrededor de un polígono: la suma de todos sus lados.</w:t>
-      </w:r>
-    </w:p>
-    <w:p>
-      <w:pPr>
-        <w:spacing w:after="60"/>
-      </w:pPr>
-      <w:r>
-        <w:rPr>
-          <w:b/>
-          <w:bCs/>
-          <w:color w:val="1FA6A2"/>
-          <w:sz w:val="22"/>
-          <w:szCs w:val="22"/>
-        </w:rPr>
-        <w:t xml:space="preserve">☐  </w:t>
-      </w:r>
-      <w:r>
-        <w:rPr>
-          <w:b/>
-          <w:bCs/>
-          <w:color w:val="12355B"/>
-          <w:sz w:val="20"/>
-          <w:szCs w:val="20"/>
-        </w:rPr>
-        <w:t xml:space="preserve">distance between vertices — </w:t>
-      </w:r>
-      <w:r>
-        <w:rPr>
-          <w:sz w:val="20"/>
-          <w:szCs w:val="20"/>
-        </w:rPr>
-        <w:t xml:space="preserve">When two vertices share an x- or y-coordinate, the distance between them is the absolute difference of the other coordinates.</w:t>
-      </w:r>
-      <w:r>
-        <w:rPr>
-          <w:i/>
-          <w:iCs/>
-          <w:color w:val="5F6F80"/>
-          <w:sz w:val="18"/>
-          <w:szCs w:val="18"/>
-        </w:rPr>
-        <w:br/>
-        <w:t xml:space="preserve">distancia entre vértices — Cuando dos vértices comparten una coordenada x o y, la distancia es la diferencia absoluta de las otras coordenadas.</w:t>
-      </w:r>
-    </w:p>
-    <w:p>
-      <w:pPr>
-        <w:spacing w:after="60"/>
-      </w:pPr>
-      <w:r>
-        <w:rPr>
-          <w:b/>
-          <w:bCs/>
-          <w:color w:val="1FA6A2"/>
-          <w:sz w:val="22"/>
-          <w:szCs w:val="22"/>
-        </w:rPr>
-        <w:t xml:space="preserve">☐  </w:t>
-      </w:r>
-      <w:r>
-        <w:rPr>
-          <w:b/>
-          <w:bCs/>
-          <w:color w:val="12355B"/>
-          <w:sz w:val="20"/>
-          <w:szCs w:val="20"/>
-        </w:rPr>
-        <w:t xml:space="preserve">scale — </w:t>
-      </w:r>
-      <w:r>
-        <w:rPr>
-          <w:sz w:val="20"/>
-          <w:szCs w:val="20"/>
-        </w:rPr>
-        <w:t xml:space="preserve">What one grid unit stands for in the real situation.</w:t>
-      </w:r>
-      <w:r>
-        <w:rPr>
-          <w:i/>
-          <w:iCs/>
-          <w:color w:val="5F6F80"/>
-          <w:sz w:val="18"/>
-          <w:szCs w:val="18"/>
-        </w:rPr>
-        <w:br/>
-        <w:t xml:space="preserve">escala — Lo que representa una unidad de la cuadrícula en la situación real.</w:t>
-      </w:r>
-    </w:p>
-    <w:tbl>
-      <w:tblPr>
-        <w:tblW w:type="pct" w:w="100%"/>
-        <w:tblBorders>
-          <w:top w:val="single" w:color="1FA6A2" w:sz="8"/>
-          <w:left w:val="single" w:color="1FA6A2" w:sz="8"/>
-          <w:bottom w:val="single" w:color="1FA6A2" w:sz="8"/>
-          <w:right w:val="single" w:color="1FA6A2" w:sz="8"/>
-          <w:insideH w:val="single" w:color="auto" w:sz="4"/>
-          <w:insideV w:val="single" w:color="auto" w:sz="4"/>
-        </w:tblBorders>
-      </w:tblPr>
-      <w:tblGrid>
-        <w:gridCol w:w="100"/>
-      </w:tblGrid>
-      <w:tr>
-        <w:tc>
-          <w:tcPr>
-            <w:shd w:fill="F7FFFD" w:color="auto" w:val="clear"/>
-            <w:tcMar>
-              <w:top w:type="dxa" w:w="120"/>
-              <w:left w:type="dxa" w:w="180"/>
-              <w:bottom w:type="dxa" w:w="120"/>
-              <w:right w:type="dxa" w:w="180"/>
-            </w:tcMar>
-          </w:tcPr>
-          <w:p>
-            <w:pPr>
-              <w:spacing w:after="50"/>
-            </w:pPr>
-            <w:r>
-              <w:rPr>
-                <w:b/>
-                <w:bCs/>
-                <w:color w:val="1FA6A2"/>
-                <w:sz w:val="20"/>
-                <w:szCs w:val="20"/>
-              </w:rPr>
-              <w:t xml:space="preserve">Say it first:  </w:t>
-            </w:r>
-            <w:r>
-              <w:rPr>
-                <w:sz w:val="20"/>
-                <w:szCs w:val="20"/>
-              </w:rPr>
-              <w:t xml:space="preserve">Say your idea to a partner or quietly to yourself before you write.</w:t>
-            </w:r>
-          </w:p>
-          <w:p>
-            <w:pPr>
-              <w:spacing w:after="60"/>
-            </w:pPr>
-            <w:r>
-              <w:rPr>
-                <w:color w:val="1A2733"/>
-                <w:sz w:val="21"/>
-                <w:szCs w:val="21"/>
-              </w:rPr>
-              <w:t xml:space="preserve">The park's width is ___ feet. Using the area formula, its length is ___ feet, which is ___ units on the map — so the new vertices sit that many units below the known ones.</w:t>
-            </w:r>
             <w:r>
               <w:rPr>
                 <w:i/>
@@ -1770,7 +1391,7 @@
                 <w:szCs w:val="19"/>
               </w:rPr>
               <w:br/>
-              <w:t xml:space="preserve">Di tu respuesta primero: Mi respuesta es ___ porque ___.</w:t>
+              <w:t xml:space="preserve">¿A dónde van los otros dos vértices — y cómo trabajan juntas las coordenadas conocidas, la escala y el área para decírtelo?</w:t>
             </w:r>
           </w:p>
         </w:tc>
@@ -1778,28 +1399,192 @@
     </w:tbl>
     <w:p>
       <w:pPr>
-        <w:pStyle w:val="Heading2"/>
-        <w:spacing w:after="80" w:before="180"/>
-      </w:pPr>
-      <w:r>
-        <w:rPr>
-          <w:b/>
-          <w:bCs/>
-          <w:color w:val="12355B"/>
-          <w:sz w:val="24"/>
-          <w:szCs w:val="24"/>
-        </w:rPr>
-        <w:t xml:space="preserve">3. Build Your Explanation</w:t>
-      </w:r>
+        <w:spacing w:after="100"/>
+      </w:pPr>
       <w:r>
         <w:rPr>
           <w:i/>
           <w:iCs/>
-          <w:color w:val="B97A12"/>
+          <w:color w:val="5F6F80"/>
           <w:sz w:val="19"/>
           <w:szCs w:val="19"/>
         </w:rPr>
-        <w:t xml:space="preserve">   choose your support</w:t>
+        <w:t xml:space="preserve">Say your answer to a partner first. Then write it, using at least two of these words:</w:t>
+      </w:r>
+    </w:p>
+    <w:p>
+      <w:pPr>
+        <w:spacing w:after="40"/>
+      </w:pPr>
+      <w:r>
+        <w:rPr>
+          <w:b/>
+          <w:bCs/>
+          <w:color w:val="1FA6A2"/>
+          <w:sz w:val="22"/>
+          <w:szCs w:val="22"/>
+        </w:rPr>
+        <w:t xml:space="preserve">☐  </w:t>
+      </w:r>
+      <w:r>
+        <w:rPr>
+          <w:b/>
+          <w:bCs/>
+          <w:color w:val="12355B"/>
+          <w:sz w:val="20"/>
+          <w:szCs w:val="20"/>
+        </w:rPr>
+        <w:t xml:space="preserve">vertex</w:t>
+      </w:r>
+      <w:r>
+        <w:rPr>
+          <w:i/>
+          <w:iCs/>
+          <w:color w:val="5F6F80"/>
+          <w:sz w:val="18"/>
+          <w:szCs w:val="18"/>
+        </w:rPr>
+        <w:t xml:space="preserve">  ·  vértice</w:t>
+      </w:r>
+    </w:p>
+    <w:p>
+      <w:pPr>
+        <w:spacing w:after="40"/>
+      </w:pPr>
+      <w:r>
+        <w:rPr>
+          <w:b/>
+          <w:bCs/>
+          <w:color w:val="1FA6A2"/>
+          <w:sz w:val="22"/>
+          <w:szCs w:val="22"/>
+        </w:rPr>
+        <w:t xml:space="preserve">☐  </w:t>
+      </w:r>
+      <w:r>
+        <w:rPr>
+          <w:b/>
+          <w:bCs/>
+          <w:color w:val="12355B"/>
+          <w:sz w:val="20"/>
+          <w:szCs w:val="20"/>
+        </w:rPr>
+        <w:t xml:space="preserve">polygon</w:t>
+      </w:r>
+      <w:r>
+        <w:rPr>
+          <w:i/>
+          <w:iCs/>
+          <w:color w:val="5F6F80"/>
+          <w:sz w:val="18"/>
+          <w:szCs w:val="18"/>
+        </w:rPr>
+        <w:t xml:space="preserve">  ·  polígono</w:t>
+      </w:r>
+    </w:p>
+    <w:p>
+      <w:pPr>
+        <w:spacing w:after="40"/>
+      </w:pPr>
+      <w:r>
+        <w:rPr>
+          <w:b/>
+          <w:bCs/>
+          <w:color w:val="1FA6A2"/>
+          <w:sz w:val="22"/>
+          <w:szCs w:val="22"/>
+        </w:rPr>
+        <w:t xml:space="preserve">☐  </w:t>
+      </w:r>
+      <w:r>
+        <w:rPr>
+          <w:b/>
+          <w:bCs/>
+          <w:color w:val="12355B"/>
+          <w:sz w:val="20"/>
+          <w:szCs w:val="20"/>
+        </w:rPr>
+        <w:t xml:space="preserve">perimeter</w:t>
+      </w:r>
+      <w:r>
+        <w:rPr>
+          <w:i/>
+          <w:iCs/>
+          <w:color w:val="5F6F80"/>
+          <w:sz w:val="18"/>
+          <w:szCs w:val="18"/>
+        </w:rPr>
+        <w:t xml:space="preserve">  ·  perímetro</w:t>
+      </w:r>
+    </w:p>
+    <w:p>
+      <w:pPr>
+        <w:spacing w:after="40"/>
+      </w:pPr>
+      <w:r>
+        <w:rPr>
+          <w:b/>
+          <w:bCs/>
+          <w:color w:val="1FA6A2"/>
+          <w:sz w:val="22"/>
+          <w:szCs w:val="22"/>
+        </w:rPr>
+        <w:t xml:space="preserve">☐  </w:t>
+      </w:r>
+      <w:r>
+        <w:rPr>
+          <w:b/>
+          <w:bCs/>
+          <w:color w:val="12355B"/>
+          <w:sz w:val="20"/>
+          <w:szCs w:val="20"/>
+        </w:rPr>
+        <w:t xml:space="preserve">distance between vertices</w:t>
+      </w:r>
+      <w:r>
+        <w:rPr>
+          <w:i/>
+          <w:iCs/>
+          <w:color w:val="5F6F80"/>
+          <w:sz w:val="18"/>
+          <w:szCs w:val="18"/>
+        </w:rPr>
+        <w:t xml:space="preserve">  ·  distancia entre vértices</w:t>
+      </w:r>
+    </w:p>
+    <w:p>
+      <w:pPr>
+        <w:spacing w:after="40"/>
+      </w:pPr>
+      <w:r>
+        <w:rPr>
+          <w:b/>
+          <w:bCs/>
+          <w:color w:val="1FA6A2"/>
+          <w:sz w:val="22"/>
+          <w:szCs w:val="22"/>
+        </w:rPr>
+        <w:t xml:space="preserve">☐  </w:t>
+      </w:r>
+      <w:r>
+        <w:rPr>
+          <w:b/>
+          <w:bCs/>
+          <w:color w:val="12355B"/>
+          <w:sz w:val="20"/>
+          <w:szCs w:val="20"/>
+        </w:rPr>
+        <w:t xml:space="preserve">scale</w:t>
+      </w:r>
+      <w:r>
+        <w:rPr>
+          <w:i/>
+          <w:iCs/>
+          <w:color w:val="5F6F80"/>
+          <w:sz w:val="18"/>
+          <w:szCs w:val="18"/>
+        </w:rPr>
+        <w:t xml:space="preserve">  ·  escala</w:t>
       </w:r>
     </w:p>
     <w:tbl>
@@ -1830,21 +1615,6 @@
           </w:tcPr>
           <w:p>
             <w:pPr>
-              <w:spacing w:after="50"/>
-            </w:pPr>
-            <w:r>
-              <w:rPr>
-                <w:i/>
-                <w:iCs/>
-                <w:color w:val="5F6F80"/>
-                <w:sz w:val="19"/>
-                <w:szCs w:val="19"/>
-              </w:rPr>
-              <w:t xml:space="preserve">This model shows the parts of an explanation. It does not answer your writing question.</w:t>
-            </w:r>
-          </w:p>
-          <w:p>
-            <w:pPr>
               <w:spacing w:after="80"/>
             </w:pPr>
             <w:r>
@@ -1855,58 +1625,14 @@
                 <w:sz w:val="19"/>
                 <w:szCs w:val="19"/>
               </w:rPr>
-              <w:t xml:space="preserve">Claim:  </w:t>
+              <w:t xml:space="preserve">Model:  </w:t>
             </w:r>
             <w:r>
               <w:rPr>
                 <w:sz w:val="19"/>
                 <w:szCs w:val="19"/>
               </w:rPr>
-              <w:t xml:space="preserve">When two vertices share the same y-coordinate, the segment between them is horizontal, so its length comes from the DIFFERENCE in the coordinate that changes — the x-coordinates.</w:t>
-            </w:r>
-          </w:p>
-          <w:p>
-            <w:pPr>
-              <w:spacing w:after="80"/>
-            </w:pPr>
-            <w:r>
-              <w:rPr>
-                <w:b/>
-                <w:bCs/>
-                <w:color w:val="12355B"/>
-                <w:sz w:val="19"/>
-                <w:szCs w:val="19"/>
-              </w:rPr>
-              <w:t xml:space="preserve">Evidence:  </w:t>
-            </w:r>
-            <w:r>
-              <w:rPr>
-                <w:sz w:val="19"/>
-                <w:szCs w:val="19"/>
-              </w:rPr>
-              <w:t xml:space="preserve">A strong answer explains that the SHARED coordinate tells you the direction of the side, and the DIFFERING coordinate is what you subtract. A weak answer just says 'subtract the numbers' without identifying which pair.</w:t>
-            </w:r>
-          </w:p>
-          <w:p>
-            <w:pPr>
-              <w:spacing w:after="80"/>
-            </w:pPr>
-            <w:r>
-              <w:rPr>
-                <w:b/>
-                <w:bCs/>
-                <w:color w:val="12355B"/>
-                <w:sz w:val="19"/>
-                <w:szCs w:val="19"/>
-              </w:rPr>
-              <w:t xml:space="preserve">Reasoning:  </w:t>
-            </w:r>
-            <w:r>
-              <w:rPr>
-                <w:sz w:val="19"/>
-                <w:szCs w:val="19"/>
-              </w:rPr>
-              <w:t xml:space="preserve">This evidence connects the definition of polygon to the mathematical claim.</w:t>
+              <w:t xml:space="preserve">When two vertices share the same y-coordinate, the segment between them is horizontal, so its length comes from the DIFFERENCE in the coordinate that changes — the x-coordinates. — A strong answer explains that the SHARED coordinate tells you the direction of the side, and the DIFFERING coordinate is what you subtract. A weak answer just says 'subtract the numbers' without identifying which pair.</w:t>
             </w:r>
           </w:p>
         </w:tc>
@@ -1985,7 +1711,7 @@
           <w:sz w:val="21"/>
           <w:szCs w:val="21"/>
         </w:rPr>
-        <w:t xml:space="preserve">My answer is ___.</w:t>
+        <w:t xml:space="preserve">My answer is ___ because ___.</w:t>
       </w:r>
       <w:r>
         <w:rPr>
@@ -1996,7 +1722,7 @@
           <w:szCs w:val="19"/>
         </w:rPr>
         <w:br/>
-        <w:t xml:space="preserve">Mi respuesta es ___.</w:t>
+        <w:t xml:space="preserve">Mi respuesta es ___ porque ___.</w:t>
       </w:r>
     </w:p>
     <w:tbl>
@@ -2136,7 +1862,7 @@
           <w:sz w:val="21"/>
           <w:szCs w:val="21"/>
         </w:rPr>
-        <w:t xml:space="preserve">I know because ___.</w:t>
+        <w:t xml:space="preserve">My evidence is ___, so ___.</w:t>
       </w:r>
       <w:r>
         <w:rPr>
@@ -2147,31 +1873,7 @@
           <w:szCs w:val="19"/>
         </w:rPr>
         <w:br/>
-        <w:t xml:space="preserve">Lo sé porque ___.</w:t>
-      </w:r>
-    </w:p>
-    <w:p>
-      <w:pPr>
-        <w:spacing w:after="60"/>
-      </w:pPr>
-      <w:r>
-        <w:rPr>
-          <w:color w:val="1A2733"/>
-          <w:sz w:val="21"/>
-          <w:szCs w:val="21"/>
-        </w:rPr>
-        <w:t xml:space="preserve">So ___.</w:t>
-      </w:r>
-      <w:r>
-        <w:rPr>
-          <w:i/>
-          <w:iCs/>
-          <w:color w:val="5F6F80"/>
-          <w:sz w:val="19"/>
-          <w:szCs w:val="19"/>
-        </w:rPr>
-        <w:br/>
-        <w:t xml:space="preserve">Entonces ___.</w:t>
+        <w:t xml:space="preserve">Mi evidencia es ___, entonces ___.</w:t>
       </w:r>
     </w:p>
     <w:tbl>
@@ -2277,78 +1979,6 @@
         <w:t xml:space="preserve">Escribe una afirmación, da evidencia matemática y explica tu razonamiento.</w:t>
       </w:r>
     </w:p>
-    <w:p>
-      <w:pPr>
-        <w:spacing w:after="60"/>
-      </w:pPr>
-      <w:r>
-        <w:rPr>
-          <w:color w:val="1A2733"/>
-          <w:sz w:val="21"/>
-          <w:szCs w:val="21"/>
-        </w:rPr>
-        <w:t xml:space="preserve">My claim is ___.</w:t>
-      </w:r>
-      <w:r>
-        <w:rPr>
-          <w:i/>
-          <w:iCs/>
-          <w:color w:val="5F6F80"/>
-          <w:sz w:val="19"/>
-          <w:szCs w:val="19"/>
-        </w:rPr>
-        <w:br/>
-        <w:t xml:space="preserve">Mi afirmación es ___.</w:t>
-      </w:r>
-    </w:p>
-    <w:p>
-      <w:pPr>
-        <w:spacing w:after="60"/>
-      </w:pPr>
-      <w:r>
-        <w:rPr>
-          <w:color w:val="1A2733"/>
-          <w:sz w:val="21"/>
-          <w:szCs w:val="21"/>
-        </w:rPr>
-        <w:t xml:space="preserve">My math evidence is ___.</w:t>
-      </w:r>
-      <w:r>
-        <w:rPr>
-          <w:i/>
-          <w:iCs/>
-          <w:color w:val="5F6F80"/>
-          <w:sz w:val="19"/>
-          <w:szCs w:val="19"/>
-        </w:rPr>
-        <w:br/>
-        <w:t xml:space="preserve">Mi evidencia matemática es ___.</w:t>
-      </w:r>
-    </w:p>
-    <w:p>
-      <w:pPr>
-        <w:spacing w:after="60"/>
-      </w:pPr>
-      <w:r>
-        <w:rPr>
-          <w:color w:val="1A2733"/>
-          <w:sz w:val="21"/>
-          <w:szCs w:val="21"/>
-        </w:rPr>
-        <w:t xml:space="preserve">This proves ___ because ___.</w:t>
-      </w:r>
-      <w:r>
-        <w:rPr>
-          <w:i/>
-          <w:iCs/>
-          <w:color w:val="5F6F80"/>
-          <w:sz w:val="19"/>
-          <w:szCs w:val="19"/>
-        </w:rPr>
-        <w:br/>
-        <w:t xml:space="preserve">Esto demuestra ___ porque ___.</w:t>
-      </w:r>
-    </w:p>
     <w:tbl>
       <w:tblPr>
         <w:tblW w:type="pct" w:w="100%"/>
@@ -2431,7 +2061,7 @@
           <w:sz w:val="24"/>
           <w:szCs w:val="24"/>
         </w:rPr>
-        <w:t xml:space="preserve">4. Check Your Explanation</w:t>
+        <w:t xml:space="preserve">Check Your Explanation</w:t>
       </w:r>
       <w:r>
         <w:rPr>
@@ -2441,7 +2071,7 @@
           <w:sz w:val="19"/>
           <w:szCs w:val="19"/>
         </w:rPr>
-        <w:t xml:space="preserve">   five quick checks</w:t>
+        <w:t xml:space="preserve">   three quick checks</w:t>
       </w:r>
     </w:p>
     <w:p>
@@ -2465,17 +2095,6 @@
         </w:rPr>
         <w:t xml:space="preserve">I answered the question.</w:t>
       </w:r>
-      <w:r>
-        <w:rPr>
-          <w:i/>
-          <w:iCs/>
-          <w:color w:val="5F6F80"/>
-          <w:sz w:val="18"/>
-          <w:szCs w:val="18"/>
-        </w:rPr>
-        <w:br/>
-        <w:t xml:space="preserve">Respondí la pregunta.</w:t>
-      </w:r>
     </w:p>
     <w:p>
       <w:pPr>
@@ -2496,18 +2115,7 @@
           <w:sz w:val="20"/>
           <w:szCs w:val="20"/>
         </w:rPr>
-        <w:t xml:space="preserve">I used math evidence: numbers, an equation, a model, or a comparison.</w:t>
-      </w:r>
-      <w:r>
-        <w:rPr>
-          <w:i/>
-          <w:iCs/>
-          <w:color w:val="5F6F80"/>
-          <w:sz w:val="18"/>
-          <w:szCs w:val="18"/>
-        </w:rPr>
-        <w:br/>
-        <w:t xml:space="preserve">Usé evidencia matemática: números, una ecuación, un modelo o una comparación.</w:t>
+        <w:t xml:space="preserve">I used math evidence: numbers, an equation, or a model.</w:t>
       </w:r>
     </w:p>
     <w:p>
@@ -2529,84 +2137,7 @@
           <w:sz w:val="20"/>
           <w:szCs w:val="20"/>
         </w:rPr>
-        <w:t xml:space="preserve">I explained how the evidence proves my answer.</w:t>
-      </w:r>
-      <w:r>
-        <w:rPr>
-          <w:i/>
-          <w:iCs/>
-          <w:color w:val="5F6F80"/>
-          <w:sz w:val="18"/>
-          <w:szCs w:val="18"/>
-        </w:rPr>
-        <w:br/>
-        <w:t xml:space="preserve">Expliqué cómo la evidencia demuestra mi respuesta.</w:t>
-      </w:r>
-    </w:p>
-    <w:p>
-      <w:pPr>
-        <w:spacing w:after="80"/>
-      </w:pPr>
-      <w:r>
-        <w:rPr>
-          <w:b/>
-          <w:bCs/>
-          <w:color w:val="1FA6A2"/>
-          <w:sz w:val="22"/>
-          <w:szCs w:val="22"/>
-        </w:rPr>
-        <w:t xml:space="preserve">☐  </w:t>
-      </w:r>
-      <w:r>
-        <w:rPr>
-          <w:sz w:val="20"/>
-          <w:szCs w:val="20"/>
-        </w:rPr>
         <w:t xml:space="preserve">I used at least two math words.</w:t>
-      </w:r>
-      <w:r>
-        <w:rPr>
-          <w:i/>
-          <w:iCs/>
-          <w:color w:val="5F6F80"/>
-          <w:sz w:val="18"/>
-          <w:szCs w:val="18"/>
-        </w:rPr>
-        <w:br/>
-        <w:t xml:space="preserve">Usé por lo menos dos palabras matemáticas.</w:t>
-      </w:r>
-    </w:p>
-    <w:p>
-      <w:pPr>
-        <w:spacing w:after="80"/>
-      </w:pPr>
-      <w:r>
-        <w:rPr>
-          <w:b/>
-          <w:bCs/>
-          <w:color w:val="1FA6A2"/>
-          <w:sz w:val="22"/>
-          <w:szCs w:val="22"/>
-        </w:rPr>
-        <w:t xml:space="preserve">☐  </w:t>
-      </w:r>
-      <w:r>
-        <w:rPr>
-          <w:sz w:val="20"/>
-          <w:szCs w:val="20"/>
-        </w:rPr>
-        <w:t xml:space="preserve">I reread complete sentences and punctuation.</w:t>
-      </w:r>
-      <w:r>
-        <w:rPr>
-          <w:i/>
-          <w:iCs/>
-          <w:color w:val="5F6F80"/>
-          <w:sz w:val="18"/>
-          <w:szCs w:val="18"/>
-        </w:rPr>
-        <w:br/>
-        <w:t xml:space="preserve">Volví a leer mis oraciones completas y la puntuación.</w:t>
       </w:r>
     </w:p>
     <w:p>
